--- a/docs/public/duocode.docx
+++ b/docs/public/duocode.docx
@@ -2,40 +2,33 @@
 <file path=word/document.xml><?xml version="1.0" encoding="utf-8"?>
 <w:document xmlns:w="http://schemas.openxmlformats.org/wordprocessingml/2006/main" xmlns:m="http://schemas.openxmlformats.org/officeDocument/2006/math" xmlns:r="http://schemas.openxmlformats.org/officeDocument/2006/relationships" xmlns:o="urn:schemas-microsoft-com:office:office" xmlns:v="urn:schemas-microsoft-com:vml" xmlns:w10="urn:schemas-microsoft-com:office:word" xmlns:a="http://schemas.openxmlformats.org/drawingml/2006/main" xmlns:pic="http://schemas.openxmlformats.org/drawingml/2006/picture" xmlns:wp="http://schemas.openxmlformats.org/drawingml/2006/wordprocessingDrawing">
   <w:body>
-    <w:bookmarkStart w:id="14" w:name="project-overview"/>
+    <w:bookmarkStart w:id="12" w:name="project-overview"/>
     <w:p>
       <w:pPr>
         <w:pStyle w:val="Heading1"/>
       </w:pPr>
       <w:r>
         <w:t xml:space="preserve">Project Overview</w:t>
+      </w:r>
+    </w:p>
+    <w:bookmarkStart w:id="9" w:name="problem-statement"/>
+    <w:p>
+      <w:pPr>
+        <w:pStyle w:val="Heading2"/>
+      </w:pPr>
+      <w:r>
+        <w:t xml:space="preserve">Problem Statement</w:t>
       </w:r>
     </w:p>
     <w:p>
       <w:pPr>
         <w:pStyle w:val="FirstParagraph"/>
       </w:pPr>
-      <w:hyperlink r:id="rId9">
-        <w:r>
-          <w:rPr>
-            <w:rStyle w:val="Hyperlink"/>
-          </w:rPr>
-          <w:t xml:space="preserve">📄 Download Full Docs (PDF)</w:t>
-        </w:r>
-      </w:hyperlink>
-      <w:r>
-        <w:t xml:space="preserve"> </w:t>
-      </w:r>
-      <w:r>
-        <w:t xml:space="preserve">## Problem Statement</w:t>
-      </w:r>
-      <w:r>
-        <w:t xml:space="preserve"> </w:t>
-      </w:r>
-      <w:r>
-        <w:t xml:space="preserve">Describe the problem your project solves…</w:t>
+      <w:r>
+        <w:t xml:space="preserve">Learning programming can be overwhelming for beginners due to the fragmented nature of resources, lack of guided practice, and insufficient motivation or feedback loops. Many learners struggle to maintain consistency and confidence, especially when switching between theoretical concepts and practical application. Traditional educational platforms often fail to make the learning process engaging and personalized.</w:t>
       </w:r>
     </w:p>
+    <w:bookmarkEnd w:id="9"/>
     <w:bookmarkStart w:id="10" w:name="solution-approach"/>
     <w:p>
       <w:pPr>
@@ -50,17 +43,137 @@
         <w:pStyle w:val="FirstParagraph"/>
       </w:pPr>
       <w:r>
-        <w:t xml:space="preserve">Explain your approach to solving the problem…</w:t>
+        <w:t xml:space="preserve">Our project aims to teach programming using an approach inspired by</w:t>
+      </w:r>
+      <w:r>
+        <w:t xml:space="preserve"> </w:t>
+      </w:r>
+      <w:r>
+        <w:rPr>
+          <w:b/>
+          <w:bCs/>
+        </w:rPr>
+        <w:t xml:space="preserve">Duolingo</w:t>
+      </w:r>
+      <w:r>
+        <w:t xml:space="preserve">—breaking down programming concepts into small, interactive lessons and combining them with gamified learning elements. The platform will support various programming domains, covering</w:t>
+      </w:r>
+      <w:r>
+        <w:t xml:space="preserve"> </w:t>
+      </w:r>
+      <w:r>
+        <w:rPr>
+          <w:b/>
+          <w:bCs/>
+        </w:rPr>
+        <w:t xml:space="preserve">fundamentals to modular concepts</w:t>
+      </w:r>
+      <w:r>
+        <w:t xml:space="preserve">. The learning process integrates</w:t>
+      </w:r>
+      <w:r>
+        <w:t xml:space="preserve"> </w:t>
+      </w:r>
+      <w:r>
+        <w:rPr>
+          <w:b/>
+          <w:bCs/>
+        </w:rPr>
+        <w:t xml:space="preserve">explanations (via articles or videos)</w:t>
+      </w:r>
+      <w:r>
+        <w:t xml:space="preserve"> </w:t>
+      </w:r>
+      <w:r>
+        <w:t xml:space="preserve">with</w:t>
+      </w:r>
+      <w:r>
+        <w:t xml:space="preserve"> </w:t>
+      </w:r>
+      <w:r>
+        <w:rPr>
+          <w:b/>
+          <w:bCs/>
+        </w:rPr>
+        <w:t xml:space="preserve">hands-on coding exercises</w:t>
+      </w:r>
+      <w:r>
+        <w:t xml:space="preserve">,</w:t>
+      </w:r>
+      <w:r>
+        <w:t xml:space="preserve"> </w:t>
+      </w:r>
+      <w:r>
+        <w:rPr>
+          <w:b/>
+          <w:bCs/>
+        </w:rPr>
+        <w:t xml:space="preserve">problem-solving</w:t>
+      </w:r>
+      <w:r>
+        <w:t xml:space="preserve">,</w:t>
+      </w:r>
+      <w:r>
+        <w:t xml:space="preserve"> </w:t>
+      </w:r>
+      <w:r>
+        <w:rPr>
+          <w:b/>
+          <w:bCs/>
+        </w:rPr>
+        <w:t xml:space="preserve">code walkthroughs</w:t>
+      </w:r>
+      <w:r>
+        <w:t xml:space="preserve">, and</w:t>
+      </w:r>
+      <w:r>
+        <w:t xml:space="preserve"> </w:t>
+      </w:r>
+      <w:r>
+        <w:rPr>
+          <w:b/>
+          <w:bCs/>
+        </w:rPr>
+        <w:t xml:space="preserve">complexity analysis</w:t>
+      </w:r>
+      <w:r>
+        <w:t xml:space="preserve">. Additionally, users can</w:t>
+      </w:r>
+      <w:r>
+        <w:t xml:space="preserve"> </w:t>
+      </w:r>
+      <w:r>
+        <w:rPr>
+          <w:b/>
+          <w:bCs/>
+        </w:rPr>
+        <w:t xml:space="preserve">share their solutions</w:t>
+      </w:r>
+      <w:r>
+        <w:t xml:space="preserve">, earn</w:t>
+      </w:r>
+      <w:r>
+        <w:t xml:space="preserve"> </w:t>
+      </w:r>
+      <w:r>
+        <w:rPr>
+          <w:b/>
+          <w:bCs/>
+        </w:rPr>
+        <w:t xml:space="preserve">badges</w:t>
+      </w:r>
+      <w:r>
+        <w:t xml:space="preserve">, and compete on leaderboards, fostering a vibrant and motivating learning environment.</w:t>
       </w:r>
     </w:p>
     <w:bookmarkEnd w:id="10"/>
-    <w:bookmarkStart w:id="11" w:name="technologies-used"/>
+    <w:bookmarkStart w:id="11" w:name="key-features"/>
     <w:p>
       <w:pPr>
         <w:pStyle w:val="Heading2"/>
       </w:pPr>
       <w:r>
-        <w:t xml:space="preserve">Technologies Used</w:t>
+        <w:t xml:space="preserve">Key Features</w:t>
       </w:r>
     </w:p>
     <w:p>
@@ -72,7 +185,14 @@
         </w:numPr>
       </w:pPr>
       <w:r>
-        <w:t xml:space="preserve">Frontend: React/Vue/Angular</w:t>
+        <w:rPr>
+          <w:b/>
+          <w:bCs/>
+        </w:rPr>
+        <w:t xml:space="preserve">Duolingo-style progressive learning</w:t>
+      </w:r>
+      <w:r>
+        <w:t xml:space="preserve">: Lessons are structured in a path-like format with levels and checkpoints.</w:t>
       </w:r>
     </w:p>
     <w:p>
@@ -84,7 +204,14 @@
         </w:numPr>
       </w:pPr>
       <w:r>
-        <w:t xml:space="preserve">Backend: Node.js/Python/Java</w:t>
+        <w:rPr>
+          <w:b/>
+          <w:bCs/>
+        </w:rPr>
+        <w:t xml:space="preserve">Multi-format content</w:t>
+      </w:r>
+      <w:r>
+        <w:t xml:space="preserve">: Each concept includes an explanation in either video or article form.</w:t>
       </w:r>
     </w:p>
     <w:p>
@@ -96,7 +223,14 @@
         </w:numPr>
       </w:pPr>
       <w:r>
-        <w:t xml:space="preserve">Database: MongoDB/PostgreSQL/MySQL</w:t>
+        <w:rPr>
+          <w:b/>
+          <w:bCs/>
+        </w:rPr>
+        <w:t xml:space="preserve">Integrated problem-solving</w:t>
+      </w:r>
+      <w:r>
+        <w:t xml:space="preserve">: Practice problems with instant feedback, model answers, and full solution breakdowns.</w:t>
       </w:r>
     </w:p>
     <w:p>
@@ -108,17 +242,14 @@
         </w:numPr>
       </w:pPr>
       <w:r>
-        <w:t xml:space="preserve">Other tools and frameworks…</w:t>
-      </w:r>
-    </w:p>
-    <w:bookmarkEnd w:id="11"/>
-    <w:bookmarkStart w:id="13" w:name="key-features"/>
-    <w:p>
-      <w:pPr>
-        <w:pStyle w:val="Heading2"/>
-      </w:pPr>
-      <w:r>
-        <w:t xml:space="preserve">Key Features</w:t>
+        <w:rPr>
+          <w:b/>
+          <w:bCs/>
+        </w:rPr>
+        <w:t xml:space="preserve">Code complexity analysis</w:t>
+      </w:r>
+      <w:r>
+        <w:t xml:space="preserve">: Each solution is accompanied by performance and complexity discussions.</w:t>
       </w:r>
     </w:p>
     <w:p>
@@ -126,11 +257,18 @@
         <w:pStyle w:val="Compact"/>
         <w:numPr>
           <w:ilvl w:val="0"/>
-          <w:numId w:val="1002"/>
+          <w:numId w:val="1001"/>
         </w:numPr>
       </w:pPr>
       <w:r>
-        <w:t xml:space="preserve">Feature one with detailed explanation</w:t>
+        <w:rPr>
+          <w:b/>
+          <w:bCs/>
+        </w:rPr>
+        <w:t xml:space="preserve">Modular curriculum</w:t>
+      </w:r>
+      <w:r>
+        <w:t xml:space="preserve">: Covers programming fundamentals as well as specialized modules (e.g., OOP, algorithms, web development).</w:t>
       </w:r>
     </w:p>
     <w:p>
@@ -138,29 +276,79 @@
         <w:pStyle w:val="Compact"/>
         <w:numPr>
           <w:ilvl w:val="0"/>
-          <w:numId w:val="1002"/>
+          <w:numId w:val="1001"/>
         </w:numPr>
       </w:pPr>
       <w:r>
-        <w:t xml:space="preserve">Feature two with detailed explanation</w:t>
+        <w:rPr>
+          <w:b/>
+          <w:bCs/>
+        </w:rPr>
+        <w:t xml:space="preserve">Gamification</w:t>
+      </w:r>
+      <w:r>
+        <w:t xml:space="preserve">: Badges, streaks, and experience points to keep users engaged.</w:t>
       </w:r>
     </w:p>
     <w:p>
       <w:pPr>
-        <w:pStyle w:val="Heading2"/>
+        <w:pStyle w:val="Compact"/>
         <w:numPr>
           <w:ilvl w:val="0"/>
-          <w:numId w:val="1002"/>
+          <w:numId w:val="1001"/>
         </w:numPr>
       </w:pPr>
-      <w:bookmarkStart w:id="12" w:name="feature-three-with-detailed-explanation"/>
-      <w:r>
-        <w:t xml:space="preserve">Feature three with detailed explanation</w:t>
-      </w:r>
-      <w:bookmarkEnd w:id="12"/>
+      <w:r>
+        <w:rPr>
+          <w:b/>
+          <w:bCs/>
+        </w:rPr>
+        <w:t xml:space="preserve">Community engagement</w:t>
+      </w:r>
+      <w:r>
+        <w:t xml:space="preserve">: Users can share solutions and view others’ approaches to promote peer learning.</w:t>
+      </w:r>
     </w:p>
-    <w:bookmarkEnd w:id="13"/>
-    <w:bookmarkEnd w:id="14"/>
+    <w:p>
+      <w:pPr>
+        <w:pStyle w:val="Compact"/>
+        <w:numPr>
+          <w:ilvl w:val="0"/>
+          <w:numId w:val="1001"/>
+        </w:numPr>
+      </w:pPr>
+      <w:r>
+        <w:rPr>
+          <w:b/>
+          <w:bCs/>
+        </w:rPr>
+        <w:t xml:space="preserve">Competitive edge</w:t>
+      </w:r>
+      <w:r>
+        <w:t xml:space="preserve">: Optional coding challenges and competitions with leaderboards.</w:t>
+      </w:r>
+    </w:p>
+    <w:p>
+      <w:pPr>
+        <w:pStyle w:val="Compact"/>
+        <w:numPr>
+          <w:ilvl w:val="0"/>
+          <w:numId w:val="1001"/>
+        </w:numPr>
+      </w:pPr>
+      <w:r>
+        <w:rPr>
+          <w:b/>
+          <w:bCs/>
+        </w:rPr>
+        <w:t xml:space="preserve">Clear progression tracking</w:t>
+      </w:r>
+      <w:r>
+        <w:t xml:space="preserve">: Visual indicators of completed lessons, mastered topics, and pending modules.</w:t>
+      </w:r>
+    </w:p>
+    <w:bookmarkEnd w:id="11"/>
+    <w:bookmarkEnd w:id="12"/>
     <w:sectPr>
       <w:footnotePr>
         <w:numRestart w:val="eachSect"/>
@@ -374,126 +562,11 @@
       </w:rPr>
     </w:lvl>
   </w:abstractNum>
-  <w:abstractNum w:abstractNumId="99411">
-    <w:nsid w:val="00A99411"/>
-    <w:multiLevelType w:val="multilevel"/>
-    <w:lvl w:ilvl="0">
-      <w:start w:val="1"/>
-      <w:numFmt w:val="decimal"/>
-      <w:lvlText w:val="%1."/>
-      <w:lvlJc w:val="left"/>
-      <w:pPr>
-        <w:ind w:left="720" w:hanging="360"/>
-      </w:pPr>
-    </w:lvl>
-    <w:lvl w:ilvl="1">
-      <w:start w:val="1"/>
-      <w:numFmt w:val="decimal"/>
-      <w:lvlText w:val="%2."/>
-      <w:lvlJc w:val="left"/>
-      <w:pPr>
-        <w:ind w:left="1440" w:hanging="360"/>
-      </w:pPr>
-    </w:lvl>
-    <w:lvl w:ilvl="2">
-      <w:start w:val="1"/>
-      <w:numFmt w:val="decimal"/>
-      <w:lvlText w:val="%3."/>
-      <w:lvlJc w:val="left"/>
-      <w:pPr>
-        <w:ind w:left="2160" w:hanging="360"/>
-      </w:pPr>
-    </w:lvl>
-    <w:lvl w:ilvl="3">
-      <w:start w:val="1"/>
-      <w:numFmt w:val="decimal"/>
-      <w:lvlText w:val="%4."/>
-      <w:lvlJc w:val="left"/>
-      <w:pPr>
-        <w:ind w:left="2880" w:hanging="360"/>
-      </w:pPr>
-    </w:lvl>
-    <w:lvl w:ilvl="4">
-      <w:start w:val="1"/>
-      <w:numFmt w:val="decimal"/>
-      <w:lvlText w:val="%5."/>
-      <w:lvlJc w:val="left"/>
-      <w:pPr>
-        <w:ind w:left="3600" w:hanging="360"/>
-      </w:pPr>
-    </w:lvl>
-    <w:lvl w:ilvl="5">
-      <w:start w:val="1"/>
-      <w:numFmt w:val="decimal"/>
-      <w:lvlText w:val="%6."/>
-      <w:lvlJc w:val="left"/>
-      <w:pPr>
-        <w:ind w:left="4320" w:hanging="360"/>
-      </w:pPr>
-    </w:lvl>
-    <w:lvl w:ilvl="6">
-      <w:start w:val="1"/>
-      <w:numFmt w:val="decimal"/>
-      <w:lvlText w:val="%7."/>
-      <w:lvlJc w:val="left"/>
-      <w:pPr>
-        <w:ind w:left="5040" w:hanging="360"/>
-      </w:pPr>
-    </w:lvl>
-    <w:lvl w:ilvl="7">
-      <w:start w:val="1"/>
-      <w:numFmt w:val="decimal"/>
-      <w:lvlText w:val="%8."/>
-      <w:lvlJc w:val="left"/>
-      <w:pPr>
-        <w:ind w:left="5760" w:hanging="360"/>
-      </w:pPr>
-    </w:lvl>
-    <w:lvl w:ilvl="8">
-      <w:start w:val="1"/>
-      <w:numFmt w:val="decimal"/>
-      <w:lvlText w:val="%9."/>
-      <w:lvlJc w:val="left"/>
-      <w:pPr>
-        <w:ind w:left="6480" w:hanging="360"/>
-      </w:pPr>
-    </w:lvl>
-  </w:abstractNum>
   <w:num w:numId="1000">
     <w:abstractNumId w:val="990"/>
   </w:num>
   <w:num w:numId="1001">
     <w:abstractNumId w:val="991"/>
-  </w:num>
-  <w:num w:numId="1002">
-    <w:abstractNumId w:val="99411"/>
-    <w:lvlOverride w:ilvl="0">
-      <w:startOverride w:val="1"/>
-    </w:lvlOverride>
-    <w:lvlOverride w:ilvl="1">
-      <w:startOverride w:val="1"/>
-    </w:lvlOverride>
-    <w:lvlOverride w:ilvl="2">
-      <w:startOverride w:val="1"/>
-    </w:lvlOverride>
-    <w:lvlOverride w:ilvl="3">
-      <w:startOverride w:val="1"/>
-    </w:lvlOverride>
-    <w:lvlOverride w:ilvl="4">
-      <w:startOverride w:val="1"/>
-    </w:lvlOverride>
-    <w:lvlOverride w:ilvl="5">
-      <w:startOverride w:val="1"/>
-    </w:lvlOverride>
-    <w:lvlOverride w:ilvl="6">
-      <w:startOverride w:val="1"/>
-    </w:lvlOverride>
-    <w:lvlOverride w:ilvl="7">
-      <w:startOverride w:val="1"/>
-    </w:lvlOverride>
-    <w:lvlOverride w:ilvl="8">
-      <w:startOverride w:val="1"/>
-    </w:lvlOverride>
   </w:num>
 </w:numbering>
 </file>

--- a/docs/public/duocode.docx
+++ b/docs/public/duocode.docx
@@ -2,22 +2,22 @@
 <file path=word/document.xml><?xml version="1.0" encoding="utf-8"?>
 <w:document xmlns:w="http://schemas.openxmlformats.org/wordprocessingml/2006/main" xmlns:m="http://schemas.openxmlformats.org/officeDocument/2006/math" xmlns:r="http://schemas.openxmlformats.org/officeDocument/2006/relationships" xmlns:o="urn:schemas-microsoft-com:office:office" xmlns:v="urn:schemas-microsoft-com:vml" xmlns:w10="urn:schemas-microsoft-com:office:word" xmlns:a="http://schemas.openxmlformats.org/drawingml/2006/main" xmlns:pic="http://schemas.openxmlformats.org/drawingml/2006/picture" xmlns:wp="http://schemas.openxmlformats.org/drawingml/2006/wordprocessingDrawing">
   <w:body>
-    <w:bookmarkStart w:id="12" w:name="project-overview"/>
-    <w:p>
-      <w:pPr>
-        <w:pStyle w:val="Heading1"/>
+    <w:bookmarkStart w:id="15" w:name="project-overview"/>
+    <w:p>
+      <w:pPr>
+        <w:pStyle w:val="Heading2"/>
       </w:pPr>
       <w:r>
         <w:t xml:space="preserve">Project Overview</w:t>
       </w:r>
     </w:p>
-    <w:bookmarkStart w:id="9" w:name="problem-statement"/>
-    <w:p>
-      <w:pPr>
-        <w:pStyle w:val="Heading2"/>
-      </w:pPr>
-      <w:r>
-        <w:t xml:space="preserve">Problem Statement</w:t>
+    <w:bookmarkStart w:id="9" w:name="main-idea"/>
+    <w:p>
+      <w:pPr>
+        <w:pStyle w:val="Heading3"/>
+      </w:pPr>
+      <w:r>
+        <w:t xml:space="preserve">Main Idea</w:t>
       </w:r>
     </w:p>
     <w:p>
@@ -25,160 +25,138 @@
         <w:pStyle w:val="FirstParagraph"/>
       </w:pPr>
       <w:r>
-        <w:t xml:space="preserve">Learning programming can be overwhelming for beginners due to the fragmented nature of resources, lack of guided practice, and insufficient motivation or feedback loops. Many learners struggle to maintain consistency and confidence, especially when switching between theoretical concepts and practical application. Traditional educational platforms often fail to make the learning process engaging and personalized.</w:t>
+        <w:t xml:space="preserve">Create a</w:t>
+      </w:r>
+      <w:r>
+        <w:t xml:space="preserve"> </w:t>
+      </w:r>
+      <w:r>
+        <w:rPr>
+          <w:b/>
+          <w:bCs/>
+        </w:rPr>
+        <w:t xml:space="preserve">Duolingo-inspired programming education platform</w:t>
+      </w:r>
+      <w:r>
+        <w:t xml:space="preserve"> </w:t>
+      </w:r>
+      <w:r>
+        <w:t xml:space="preserve">that reduces beginner overwhelm through</w:t>
+      </w:r>
+      <w:r>
+        <w:t xml:space="preserve"> </w:t>
+      </w:r>
+      <w:r>
+        <w:rPr>
+          <w:b/>
+          <w:bCs/>
+        </w:rPr>
+        <w:t xml:space="preserve">bite-sized</w:t>
+      </w:r>
+      <w:r>
+        <w:t xml:space="preserve">,</w:t>
+      </w:r>
+      <w:r>
+        <w:t xml:space="preserve"> </w:t>
+      </w:r>
+      <w:r>
+        <w:rPr>
+          <w:b/>
+          <w:bCs/>
+        </w:rPr>
+        <w:t xml:space="preserve">gamified lessons</w:t>
+      </w:r>
+      <w:r>
+        <w:t xml:space="preserve">. The platform integrates</w:t>
+      </w:r>
+      <w:r>
+        <w:t xml:space="preserve"> </w:t>
+      </w:r>
+      <w:r>
+        <w:rPr>
+          <w:b/>
+          <w:bCs/>
+        </w:rPr>
+        <w:t xml:space="preserve">clear explanations</w:t>
+      </w:r>
+      <w:r>
+        <w:t xml:space="preserve">,</w:t>
+      </w:r>
+      <w:r>
+        <w:t xml:space="preserve"> </w:t>
+      </w:r>
+      <w:r>
+        <w:rPr>
+          <w:b/>
+          <w:bCs/>
+        </w:rPr>
+        <w:t xml:space="preserve">interactive code practice</w:t>
+      </w:r>
+      <w:r>
+        <w:t xml:space="preserve">,</w:t>
+      </w:r>
+      <w:r>
+        <w:t xml:space="preserve"> </w:t>
+      </w:r>
+      <w:r>
+        <w:rPr>
+          <w:b/>
+          <w:bCs/>
+        </w:rPr>
+        <w:t xml:space="preserve">community features</w:t>
+      </w:r>
+      <w:r>
+        <w:t xml:space="preserve">, and</w:t>
+      </w:r>
+      <w:r>
+        <w:t xml:space="preserve"> </w:t>
+      </w:r>
+      <w:r>
+        <w:rPr>
+          <w:b/>
+          <w:bCs/>
+        </w:rPr>
+        <w:t xml:space="preserve">progress tracking</w:t>
+      </w:r>
+      <w:r>
+        <w:t xml:space="preserve"> </w:t>
+      </w:r>
+      <w:r>
+        <w:t xml:space="preserve">to deliver a</w:t>
+      </w:r>
+      <w:r>
+        <w:t xml:space="preserve"> </w:t>
+      </w:r>
+      <w:r>
+        <w:rPr>
+          <w:b/>
+          <w:bCs/>
+        </w:rPr>
+        <w:t xml:space="preserve">motivating and structured learning experience</w:t>
+      </w:r>
+      <w:r>
+        <w:t xml:space="preserve">.</w:t>
+      </w:r>
+    </w:p>
+    <w:p>
+      <w:r>
+        <w:pict>
+          <v:rect style="width:0;height:1.5pt" o:hralign="center" o:hrstd="t" o:hr="t"/>
+        </w:pict>
       </w:r>
     </w:p>
     <w:bookmarkEnd w:id="9"/>
-    <w:bookmarkStart w:id="10" w:name="solution-approach"/>
-    <w:p>
-      <w:pPr>
-        <w:pStyle w:val="Heading2"/>
-      </w:pPr>
-      <w:r>
-        <w:t xml:space="preserve">Solution Approach</w:t>
-      </w:r>
-    </w:p>
-    <w:p>
-      <w:pPr>
-        <w:pStyle w:val="FirstParagraph"/>
-      </w:pPr>
-      <w:r>
-        <w:t xml:space="preserve">Our project aims to teach programming using an approach inspired by</w:t>
-      </w:r>
-      <w:r>
-        <w:t xml:space="preserve"> </w:t>
-      </w:r>
-      <w:r>
-        <w:rPr>
-          <w:b/>
-          <w:bCs/>
-        </w:rPr>
-        <w:t xml:space="preserve">Duolingo</w:t>
-      </w:r>
-      <w:r>
-        <w:t xml:space="preserve">—breaking down programming concepts into small, interactive lessons and combining them with gamified learning elements. The platform will support various programming domains, covering</w:t>
-      </w:r>
-      <w:r>
-        <w:t xml:space="preserve"> </w:t>
-      </w:r>
-      <w:r>
-        <w:rPr>
-          <w:b/>
-          <w:bCs/>
-        </w:rPr>
-        <w:t xml:space="preserve">fundamentals to modular concepts</w:t>
-      </w:r>
-      <w:r>
-        <w:t xml:space="preserve">. The learning process integrates</w:t>
-      </w:r>
-      <w:r>
-        <w:t xml:space="preserve"> </w:t>
-      </w:r>
-      <w:r>
-        <w:rPr>
-          <w:b/>
-          <w:bCs/>
-        </w:rPr>
-        <w:t xml:space="preserve">explanations (via articles or videos)</w:t>
-      </w:r>
-      <w:r>
-        <w:t xml:space="preserve"> </w:t>
-      </w:r>
-      <w:r>
-        <w:t xml:space="preserve">with</w:t>
-      </w:r>
-      <w:r>
-        <w:t xml:space="preserve"> </w:t>
-      </w:r>
-      <w:r>
-        <w:rPr>
-          <w:b/>
-          <w:bCs/>
-        </w:rPr>
-        <w:t xml:space="preserve">hands-on coding exercises</w:t>
-      </w:r>
-      <w:r>
-        <w:t xml:space="preserve">,</w:t>
-      </w:r>
-      <w:r>
-        <w:t xml:space="preserve"> </w:t>
-      </w:r>
-      <w:r>
-        <w:rPr>
-          <w:b/>
-          <w:bCs/>
-        </w:rPr>
-        <w:t xml:space="preserve">problem-solving</w:t>
-      </w:r>
-      <w:r>
-        <w:t xml:space="preserve">,</w:t>
-      </w:r>
-      <w:r>
-        <w:t xml:space="preserve"> </w:t>
-      </w:r>
-      <w:r>
-        <w:rPr>
-          <w:b/>
-          <w:bCs/>
-        </w:rPr>
-        <w:t xml:space="preserve">code walkthroughs</w:t>
-      </w:r>
-      <w:r>
-        <w:t xml:space="preserve">, and</w:t>
-      </w:r>
-      <w:r>
-        <w:t xml:space="preserve"> </w:t>
-      </w:r>
-      <w:r>
-        <w:rPr>
-          <w:b/>
-          <w:bCs/>
-        </w:rPr>
-        <w:t xml:space="preserve">complexity analysis</w:t>
-      </w:r>
-      <w:r>
-        <w:t xml:space="preserve">. Additionally, users can</w:t>
-      </w:r>
-      <w:r>
-        <w:t xml:space="preserve"> </w:t>
-      </w:r>
-      <w:r>
-        <w:rPr>
-          <w:b/>
-          <w:bCs/>
-        </w:rPr>
-        <w:t xml:space="preserve">share their solutions</w:t>
-      </w:r>
-      <w:r>
-        <w:t xml:space="preserve">, earn</w:t>
-      </w:r>
-      <w:r>
-        <w:t xml:space="preserve"> </w:t>
-      </w:r>
-      <w:r>
-        <w:rPr>
-          <w:b/>
-          <w:bCs/>
-        </w:rPr>
-        <w:t xml:space="preserve">badges</w:t>
-      </w:r>
-      <w:r>
-        <w:t xml:space="preserve">, and compete on leaderboards, fostering a vibrant and motivating learning environment.</w:t>
-      </w:r>
-    </w:p>
-    <w:bookmarkEnd w:id="10"/>
-    <w:bookmarkStart w:id="11" w:name="key-features"/>
-    <w:p>
-      <w:pPr>
-        <w:pStyle w:val="Heading2"/>
-      </w:pPr>
-      <w:r>
-        <w:t xml:space="preserve">Key Features</w:t>
-      </w:r>
-    </w:p>
-    <w:p>
-      <w:pPr>
-        <w:pStyle w:val="Compact"/>
+    <w:bookmarkStart w:id="10" w:name="project-scope"/>
+    <w:p>
+      <w:pPr>
+        <w:pStyle w:val="Heading3"/>
+      </w:pPr>
+      <w:r>
+        <w:t xml:space="preserve">Project Scope</w:t>
+      </w:r>
+    </w:p>
+    <w:p>
+      <w:pPr>
         <w:numPr>
           <w:ilvl w:val="0"/>
           <w:numId w:val="1001"/>
@@ -189,15 +167,74 @@
           <w:b/>
           <w:bCs/>
         </w:rPr>
-        <w:t xml:space="preserve">Duolingo-style progressive learning</w:t>
-      </w:r>
-      <w:r>
-        <w:t xml:space="preserve">: Lessons are structured in a path-like format with levels and checkpoints.</w:t>
-      </w:r>
-    </w:p>
-    <w:p>
-      <w:pPr>
-        <w:pStyle w:val="Compact"/>
+        <w:t xml:space="preserve">Curriculum &amp; Content</w:t>
+      </w:r>
+    </w:p>
+    <w:p>
+      <w:pPr>
+        <w:pStyle w:val="Compact"/>
+        <w:numPr>
+          <w:ilvl w:val="1"/>
+          <w:numId w:val="1002"/>
+        </w:numPr>
+      </w:pPr>
+      <w:r>
+        <w:t xml:space="preserve">Structured lessons from</w:t>
+      </w:r>
+      <w:r>
+        <w:t xml:space="preserve"> </w:t>
+      </w:r>
+      <w:r>
+        <w:rPr>
+          <w:b/>
+          <w:bCs/>
+        </w:rPr>
+        <w:t xml:space="preserve">fundamentals</w:t>
+      </w:r>
+      <w:r>
+        <w:t xml:space="preserve"> </w:t>
+      </w:r>
+      <w:r>
+        <w:t xml:space="preserve">to</w:t>
+      </w:r>
+      <w:r>
+        <w:t xml:space="preserve"> </w:t>
+      </w:r>
+      <w:r>
+        <w:rPr>
+          <w:b/>
+          <w:bCs/>
+        </w:rPr>
+        <w:t xml:space="preserve">advanced topics</w:t>
+      </w:r>
+      <w:r>
+        <w:t xml:space="preserve"> </w:t>
+      </w:r>
+      <w:r>
+        <w:t xml:space="preserve">(e.g., OOP, algorithms, web dev).</w:t>
+      </w:r>
+    </w:p>
+    <w:p>
+      <w:pPr>
+        <w:pStyle w:val="Compact"/>
+        <w:numPr>
+          <w:ilvl w:val="1"/>
+          <w:numId w:val="1002"/>
+        </w:numPr>
+      </w:pPr>
+      <w:r>
+        <w:rPr>
+          <w:b/>
+          <w:bCs/>
+        </w:rPr>
+        <w:t xml:space="preserve">Multi-format content</w:t>
+      </w:r>
+      <w:r>
+        <w:t xml:space="preserve">: articles, videos, and walkthroughs.</w:t>
+      </w:r>
+    </w:p>
+    <w:p>
+      <w:pPr>
         <w:numPr>
           <w:ilvl w:val="0"/>
           <w:numId w:val="1001"/>
@@ -208,15 +245,106 @@
           <w:b/>
           <w:bCs/>
         </w:rPr>
-        <w:t xml:space="preserve">Multi-format content</w:t>
-      </w:r>
-      <w:r>
-        <w:t xml:space="preserve">: Each concept includes an explanation in either video or article form.</w:t>
-      </w:r>
-    </w:p>
-    <w:p>
-      <w:pPr>
-        <w:pStyle w:val="Compact"/>
+        <w:t xml:space="preserve">Integrated Code Editor</w:t>
+      </w:r>
+    </w:p>
+    <w:p>
+      <w:pPr>
+        <w:pStyle w:val="Compact"/>
+        <w:numPr>
+          <w:ilvl w:val="1"/>
+          <w:numId w:val="1003"/>
+        </w:numPr>
+      </w:pPr>
+      <w:r>
+        <w:t xml:space="preserve">Runs</w:t>
+      </w:r>
+      <w:r>
+        <w:t xml:space="preserve"> </w:t>
+      </w:r>
+      <w:r>
+        <w:rPr>
+          <w:b/>
+          <w:bCs/>
+        </w:rPr>
+        <w:t xml:space="preserve">Python</w:t>
+      </w:r>
+      <w:r>
+        <w:t xml:space="preserve"> </w:t>
+      </w:r>
+      <w:r>
+        <w:t xml:space="preserve">and</w:t>
+      </w:r>
+      <w:r>
+        <w:t xml:space="preserve"> </w:t>
+      </w:r>
+      <w:r>
+        <w:rPr>
+          <w:b/>
+          <w:bCs/>
+        </w:rPr>
+        <w:t xml:space="preserve">JavaScript</w:t>
+      </w:r>
+      <w:r>
+        <w:t xml:space="preserve"> </w:t>
+      </w:r>
+      <w:r>
+        <w:t xml:space="preserve">in-browser.</w:t>
+      </w:r>
+    </w:p>
+    <w:p>
+      <w:pPr>
+        <w:pStyle w:val="Compact"/>
+        <w:numPr>
+          <w:ilvl w:val="1"/>
+          <w:numId w:val="1003"/>
+        </w:numPr>
+      </w:pPr>
+      <w:r>
+        <w:t xml:space="preserve">Real-time execution,</w:t>
+      </w:r>
+      <w:r>
+        <w:t xml:space="preserve"> </w:t>
+      </w:r>
+      <w:r>
+        <w:rPr>
+          <w:b/>
+          <w:bCs/>
+        </w:rPr>
+        <w:t xml:space="preserve">syntax highlighting</w:t>
+      </w:r>
+      <w:r>
+        <w:t xml:space="preserve">,</w:t>
+      </w:r>
+      <w:r>
+        <w:t xml:space="preserve"> </w:t>
+      </w:r>
+      <w:r>
+        <w:rPr>
+          <w:b/>
+          <w:bCs/>
+        </w:rPr>
+        <w:t xml:space="preserve">line numbering</w:t>
+      </w:r>
+      <w:r>
+        <w:t xml:space="preserve">, and</w:t>
+      </w:r>
+      <w:r>
+        <w:t xml:space="preserve"> </w:t>
+      </w:r>
+      <w:r>
+        <w:rPr>
+          <w:b/>
+          <w:bCs/>
+        </w:rPr>
+        <w:t xml:space="preserve">error feedback</w:t>
+      </w:r>
+      <w:r>
+        <w:t xml:space="preserve">.</w:t>
+      </w:r>
+    </w:p>
+    <w:p>
+      <w:pPr>
         <w:numPr>
           <w:ilvl w:val="0"/>
           <w:numId w:val="1001"/>
@@ -227,15 +355,80 @@
           <w:b/>
           <w:bCs/>
         </w:rPr>
-        <w:t xml:space="preserve">Integrated problem-solving</w:t>
-      </w:r>
-      <w:r>
-        <w:t xml:space="preserve">: Practice problems with instant feedback, model answers, and full solution breakdowns.</w:t>
-      </w:r>
-    </w:p>
-    <w:p>
-      <w:pPr>
-        <w:pStyle w:val="Compact"/>
+        <w:t xml:space="preserve">Interactive Exercises</w:t>
+      </w:r>
+    </w:p>
+    <w:p>
+      <w:pPr>
+        <w:pStyle w:val="Compact"/>
+        <w:numPr>
+          <w:ilvl w:val="1"/>
+          <w:numId w:val="1004"/>
+        </w:numPr>
+      </w:pPr>
+      <w:r>
+        <w:t xml:space="preserve">Hands-on problems with</w:t>
+      </w:r>
+      <w:r>
+        <w:t xml:space="preserve"> </w:t>
+      </w:r>
+      <w:r>
+        <w:rPr>
+          <w:b/>
+          <w:bCs/>
+        </w:rPr>
+        <w:t xml:space="preserve">instant validation</w:t>
+      </w:r>
+      <w:r>
+        <w:t xml:space="preserve"> </w:t>
+      </w:r>
+      <w:r>
+        <w:t xml:space="preserve">and</w:t>
+      </w:r>
+      <w:r>
+        <w:t xml:space="preserve"> </w:t>
+      </w:r>
+      <w:r>
+        <w:rPr>
+          <w:b/>
+          <w:bCs/>
+        </w:rPr>
+        <w:t xml:space="preserve">model solutions</w:t>
+      </w:r>
+      <w:r>
+        <w:t xml:space="preserve">.</w:t>
+      </w:r>
+    </w:p>
+    <w:p>
+      <w:pPr>
+        <w:pStyle w:val="Compact"/>
+        <w:numPr>
+          <w:ilvl w:val="1"/>
+          <w:numId w:val="1004"/>
+        </w:numPr>
+      </w:pPr>
+      <w:r>
+        <w:t xml:space="preserve">Optional</w:t>
+      </w:r>
+      <w:r>
+        <w:t xml:space="preserve"> </w:t>
+      </w:r>
+      <w:r>
+        <w:rPr>
+          <w:b/>
+          <w:bCs/>
+        </w:rPr>
+        <w:t xml:space="preserve">complexity analysis</w:t>
+      </w:r>
+      <w:r>
+        <w:t xml:space="preserve"> </w:t>
+      </w:r>
+      <w:r>
+        <w:t xml:space="preserve">for deeper understanding.</w:t>
+      </w:r>
+    </w:p>
+    <w:p>
+      <w:pPr>
         <w:numPr>
           <w:ilvl w:val="0"/>
           <w:numId w:val="1001"/>
@@ -246,15 +439,52 @@
           <w:b/>
           <w:bCs/>
         </w:rPr>
-        <w:t xml:space="preserve">Code complexity analysis</w:t>
-      </w:r>
-      <w:r>
-        <w:t xml:space="preserve">: Each solution is accompanied by performance and complexity discussions.</w:t>
-      </w:r>
-    </w:p>
-    <w:p>
-      <w:pPr>
-        <w:pStyle w:val="Compact"/>
+        <w:t xml:space="preserve">Gamification Features</w:t>
+      </w:r>
+    </w:p>
+    <w:p>
+      <w:pPr>
+        <w:pStyle w:val="Compact"/>
+        <w:numPr>
+          <w:ilvl w:val="1"/>
+          <w:numId w:val="1005"/>
+        </w:numPr>
+      </w:pPr>
+      <w:r>
+        <w:rPr>
+          <w:b/>
+          <w:bCs/>
+        </w:rPr>
+        <w:t xml:space="preserve">XP</w:t>
+      </w:r>
+      <w:r>
+        <w:t xml:space="preserve">, badges, levels, streaks, and unlockable lessons.</w:t>
+      </w:r>
+    </w:p>
+    <w:p>
+      <w:pPr>
+        <w:pStyle w:val="Compact"/>
+        <w:numPr>
+          <w:ilvl w:val="1"/>
+          <w:numId w:val="1005"/>
+        </w:numPr>
+      </w:pPr>
+      <w:r>
+        <w:rPr>
+          <w:b/>
+          <w:bCs/>
+        </w:rPr>
+        <w:t xml:space="preserve">Leaderboards</w:t>
+      </w:r>
+      <w:r>
+        <w:t xml:space="preserve"> </w:t>
+      </w:r>
+      <w:r>
+        <w:t xml:space="preserve">for activity and progress.</w:t>
+      </w:r>
+    </w:p>
+    <w:p>
+      <w:pPr>
         <w:numPr>
           <w:ilvl w:val="0"/>
           <w:numId w:val="1001"/>
@@ -265,15 +495,77 @@
           <w:b/>
           <w:bCs/>
         </w:rPr>
-        <w:t xml:space="preserve">Modular curriculum</w:t>
-      </w:r>
-      <w:r>
-        <w:t xml:space="preserve">: Covers programming fundamentals as well as specialized modules (e.g., OOP, algorithms, web development).</w:t>
-      </w:r>
-    </w:p>
-    <w:p>
-      <w:pPr>
-        <w:pStyle w:val="Compact"/>
+        <w:t xml:space="preserve">User Progress Tracking</w:t>
+      </w:r>
+    </w:p>
+    <w:p>
+      <w:pPr>
+        <w:pStyle w:val="Compact"/>
+        <w:numPr>
+          <w:ilvl w:val="1"/>
+          <w:numId w:val="1006"/>
+        </w:numPr>
+      </w:pPr>
+      <w:r>
+        <w:t xml:space="preserve">Personalized roadmap: track</w:t>
+      </w:r>
+      <w:r>
+        <w:t xml:space="preserve"> </w:t>
+      </w:r>
+      <w:r>
+        <w:rPr>
+          <w:b/>
+          <w:bCs/>
+        </w:rPr>
+        <w:t xml:space="preserve">completed</w:t>
+      </w:r>
+      <w:r>
+        <w:t xml:space="preserve">,</w:t>
+      </w:r>
+      <w:r>
+        <w:t xml:space="preserve"> </w:t>
+      </w:r>
+      <w:r>
+        <w:rPr>
+          <w:b/>
+          <w:bCs/>
+        </w:rPr>
+        <w:t xml:space="preserve">ongoing</w:t>
+      </w:r>
+      <w:r>
+        <w:t xml:space="preserve">, and</w:t>
+      </w:r>
+      <w:r>
+        <w:t xml:space="preserve"> </w:t>
+      </w:r>
+      <w:r>
+        <w:rPr>
+          <w:b/>
+          <w:bCs/>
+        </w:rPr>
+        <w:t xml:space="preserve">locked</w:t>
+      </w:r>
+      <w:r>
+        <w:t xml:space="preserve"> </w:t>
+      </w:r>
+      <w:r>
+        <w:t xml:space="preserve">modules.</w:t>
+      </w:r>
+    </w:p>
+    <w:p>
+      <w:pPr>
+        <w:pStyle w:val="Compact"/>
+        <w:numPr>
+          <w:ilvl w:val="1"/>
+          <w:numId w:val="1006"/>
+        </w:numPr>
+      </w:pPr>
+      <w:r>
+        <w:t xml:space="preserve">Skill mastery levels and lesson history.</w:t>
+      </w:r>
+    </w:p>
+    <w:p>
+      <w:pPr>
         <w:numPr>
           <w:ilvl w:val="0"/>
           <w:numId w:val="1001"/>
@@ -284,10 +576,114 @@
           <w:b/>
           <w:bCs/>
         </w:rPr>
-        <w:t xml:space="preserve">Gamification</w:t>
-      </w:r>
-      <w:r>
-        <w:t xml:space="preserve">: Badges, streaks, and experience points to keep users engaged.</w:t>
+        <w:t xml:space="preserve">Community &amp; Collaboration</w:t>
+      </w:r>
+    </w:p>
+    <w:p>
+      <w:pPr>
+        <w:pStyle w:val="Compact"/>
+        <w:numPr>
+          <w:ilvl w:val="1"/>
+          <w:numId w:val="1007"/>
+        </w:numPr>
+      </w:pPr>
+      <w:r>
+        <w:t xml:space="preserve">Share solutions,</w:t>
+      </w:r>
+      <w:r>
+        <w:t xml:space="preserve"> </w:t>
+      </w:r>
+      <w:r>
+        <w:rPr>
+          <w:b/>
+          <w:bCs/>
+        </w:rPr>
+        <w:t xml:space="preserve">review peer code</w:t>
+      </w:r>
+      <w:r>
+        <w:t xml:space="preserve">, and engage in discussions.</w:t>
+      </w:r>
+    </w:p>
+    <w:p>
+      <w:pPr>
+        <w:pStyle w:val="Compact"/>
+        <w:numPr>
+          <w:ilvl w:val="1"/>
+          <w:numId w:val="1007"/>
+        </w:numPr>
+      </w:pPr>
+      <w:r>
+        <w:t xml:space="preserve">Optional</w:t>
+      </w:r>
+      <w:r>
+        <w:t xml:space="preserve"> </w:t>
+      </w:r>
+      <w:r>
+        <w:rPr>
+          <w:b/>
+          <w:bCs/>
+        </w:rPr>
+        <w:t xml:space="preserve">challenges</w:t>
+      </w:r>
+      <w:r>
+        <w:t xml:space="preserve"> </w:t>
+      </w:r>
+      <w:r>
+        <w:t xml:space="preserve">and</w:t>
+      </w:r>
+      <w:r>
+        <w:t xml:space="preserve"> </w:t>
+      </w:r>
+      <w:r>
+        <w:rPr>
+          <w:b/>
+          <w:bCs/>
+        </w:rPr>
+        <w:t xml:space="preserve">friendly competitions</w:t>
+      </w:r>
+      <w:r>
+        <w:t xml:space="preserve">.</w:t>
+      </w:r>
+    </w:p>
+    <w:p>
+      <w:r>
+        <w:pict>
+          <v:rect style="width:0;height:1.5pt" o:hralign="center" o:hrstd="t" o:hr="t"/>
+        </w:pict>
+      </w:r>
+    </w:p>
+    <w:bookmarkEnd w:id="10"/>
+    <w:bookmarkStart w:id="11" w:name="problem-statement"/>
+    <w:p>
+      <w:pPr>
+        <w:pStyle w:val="Heading3"/>
+      </w:pPr>
+      <w:r>
+        <w:t xml:space="preserve">Problem Statement</w:t>
+      </w:r>
+    </w:p>
+    <w:p>
+      <w:pPr>
+        <w:pStyle w:val="FirstParagraph"/>
+      </w:pPr>
+      <w:r>
+        <w:t xml:space="preserve">Many beginners find learning programming</w:t>
+      </w:r>
+      <w:r>
+        <w:t xml:space="preserve"> </w:t>
+      </w:r>
+      <w:r>
+        <w:rPr>
+          <w:b/>
+          <w:bCs/>
+        </w:rPr>
+        <w:t xml:space="preserve">overwhelming</w:t>
+      </w:r>
+      <w:r>
+        <w:t xml:space="preserve"> </w:t>
+      </w:r>
+      <w:r>
+        <w:t xml:space="preserve">due to:</w:t>
       </w:r>
     </w:p>
     <w:p>
@@ -295,7 +691,505 @@
         <w:pStyle w:val="Compact"/>
         <w:numPr>
           <w:ilvl w:val="0"/>
-          <w:numId w:val="1001"/>
+          <w:numId w:val="1008"/>
+        </w:numPr>
+      </w:pPr>
+      <w:r>
+        <w:rPr>
+          <w:b/>
+          <w:bCs/>
+        </w:rPr>
+        <w:t xml:space="preserve">Fragmented resources</w:t>
+      </w:r>
+      <w:r>
+        <w:t xml:space="preserve"> </w:t>
+      </w:r>
+      <w:r>
+        <w:t xml:space="preserve">with no clear path.</w:t>
+      </w:r>
+    </w:p>
+    <w:p>
+      <w:pPr>
+        <w:pStyle w:val="Compact"/>
+        <w:numPr>
+          <w:ilvl w:val="0"/>
+          <w:numId w:val="1008"/>
+        </w:numPr>
+      </w:pPr>
+      <w:r>
+        <w:t xml:space="preserve">Lack of</w:t>
+      </w:r>
+      <w:r>
+        <w:t xml:space="preserve"> </w:t>
+      </w:r>
+      <w:r>
+        <w:rPr>
+          <w:b/>
+          <w:bCs/>
+        </w:rPr>
+        <w:t xml:space="preserve">guided practice</w:t>
+      </w:r>
+      <w:r>
+        <w:t xml:space="preserve"> </w:t>
+      </w:r>
+      <w:r>
+        <w:t xml:space="preserve">and personalized feedback.</w:t>
+      </w:r>
+    </w:p>
+    <w:p>
+      <w:pPr>
+        <w:pStyle w:val="Compact"/>
+        <w:numPr>
+          <w:ilvl w:val="0"/>
+          <w:numId w:val="1008"/>
+        </w:numPr>
+      </w:pPr>
+      <w:r>
+        <w:t xml:space="preserve">Weak motivation loops, leading to</w:t>
+      </w:r>
+      <w:r>
+        <w:t xml:space="preserve"> </w:t>
+      </w:r>
+      <w:r>
+        <w:rPr>
+          <w:b/>
+          <w:bCs/>
+        </w:rPr>
+        <w:t xml:space="preserve">inconsistency</w:t>
+      </w:r>
+      <w:r>
+        <w:t xml:space="preserve"> </w:t>
+      </w:r>
+      <w:r>
+        <w:t xml:space="preserve">and</w:t>
+      </w:r>
+      <w:r>
+        <w:t xml:space="preserve"> </w:t>
+      </w:r>
+      <w:r>
+        <w:rPr>
+          <w:b/>
+          <w:bCs/>
+        </w:rPr>
+        <w:t xml:space="preserve">self-doubt</w:t>
+      </w:r>
+      <w:r>
+        <w:t xml:space="preserve">.</w:t>
+      </w:r>
+    </w:p>
+    <w:p>
+      <w:pPr>
+        <w:pStyle w:val="FirstParagraph"/>
+      </w:pPr>
+      <w:r>
+        <w:t xml:space="preserve">Traditional platforms often lack the</w:t>
+      </w:r>
+      <w:r>
+        <w:t xml:space="preserve"> </w:t>
+      </w:r>
+      <w:r>
+        <w:rPr>
+          <w:b/>
+          <w:bCs/>
+        </w:rPr>
+        <w:t xml:space="preserve">engagement</w:t>
+      </w:r>
+      <w:r>
+        <w:t xml:space="preserve">,</w:t>
+      </w:r>
+      <w:r>
+        <w:t xml:space="preserve"> </w:t>
+      </w:r>
+      <w:r>
+        <w:rPr>
+          <w:b/>
+          <w:bCs/>
+        </w:rPr>
+        <w:t xml:space="preserve">structure</w:t>
+      </w:r>
+      <w:r>
+        <w:t xml:space="preserve">, and</w:t>
+      </w:r>
+      <w:r>
+        <w:t xml:space="preserve"> </w:t>
+      </w:r>
+      <w:r>
+        <w:rPr>
+          <w:b/>
+          <w:bCs/>
+        </w:rPr>
+        <w:t xml:space="preserve">community support</w:t>
+      </w:r>
+      <w:r>
+        <w:t xml:space="preserve"> </w:t>
+      </w:r>
+      <w:r>
+        <w:t xml:space="preserve">needed for effective self-paced learning.</w:t>
+      </w:r>
+    </w:p>
+    <w:p>
+      <w:r>
+        <w:pict>
+          <v:rect style="width:0;height:1.5pt" o:hralign="center" o:hrstd="t" o:hr="t"/>
+        </w:pict>
+      </w:r>
+    </w:p>
+    <w:bookmarkEnd w:id="11"/>
+    <w:bookmarkStart w:id="12" w:name="solution-approach"/>
+    <w:p>
+      <w:pPr>
+        <w:pStyle w:val="Heading3"/>
+      </w:pPr>
+      <w:r>
+        <w:t xml:space="preserve">Solution Approach</w:t>
+      </w:r>
+    </w:p>
+    <w:p>
+      <w:pPr>
+        <w:pStyle w:val="FirstParagraph"/>
+      </w:pPr>
+      <w:r>
+        <w:t xml:space="preserve">Inspired by</w:t>
+      </w:r>
+      <w:r>
+        <w:t xml:space="preserve"> </w:t>
+      </w:r>
+      <w:r>
+        <w:rPr>
+          <w:b/>
+          <w:bCs/>
+        </w:rPr>
+        <w:t xml:space="preserve">Duolingo</w:t>
+      </w:r>
+      <w:r>
+        <w:t xml:space="preserve">, the platform offers:</w:t>
+      </w:r>
+    </w:p>
+    <w:p>
+      <w:pPr>
+        <w:pStyle w:val="Compact"/>
+        <w:numPr>
+          <w:ilvl w:val="0"/>
+          <w:numId w:val="1009"/>
+        </w:numPr>
+      </w:pPr>
+      <w:r>
+        <w:rPr>
+          <w:b/>
+          <w:bCs/>
+        </w:rPr>
+        <w:t xml:space="preserve">Interactive micro-lessons</w:t>
+      </w:r>
+      <w:r>
+        <w:t xml:space="preserve"> </w:t>
+      </w:r>
+      <w:r>
+        <w:t xml:space="preserve">for each concept</w:t>
+      </w:r>
+    </w:p>
+    <w:p>
+      <w:pPr>
+        <w:pStyle w:val="Compact"/>
+        <w:numPr>
+          <w:ilvl w:val="0"/>
+          <w:numId w:val="1009"/>
+        </w:numPr>
+      </w:pPr>
+      <w:r>
+        <w:t xml:space="preserve">Integrated</w:t>
+      </w:r>
+      <w:r>
+        <w:t xml:space="preserve"> </w:t>
+      </w:r>
+      <w:r>
+        <w:rPr>
+          <w:b/>
+          <w:bCs/>
+        </w:rPr>
+        <w:t xml:space="preserve">explanations + code exercises</w:t>
+      </w:r>
+    </w:p>
+    <w:p>
+      <w:pPr>
+        <w:pStyle w:val="Compact"/>
+        <w:numPr>
+          <w:ilvl w:val="0"/>
+          <w:numId w:val="1009"/>
+        </w:numPr>
+      </w:pPr>
+      <w:r>
+        <w:rPr>
+          <w:b/>
+          <w:bCs/>
+        </w:rPr>
+        <w:t xml:space="preserve">Gamification elements</w:t>
+      </w:r>
+      <w:r>
+        <w:t xml:space="preserve"> </w:t>
+      </w:r>
+      <w:r>
+        <w:t xml:space="preserve">like XP, streaks, and badges</w:t>
+      </w:r>
+    </w:p>
+    <w:p>
+      <w:pPr>
+        <w:pStyle w:val="Compact"/>
+        <w:numPr>
+          <w:ilvl w:val="0"/>
+          <w:numId w:val="1009"/>
+        </w:numPr>
+      </w:pPr>
+      <w:r>
+        <w:rPr>
+          <w:b/>
+          <w:bCs/>
+        </w:rPr>
+        <w:t xml:space="preserve">Code complexity analysis</w:t>
+      </w:r>
+      <w:r>
+        <w:t xml:space="preserve"> </w:t>
+      </w:r>
+      <w:r>
+        <w:t xml:space="preserve">to understand efficiency</w:t>
+      </w:r>
+    </w:p>
+    <w:p>
+      <w:pPr>
+        <w:pStyle w:val="Compact"/>
+        <w:numPr>
+          <w:ilvl w:val="0"/>
+          <w:numId w:val="1009"/>
+        </w:numPr>
+      </w:pPr>
+      <w:r>
+        <w:t xml:space="preserve">Peer-to-peer learning through</w:t>
+      </w:r>
+      <w:r>
+        <w:t xml:space="preserve"> </w:t>
+      </w:r>
+      <w:r>
+        <w:rPr>
+          <w:b/>
+          <w:bCs/>
+        </w:rPr>
+        <w:t xml:space="preserve">solution sharing</w:t>
+      </w:r>
+      <w:r>
+        <w:t xml:space="preserve"> </w:t>
+      </w:r>
+      <w:r>
+        <w:t xml:space="preserve">and</w:t>
+      </w:r>
+      <w:r>
+        <w:t xml:space="preserve"> </w:t>
+      </w:r>
+      <w:r>
+        <w:rPr>
+          <w:b/>
+          <w:bCs/>
+        </w:rPr>
+        <w:t xml:space="preserve">leaderboards</w:t>
+      </w:r>
+    </w:p>
+    <w:p>
+      <w:pPr>
+        <w:pStyle w:val="FirstParagraph"/>
+      </w:pPr>
+      <w:r>
+        <w:t xml:space="preserve">This approach ensures</w:t>
+      </w:r>
+      <w:r>
+        <w:t xml:space="preserve"> </w:t>
+      </w:r>
+      <w:r>
+        <w:rPr>
+          <w:b/>
+          <w:bCs/>
+        </w:rPr>
+        <w:t xml:space="preserve">personalized</w:t>
+      </w:r>
+      <w:r>
+        <w:t xml:space="preserve">,</w:t>
+      </w:r>
+      <w:r>
+        <w:t xml:space="preserve"> </w:t>
+      </w:r>
+      <w:r>
+        <w:rPr>
+          <w:b/>
+          <w:bCs/>
+        </w:rPr>
+        <w:t xml:space="preserve">motivating</w:t>
+      </w:r>
+      <w:r>
+        <w:t xml:space="preserve">, and</w:t>
+      </w:r>
+      <w:r>
+        <w:t xml:space="preserve"> </w:t>
+      </w:r>
+      <w:r>
+        <w:rPr>
+          <w:b/>
+          <w:bCs/>
+        </w:rPr>
+        <w:t xml:space="preserve">practical</w:t>
+      </w:r>
+      <w:r>
+        <w:t xml:space="preserve"> </w:t>
+      </w:r>
+      <w:r>
+        <w:t xml:space="preserve">learning at every step.</w:t>
+      </w:r>
+    </w:p>
+    <w:p>
+      <w:r>
+        <w:pict>
+          <v:rect style="width:0;height:1.5pt" o:hralign="center" o:hrstd="t" o:hr="t"/>
+        </w:pict>
+      </w:r>
+    </w:p>
+    <w:bookmarkEnd w:id="12"/>
+    <w:bookmarkStart w:id="14" w:name="project-objectives"/>
+    <w:p>
+      <w:pPr>
+        <w:pStyle w:val="Heading3"/>
+      </w:pPr>
+      <w:r>
+        <w:t xml:space="preserve">Project Objectives</w:t>
+      </w:r>
+    </w:p>
+    <w:p>
+      <w:pPr>
+        <w:pStyle w:val="Compact"/>
+        <w:numPr>
+          <w:ilvl w:val="0"/>
+          <w:numId w:val="1010"/>
+        </w:numPr>
+      </w:pPr>
+      <w:r>
+        <w:rPr>
+          <w:b/>
+          <w:bCs/>
+        </w:rPr>
+        <w:t xml:space="preserve">Progressive, path-based curriculum</w:t>
+      </w:r>
+      <w:r>
+        <w:t xml:space="preserve"> </w:t>
+      </w:r>
+      <w:r>
+        <w:t xml:space="preserve">with levels and checkpoints</w:t>
+      </w:r>
+    </w:p>
+    <w:p>
+      <w:pPr>
+        <w:pStyle w:val="Compact"/>
+        <w:numPr>
+          <w:ilvl w:val="0"/>
+          <w:numId w:val="1010"/>
+        </w:numPr>
+      </w:pPr>
+      <w:r>
+        <w:rPr>
+          <w:b/>
+          <w:bCs/>
+        </w:rPr>
+        <w:t xml:space="preserve">Multi-format delivery</w:t>
+      </w:r>
+      <w:r>
+        <w:t xml:space="preserve">: video and article explanations</w:t>
+      </w:r>
+    </w:p>
+    <w:p>
+      <w:pPr>
+        <w:pStyle w:val="Compact"/>
+        <w:numPr>
+          <w:ilvl w:val="0"/>
+          <w:numId w:val="1010"/>
+        </w:numPr>
+      </w:pPr>
+      <w:r>
+        <w:rPr>
+          <w:b/>
+          <w:bCs/>
+        </w:rPr>
+        <w:t xml:space="preserve">Instant-feedback coding problems</w:t>
+      </w:r>
+      <w:r>
+        <w:t xml:space="preserve"> </w:t>
+      </w:r>
+      <w:r>
+        <w:t xml:space="preserve">with solution walkthroughs</w:t>
+      </w:r>
+    </w:p>
+    <w:p>
+      <w:pPr>
+        <w:pStyle w:val="Compact"/>
+        <w:numPr>
+          <w:ilvl w:val="0"/>
+          <w:numId w:val="1010"/>
+        </w:numPr>
+      </w:pPr>
+      <w:r>
+        <w:rPr>
+          <w:b/>
+          <w:bCs/>
+        </w:rPr>
+        <w:t xml:space="preserve">Complexity &amp; performance analysis</w:t>
+      </w:r>
+      <w:r>
+        <w:t xml:space="preserve"> </w:t>
+      </w:r>
+      <w:r>
+        <w:t xml:space="preserve">for deeper learning</w:t>
+      </w:r>
+    </w:p>
+    <w:p>
+      <w:pPr>
+        <w:pStyle w:val="Compact"/>
+        <w:numPr>
+          <w:ilvl w:val="0"/>
+          <w:numId w:val="1010"/>
+        </w:numPr>
+      </w:pPr>
+      <w:r>
+        <w:rPr>
+          <w:b/>
+          <w:bCs/>
+        </w:rPr>
+        <w:t xml:space="preserve">Modular design</w:t>
+      </w:r>
+      <w:r>
+        <w:t xml:space="preserve">: includes OOP, algorithms, and web dev</w:t>
+      </w:r>
+    </w:p>
+    <w:p>
+      <w:pPr>
+        <w:pStyle w:val="Compact"/>
+        <w:numPr>
+          <w:ilvl w:val="0"/>
+          <w:numId w:val="1010"/>
+        </w:numPr>
+      </w:pPr>
+      <w:r>
+        <w:rPr>
+          <w:b/>
+          <w:bCs/>
+        </w:rPr>
+        <w:t xml:space="preserve">Gamified progress system</w:t>
+      </w:r>
+      <w:r>
+        <w:t xml:space="preserve"> </w:t>
+      </w:r>
+      <w:r>
+        <w:t xml:space="preserve">(XP, streaks, achievements)</w:t>
+      </w:r>
+    </w:p>
+    <w:p>
+      <w:pPr>
+        <w:pStyle w:val="Compact"/>
+        <w:numPr>
+          <w:ilvl w:val="0"/>
+          <w:numId w:val="1010"/>
         </w:numPr>
       </w:pPr>
       <w:r>
@@ -306,7 +1200,10 @@
         <w:t xml:space="preserve">Community engagement</w:t>
       </w:r>
       <w:r>
-        <w:t xml:space="preserve">: Users can share solutions and view others’ approaches to promote peer learning.</w:t>
+        <w:t xml:space="preserve"> </w:t>
+      </w:r>
+      <w:r>
+        <w:t xml:space="preserve">via shared solutions and peer reviews</w:t>
       </w:r>
     </w:p>
     <w:p>
@@ -314,41 +1211,49 @@
         <w:pStyle w:val="Compact"/>
         <w:numPr>
           <w:ilvl w:val="0"/>
-          <w:numId w:val="1001"/>
-        </w:numPr>
-      </w:pPr>
-      <w:r>
-        <w:rPr>
-          <w:b/>
-          <w:bCs/>
-        </w:rPr>
-        <w:t xml:space="preserve">Competitive edge</w:t>
-      </w:r>
-      <w:r>
-        <w:t xml:space="preserve">: Optional coding challenges and competitions with leaderboards.</w:t>
-      </w:r>
-    </w:p>
-    <w:p>
-      <w:pPr>
-        <w:pStyle w:val="Compact"/>
+          <w:numId w:val="1010"/>
+        </w:numPr>
+      </w:pPr>
+      <w:r>
+        <w:rPr>
+          <w:b/>
+          <w:bCs/>
+        </w:rPr>
+        <w:t xml:space="preserve">Optional competitions</w:t>
+      </w:r>
+      <w:r>
+        <w:t xml:space="preserve"> </w:t>
+      </w:r>
+      <w:r>
+        <w:t xml:space="preserve">and global leaderboards</w:t>
+      </w:r>
+    </w:p>
+    <w:p>
+      <w:pPr>
+        <w:pStyle w:val="Heading2"/>
         <w:numPr>
           <w:ilvl w:val="0"/>
-          <w:numId w:val="1001"/>
-        </w:numPr>
-      </w:pPr>
-      <w:r>
-        <w:rPr>
-          <w:b/>
-          <w:bCs/>
-        </w:rPr>
-        <w:t xml:space="preserve">Clear progression tracking</w:t>
-      </w:r>
-      <w:r>
-        <w:t xml:space="preserve">: Visual indicators of completed lessons, mastered topics, and pending modules.</w:t>
-      </w:r>
-    </w:p>
-    <w:bookmarkEnd w:id="11"/>
-    <w:bookmarkEnd w:id="12"/>
+          <w:numId w:val="1010"/>
+        </w:numPr>
+      </w:pPr>
+      <w:bookmarkStart w:id="13" w:name="Xc98ad3188203b20a5a8adab093e40f7156ff8a5"/>
+      <w:r>
+        <w:rPr>
+          <w:b/>
+          <w:bCs/>
+        </w:rPr>
+        <w:t xml:space="preserve">Visual progress tracking</w:t>
+      </w:r>
+      <w:r>
+        <w:t xml:space="preserve"> </w:t>
+      </w:r>
+      <w:r>
+        <w:t xml:space="preserve">with clear skill indicator</w:t>
+      </w:r>
+      <w:bookmarkEnd w:id="13"/>
+    </w:p>
+    <w:bookmarkEnd w:id="14"/>
+    <w:bookmarkEnd w:id="15"/>
     <w:sectPr>
       <w:footnotePr>
         <w:numRestart w:val="eachSect"/>
@@ -566,6 +1471,33 @@
     <w:abstractNumId w:val="990"/>
   </w:num>
   <w:num w:numId="1001">
+    <w:abstractNumId w:val="991"/>
+  </w:num>
+  <w:num w:numId="1002">
+    <w:abstractNumId w:val="991"/>
+  </w:num>
+  <w:num w:numId="1003">
+    <w:abstractNumId w:val="991"/>
+  </w:num>
+  <w:num w:numId="1004">
+    <w:abstractNumId w:val="991"/>
+  </w:num>
+  <w:num w:numId="1005">
+    <w:abstractNumId w:val="991"/>
+  </w:num>
+  <w:num w:numId="1006">
+    <w:abstractNumId w:val="991"/>
+  </w:num>
+  <w:num w:numId="1007">
+    <w:abstractNumId w:val="991"/>
+  </w:num>
+  <w:num w:numId="1008">
+    <w:abstractNumId w:val="991"/>
+  </w:num>
+  <w:num w:numId="1009">
+    <w:abstractNumId w:val="991"/>
+  </w:num>
+  <w:num w:numId="1010">
     <w:abstractNumId w:val="991"/>
   </w:num>
 </w:numbering>

--- a/docs/public/duocode.docx
+++ b/docs/public/duocode.docx
@@ -2,7 +2,7 @@
 <file path=word/document.xml><?xml version="1.0" encoding="utf-8"?>
 <w:document xmlns:w="http://schemas.openxmlformats.org/wordprocessingml/2006/main" xmlns:m="http://schemas.openxmlformats.org/officeDocument/2006/math" xmlns:r="http://schemas.openxmlformats.org/officeDocument/2006/relationships" xmlns:o="urn:schemas-microsoft-com:office:office" xmlns:v="urn:schemas-microsoft-com:vml" xmlns:w10="urn:schemas-microsoft-com:office:word" xmlns:a="http://schemas.openxmlformats.org/drawingml/2006/main" xmlns:pic="http://schemas.openxmlformats.org/drawingml/2006/picture" xmlns:wp="http://schemas.openxmlformats.org/drawingml/2006/wordprocessingDrawing">
   <w:body>
-    <w:bookmarkStart w:id="15" w:name="project-overview"/>
+    <w:bookmarkStart w:id="35" w:name="project-overview"/>
     <w:p>
       <w:pPr>
         <w:pStyle w:val="Heading2"/>
@@ -25,117 +25,95 @@
         <w:pStyle w:val="FirstParagraph"/>
       </w:pPr>
       <w:r>
-        <w:t xml:space="preserve">Create a</w:t>
-      </w:r>
-      <w:r>
-        <w:t xml:space="preserve"> </w:t>
-      </w:r>
-      <w:r>
-        <w:rPr>
-          <w:b/>
-          <w:bCs/>
-        </w:rPr>
-        <w:t xml:space="preserve">Duolingo-inspired programming education platform</w:t>
-      </w:r>
-      <w:r>
-        <w:t xml:space="preserve"> </w:t>
-      </w:r>
-      <w:r>
-        <w:t xml:space="preserve">that reduces beginner overwhelm through</w:t>
-      </w:r>
-      <w:r>
-        <w:t xml:space="preserve"> </w:t>
-      </w:r>
-      <w:r>
-        <w:rPr>
-          <w:b/>
-          <w:bCs/>
-        </w:rPr>
-        <w:t xml:space="preserve">bite-sized</w:t>
-      </w:r>
-      <w:r>
-        <w:t xml:space="preserve">,</w:t>
-      </w:r>
-      <w:r>
-        <w:t xml:space="preserve"> </w:t>
-      </w:r>
-      <w:r>
-        <w:rPr>
-          <w:b/>
-          <w:bCs/>
-        </w:rPr>
-        <w:t xml:space="preserve">gamified lessons</w:t>
-      </w:r>
-      <w:r>
-        <w:t xml:space="preserve">. The platform integrates</w:t>
-      </w:r>
-      <w:r>
-        <w:t xml:space="preserve"> </w:t>
-      </w:r>
-      <w:r>
-        <w:rPr>
-          <w:b/>
-          <w:bCs/>
-        </w:rPr>
-        <w:t xml:space="preserve">clear explanations</w:t>
-      </w:r>
-      <w:r>
-        <w:t xml:space="preserve">,</w:t>
-      </w:r>
-      <w:r>
-        <w:t xml:space="preserve"> </w:t>
-      </w:r>
-      <w:r>
-        <w:rPr>
-          <w:b/>
-          <w:bCs/>
-        </w:rPr>
-        <w:t xml:space="preserve">interactive code practice</w:t>
-      </w:r>
-      <w:r>
-        <w:t xml:space="preserve">,</w:t>
-      </w:r>
-      <w:r>
-        <w:t xml:space="preserve"> </w:t>
-      </w:r>
-      <w:r>
-        <w:rPr>
-          <w:b/>
-          <w:bCs/>
-        </w:rPr>
-        <w:t xml:space="preserve">community features</w:t>
-      </w:r>
-      <w:r>
-        <w:t xml:space="preserve">, and</w:t>
-      </w:r>
-      <w:r>
-        <w:t xml:space="preserve"> </w:t>
-      </w:r>
-      <w:r>
-        <w:rPr>
-          <w:b/>
-          <w:bCs/>
-        </w:rPr>
-        <w:t xml:space="preserve">progress tracking</w:t>
-      </w:r>
-      <w:r>
-        <w:t xml:space="preserve"> </w:t>
-      </w:r>
-      <w:r>
-        <w:t xml:space="preserve">to deliver a</w:t>
-      </w:r>
-      <w:r>
-        <w:t xml:space="preserve"> </w:t>
-      </w:r>
-      <w:r>
-        <w:rPr>
-          <w:b/>
-          <w:bCs/>
-        </w:rPr>
-        <w:t xml:space="preserve">motivating and structured learning experience</w:t>
-      </w:r>
-      <w:r>
-        <w:t xml:space="preserve">.</w:t>
+        <w:t xml:space="preserve">We aim to create a Duolingo-inspired programming education platform that transforms how beginners learn to code by eliminating overwhelm through structured, gamified micro-lessons. Unlike fragmented resources, this platform provides a clear, progressive learning path—from core programming fundamentals to advanced topics like OOP, algorithms, and web development—all delivered via multi-format explanations (articles, videos, and guided walkthroughs).</w:t>
+      </w:r>
+    </w:p>
+    <w:p>
+      <w:pPr>
+        <w:pStyle w:val="BodyText"/>
+      </w:pPr>
+      <w:r>
+        <w:t xml:space="preserve">At its core, the platform seamlessly integrates:</w:t>
+      </w:r>
+      <w:r>
+        <w:br/>
+      </w:r>
+      <w:r>
+        <w:t xml:space="preserve">1. Interactive Practice &amp; Feedback:</w:t>
+      </w:r>
+      <w:r>
+        <w:br/>
+      </w:r>
+      <w:r>
+        <w:t xml:space="preserve">- An in-browser code editor (supporting Python and JavaScript) with real-time execution, syntax highlighting, and instant error diagnostics.</w:t>
+      </w:r>
+      <w:r>
+        <w:br/>
+      </w:r>
+      <w:r>
+        <w:t xml:space="preserve">- Hands-on exercises featuring model solutions and optional complexity analysis to deepen understanding of code efficiency.</w:t>
+      </w:r>
+      <w:r>
+        <w:br/>
+      </w:r>
+      <w:r>
+        <w:t xml:space="preserve">2. Motivational Gamification:</w:t>
+      </w:r>
+      <w:r>
+        <w:br/>
+      </w:r>
+      <w:r>
+        <w:t xml:space="preserve">- XP systems, unlockable levels, daily streaks, and skill badges to reward consistency.</w:t>
+      </w:r>
+      <w:r>
+        <w:br/>
+      </w:r>
+      <w:r>
+        <w:t xml:space="preserve">- Global leaderboards and friendly competitions to fuel engagement.</w:t>
+      </w:r>
+      <w:r>
+        <w:br/>
+      </w:r>
+      <w:r>
+        <w:t xml:space="preserve">3. Personalized Progress Tracking:</w:t>
+      </w:r>
+      <w:r>
+        <w:br/>
+      </w:r>
+      <w:r>
+        <w:t xml:space="preserve">- Visual roadmaps highlighting completed, active, and upcoming modules.</w:t>
+      </w:r>
+      <w:r>
+        <w:br/>
+      </w:r>
+      <w:r>
+        <w:t xml:space="preserve">- Mastery dashboards quantifying skill growth and retention.</w:t>
+      </w:r>
+      <w:r>
+        <w:br/>
+      </w:r>
+      <w:r>
+        <w:t xml:space="preserve">4. Collaborative Community:</w:t>
+      </w:r>
+      <w:r>
+        <w:br/>
+      </w:r>
+      <w:r>
+        <w:t xml:space="preserve">- Peer code reviews, solution sharing, and discussion forums for collective problem-solving.</w:t>
+      </w:r>
+      <w:r>
+        <w:br/>
+      </w:r>
+      <w:r>
+        <w:t xml:space="preserve">- Optional challenges to apply skills in real-world scenarios.</w:t>
+      </w:r>
+    </w:p>
+    <w:p>
+      <w:pPr>
+        <w:pStyle w:val="BodyText"/>
+      </w:pPr>
+      <w:r>
+        <w:t xml:space="preserve">By combining structured curriculum, instant feedback, and social accountability, the platform turns programming education into an addictive, confidence-building journey—making learning feel like play while ensuring tangible skill development.</w:t>
       </w:r>
     </w:p>
     <w:p>
@@ -155,19 +133,35 @@
         <w:t xml:space="preserve">Project Scope</w:t>
       </w:r>
     </w:p>
-    <w:p>
-      <w:pPr>
+    <w:bookmarkEnd w:id="10"/>
+    <w:bookmarkStart w:id="18" w:name="extended-project-scope"/>
+    <w:p>
+      <w:pPr>
+        <w:pStyle w:val="Heading3"/>
+      </w:pPr>
+      <w:r>
+        <w:t xml:space="preserve">Extended Project Scope</w:t>
+      </w:r>
+    </w:p>
+    <w:bookmarkStart w:id="11" w:name="comprehensive-curriculum-content"/>
+    <w:p>
+      <w:pPr>
+        <w:pStyle w:val="Heading4"/>
+      </w:pPr>
+      <w:r>
+        <w:t xml:space="preserve">1. Comprehensive Curriculum &amp; Content</w:t>
+      </w:r>
+    </w:p>
+    <w:p>
+      <w:pPr>
+        <w:pStyle w:val="Compact"/>
         <w:numPr>
           <w:ilvl w:val="0"/>
           <w:numId w:val="1001"/>
         </w:numPr>
       </w:pPr>
       <w:r>
-        <w:rPr>
-          <w:b/>
-          <w:bCs/>
-        </w:rPr>
-        <w:t xml:space="preserve">Curriculum &amp; Content</w:t>
+        <w:t xml:space="preserve">Structured Learning Path:</w:t>
       </w:r>
     </w:p>
     <w:p>
@@ -179,470 +173,676 @@
         </w:numPr>
       </w:pPr>
       <w:r>
-        <w:t xml:space="preserve">Structured lessons from</w:t>
+        <w:t xml:space="preserve">Tiered modules from absolute fundamentals (variables, loops) to advanced domains (OOP, algorithms, web frameworks, databases).</w:t>
+      </w:r>
+      <w:r>
+        <w:br/>
+      </w:r>
+    </w:p>
+    <w:p>
+      <w:pPr>
+        <w:pStyle w:val="Compact"/>
+        <w:numPr>
+          <w:ilvl w:val="1"/>
+          <w:numId w:val="1002"/>
+        </w:numPr>
+      </w:pPr>
+      <w:r>
+        <w:t xml:space="preserve">Specialized tracks for Python, JavaScript, and full-stack development.</w:t>
+      </w:r>
+      <w:r>
+        <w:br/>
+      </w:r>
+    </w:p>
+    <w:p>
+      <w:pPr>
+        <w:pStyle w:val="Compact"/>
+        <w:numPr>
+          <w:ilvl w:val="0"/>
+          <w:numId w:val="1001"/>
+        </w:numPr>
+      </w:pPr>
+      <w:r>
+        <w:t xml:space="preserve">Multi-Format Delivery:</w:t>
+      </w:r>
+    </w:p>
+    <w:p>
+      <w:pPr>
+        <w:pStyle w:val="Compact"/>
+        <w:numPr>
+          <w:ilvl w:val="1"/>
+          <w:numId w:val="1003"/>
+        </w:numPr>
+      </w:pPr>
+      <w:r>
+        <w:t xml:space="preserve">Concept primers: Short videos + annotated articles.</w:t>
+      </w:r>
+      <w:r>
+        <w:br/>
+      </w:r>
+    </w:p>
+    <w:p>
+      <w:pPr>
+        <w:pStyle w:val="Compact"/>
+        <w:numPr>
+          <w:ilvl w:val="1"/>
+          <w:numId w:val="1003"/>
+        </w:numPr>
+      </w:pPr>
+      <w:r>
+        <w:t xml:space="preserve">Interactive walkthroughs: Step-by-step coding simulations.</w:t>
+      </w:r>
+      <w:r>
+        <w:br/>
+      </w:r>
+    </w:p>
+    <w:p>
+      <w:pPr>
+        <w:pStyle w:val="Compact"/>
+        <w:numPr>
+          <w:ilvl w:val="1"/>
+          <w:numId w:val="1003"/>
+        </w:numPr>
+      </w:pPr>
+      <w:r>
+        <w:t xml:space="preserve">Real-world projects: Mini-applications (e.g., weather API integration, todo-list).</w:t>
+      </w:r>
+    </w:p>
+    <w:bookmarkEnd w:id="11"/>
+    <w:bookmarkStart w:id="12" w:name="intelligent-code-editor"/>
+    <w:p>
+      <w:pPr>
+        <w:pStyle w:val="Heading4"/>
+      </w:pPr>
+      <w:r>
+        <w:t xml:space="preserve">2. Intelligent Code Editor</w:t>
+      </w:r>
+    </w:p>
+    <w:p>
+      <w:pPr>
+        <w:pStyle w:val="Compact"/>
+        <w:numPr>
+          <w:ilvl w:val="0"/>
+          <w:numId w:val="1004"/>
+        </w:numPr>
+      </w:pPr>
+      <w:r>
+        <w:t xml:space="preserve">Multi-Language Support:</w:t>
+      </w:r>
+    </w:p>
+    <w:p>
+      <w:pPr>
+        <w:pStyle w:val="Compact"/>
+        <w:numPr>
+          <w:ilvl w:val="1"/>
+          <w:numId w:val="1005"/>
+        </w:numPr>
+      </w:pPr>
+      <w:r>
+        <w:t xml:space="preserve">Browser-based execution for Python, JavaScript, HTML/CSS, with plans for Java/C++.</w:t>
+      </w:r>
+      <w:r>
+        <w:br/>
+      </w:r>
+    </w:p>
+    <w:p>
+      <w:pPr>
+        <w:pStyle w:val="Compact"/>
+        <w:numPr>
+          <w:ilvl w:val="0"/>
+          <w:numId w:val="1004"/>
+        </w:numPr>
+      </w:pPr>
+      <w:r>
+        <w:t xml:space="preserve">Enhanced Developer Experience:</w:t>
+      </w:r>
+    </w:p>
+    <w:p>
+      <w:pPr>
+        <w:pStyle w:val="Compact"/>
+        <w:numPr>
+          <w:ilvl w:val="1"/>
+          <w:numId w:val="1006"/>
+        </w:numPr>
+      </w:pPr>
+      <w:r>
+        <w:t xml:space="preserve">Real-time syntax + error highlighting, auto-completion, and debugging hints.</w:t>
+      </w:r>
+      <w:r>
+        <w:br/>
+      </w:r>
+    </w:p>
+    <w:p>
+      <w:pPr>
+        <w:pStyle w:val="Compact"/>
+        <w:numPr>
+          <w:ilvl w:val="1"/>
+          <w:numId w:val="1006"/>
+        </w:numPr>
+      </w:pPr>
+      <w:r>
+        <w:t xml:space="preserve">Code snapshotting: Save/compare solution versions.</w:t>
+      </w:r>
+      <w:r>
+        <w:br/>
+      </w:r>
+    </w:p>
+    <w:p>
+      <w:pPr>
+        <w:pStyle w:val="Compact"/>
+        <w:numPr>
+          <w:ilvl w:val="0"/>
+          <w:numId w:val="1004"/>
+        </w:numPr>
+      </w:pPr>
+      <w:r>
+        <w:t xml:space="preserve">Accessibility:</w:t>
+      </w:r>
+    </w:p>
+    <w:p>
+      <w:pPr>
+        <w:pStyle w:val="Compact"/>
+        <w:numPr>
+          <w:ilvl w:val="1"/>
+          <w:numId w:val="1007"/>
+        </w:numPr>
+      </w:pPr>
+      <w:r>
+        <w:t xml:space="preserve">Dark/light mode, keyboard shortcuts, screen-reader compatibility.</w:t>
+      </w:r>
+    </w:p>
+    <w:bookmarkEnd w:id="12"/>
+    <w:bookmarkStart w:id="13" w:name="dynamic-interactive-exercises"/>
+    <w:p>
+      <w:pPr>
+        <w:pStyle w:val="Heading4"/>
+      </w:pPr>
+      <w:r>
+        <w:t xml:space="preserve">3. Dynamic Interactive Exercises</w:t>
+      </w:r>
+    </w:p>
+    <w:p>
+      <w:pPr>
+        <w:pStyle w:val="Compact"/>
+        <w:numPr>
+          <w:ilvl w:val="0"/>
+          <w:numId w:val="1008"/>
+        </w:numPr>
+      </w:pPr>
+      <w:r>
+        <w:t xml:space="preserve">Adaptive Challenges:</w:t>
+      </w:r>
+    </w:p>
+    <w:p>
+      <w:pPr>
+        <w:pStyle w:val="Compact"/>
+        <w:numPr>
+          <w:ilvl w:val="1"/>
+          <w:numId w:val="1009"/>
+        </w:numPr>
+      </w:pPr>
+      <w:r>
+        <w:t xml:space="preserve">Exercises auto-adjust difficulty based on user performance.</w:t>
+      </w:r>
+      <w:r>
+        <w:br/>
+      </w:r>
+    </w:p>
+    <w:p>
+      <w:pPr>
+        <w:pStyle w:val="Compact"/>
+        <w:numPr>
+          <w:ilvl w:val="1"/>
+          <w:numId w:val="1009"/>
+        </w:numPr>
+      </w:pPr>
+      <w:r>
+        <w:t xml:space="preserve">“Fix-the-Bug”</w:t>
       </w:r>
       <w:r>
         <w:t xml:space="preserve"> </w:t>
       </w:r>
       <w:r>
-        <w:rPr>
-          <w:b/>
-          <w:bCs/>
-        </w:rPr>
-        <w:t xml:space="preserve">fundamentals</w:t>
+        <w:t xml:space="preserve">tasks: Debug pre-written flawed code.</w:t>
+      </w:r>
+      <w:r>
+        <w:br/>
+      </w:r>
+    </w:p>
+    <w:p>
+      <w:pPr>
+        <w:pStyle w:val="Compact"/>
+        <w:numPr>
+          <w:ilvl w:val="0"/>
+          <w:numId w:val="1008"/>
+        </w:numPr>
+      </w:pPr>
+      <w:r>
+        <w:t xml:space="preserve">Deep-Dive Analysis:</w:t>
+      </w:r>
+    </w:p>
+    <w:p>
+      <w:pPr>
+        <w:pStyle w:val="Compact"/>
+        <w:numPr>
+          <w:ilvl w:val="1"/>
+          <w:numId w:val="1010"/>
+        </w:numPr>
+      </w:pPr>
+      <w:r>
+        <w:t xml:space="preserve">Runtime complexity breakdowns (Big O notation).</w:t>
+      </w:r>
+      <w:r>
+        <w:br/>
+      </w:r>
+    </w:p>
+    <w:p>
+      <w:pPr>
+        <w:pStyle w:val="Compact"/>
+        <w:numPr>
+          <w:ilvl w:val="1"/>
+          <w:numId w:val="1010"/>
+        </w:numPr>
+      </w:pPr>
+      <w:r>
+        <w:t xml:space="preserve">Memory/performance metrics for optimization practice.</w:t>
+      </w:r>
+      <w:r>
+        <w:br/>
+      </w:r>
+    </w:p>
+    <w:p>
+      <w:pPr>
+        <w:pStyle w:val="Compact"/>
+        <w:numPr>
+          <w:ilvl w:val="0"/>
+          <w:numId w:val="1008"/>
+        </w:numPr>
+      </w:pPr>
+      <w:r>
+        <w:t xml:space="preserve">Solution Libraries:</w:t>
+      </w:r>
+    </w:p>
+    <w:p>
+      <w:pPr>
+        <w:pStyle w:val="Compact"/>
+        <w:numPr>
+          <w:ilvl w:val="1"/>
+          <w:numId w:val="1011"/>
+        </w:numPr>
+      </w:pPr>
+      <w:r>
+        <w:t xml:space="preserve">Model answers + multiple approach comparisons (e.g., iterative vs. recursive).</w:t>
+      </w:r>
+    </w:p>
+    <w:bookmarkEnd w:id="13"/>
+    <w:bookmarkStart w:id="14" w:name="advanced-gamification-system"/>
+    <w:p>
+      <w:pPr>
+        <w:pStyle w:val="Heading4"/>
+      </w:pPr>
+      <w:r>
+        <w:t xml:space="preserve">4. Advanced Gamification System</w:t>
+      </w:r>
+    </w:p>
+    <w:p>
+      <w:pPr>
+        <w:pStyle w:val="Compact"/>
+        <w:numPr>
+          <w:ilvl w:val="0"/>
+          <w:numId w:val="1012"/>
+        </w:numPr>
+      </w:pPr>
+      <w:r>
+        <w:t xml:space="preserve">Engagement Mechanics:</w:t>
+      </w:r>
+    </w:p>
+    <w:p>
+      <w:pPr>
+        <w:pStyle w:val="Compact"/>
+        <w:numPr>
+          <w:ilvl w:val="1"/>
+          <w:numId w:val="1013"/>
+        </w:numPr>
+      </w:pPr>
+      <w:r>
+        <w:t xml:space="preserve">Daily streaks, skill-specific badges (e.g.,</w:t>
       </w:r>
       <w:r>
         <w:t xml:space="preserve"> </w:t>
       </w:r>
       <w:r>
-        <w:t xml:space="preserve">to</w:t>
+        <w:t xml:space="preserve">“Algorithm Ace”</w:t>
+      </w:r>
+      <w:r>
+        <w:t xml:space="preserve">), and XP bonuses for consistency.</w:t>
+      </w:r>
+      <w:r>
+        <w:br/>
+      </w:r>
+    </w:p>
+    <w:p>
+      <w:pPr>
+        <w:pStyle w:val="Compact"/>
+        <w:numPr>
+          <w:ilvl w:val="1"/>
+          <w:numId w:val="1013"/>
+        </w:numPr>
+      </w:pPr>
+      <w:r>
+        <w:t xml:space="preserve">Unlockable content: Secret lessons or tools for high achievers.</w:t>
+      </w:r>
+      <w:r>
+        <w:br/>
+      </w:r>
+    </w:p>
+    <w:p>
+      <w:pPr>
+        <w:pStyle w:val="Compact"/>
+        <w:numPr>
+          <w:ilvl w:val="0"/>
+          <w:numId w:val="1012"/>
+        </w:numPr>
+      </w:pPr>
+      <w:r>
+        <w:t xml:space="preserve">Competitive Elements:</w:t>
+      </w:r>
+    </w:p>
+    <w:p>
+      <w:pPr>
+        <w:pStyle w:val="Compact"/>
+        <w:numPr>
+          <w:ilvl w:val="1"/>
+          <w:numId w:val="1014"/>
+        </w:numPr>
+      </w:pPr>
+      <w:r>
+        <w:t xml:space="preserve">Global/weekly leaderboards (XP-based).</w:t>
+      </w:r>
+      <w:r>
+        <w:br/>
+      </w:r>
+    </w:p>
+    <w:p>
+      <w:pPr>
+        <w:pStyle w:val="Compact"/>
+        <w:numPr>
+          <w:ilvl w:val="1"/>
+          <w:numId w:val="1014"/>
+        </w:numPr>
+      </w:pPr>
+      <w:r>
+        <w:t xml:space="preserve">Speed challenges and efficiency contests with peer rankings.</w:t>
+      </w:r>
+    </w:p>
+    <w:bookmarkEnd w:id="14"/>
+    <w:bookmarkStart w:id="15" w:name="personalized-progress-ecosystem"/>
+    <w:p>
+      <w:pPr>
+        <w:pStyle w:val="Heading4"/>
+      </w:pPr>
+      <w:r>
+        <w:t xml:space="preserve">5. Personalized Progress Ecosystem</w:t>
+      </w:r>
+    </w:p>
+    <w:p>
+      <w:pPr>
+        <w:pStyle w:val="Compact"/>
+        <w:numPr>
+          <w:ilvl w:val="0"/>
+          <w:numId w:val="1015"/>
+        </w:numPr>
+      </w:pPr>
+      <w:r>
+        <w:t xml:space="preserve">Learning Analytics:</w:t>
+      </w:r>
+    </w:p>
+    <w:p>
+      <w:pPr>
+        <w:pStyle w:val="Compact"/>
+        <w:numPr>
+          <w:ilvl w:val="1"/>
+          <w:numId w:val="1016"/>
+        </w:numPr>
+      </w:pPr>
+      <w:r>
+        <w:t xml:space="preserve">Mastery dashboards showing skill proficiency (e.g.,</w:t>
       </w:r>
       <w:r>
         <w:t xml:space="preserve"> </w:t>
       </w:r>
       <w:r>
-        <w:rPr>
-          <w:b/>
-          <w:bCs/>
-        </w:rPr>
-        <w:t xml:space="preserve">advanced topics</w:t>
+        <w:t xml:space="preserve">“Data Structures: 85%”</w:t>
+      </w:r>
+      <w:r>
+        <w:t xml:space="preserve">).</w:t>
+      </w:r>
+      <w:r>
+        <w:br/>
+      </w:r>
+    </w:p>
+    <w:p>
+      <w:pPr>
+        <w:pStyle w:val="Compact"/>
+        <w:numPr>
+          <w:ilvl w:val="1"/>
+          <w:numId w:val="1016"/>
+        </w:numPr>
+      </w:pPr>
+      <w:r>
+        <w:t xml:space="preserve">Time-tracking: Session duration, concepts revisited.</w:t>
+      </w:r>
+      <w:r>
+        <w:br/>
+      </w:r>
+    </w:p>
+    <w:p>
+      <w:pPr>
+        <w:pStyle w:val="Compact"/>
+        <w:numPr>
+          <w:ilvl w:val="0"/>
+          <w:numId w:val="1015"/>
+        </w:numPr>
+      </w:pPr>
+      <w:r>
+        <w:t xml:space="preserve">Roadmap Customization:</w:t>
+      </w:r>
+    </w:p>
+    <w:p>
+      <w:pPr>
+        <w:pStyle w:val="Compact"/>
+        <w:numPr>
+          <w:ilvl w:val="1"/>
+          <w:numId w:val="1017"/>
+        </w:numPr>
+      </w:pPr>
+      <w:r>
+        <w:t xml:space="preserve">Adaptive recommendations for weak areas.</w:t>
+      </w:r>
+      <w:r>
+        <w:br/>
+      </w:r>
+    </w:p>
+    <w:p>
+      <w:pPr>
+        <w:pStyle w:val="Compact"/>
+        <w:numPr>
+          <w:ilvl w:val="1"/>
+          <w:numId w:val="1017"/>
+        </w:numPr>
+      </w:pPr>
+      <w:r>
+        <w:t xml:space="preserve">Bookmarkable</w:t>
       </w:r>
       <w:r>
         <w:t xml:space="preserve"> </w:t>
       </w:r>
       <w:r>
-        <w:t xml:space="preserve">(e.g., OOP, algorithms, web dev).</w:t>
-      </w:r>
-    </w:p>
-    <w:p>
-      <w:pPr>
-        <w:pStyle w:val="Compact"/>
-        <w:numPr>
-          <w:ilvl w:val="1"/>
-          <w:numId w:val="1002"/>
-        </w:numPr>
-      </w:pPr>
-      <w:r>
-        <w:rPr>
-          <w:b/>
-          <w:bCs/>
-        </w:rPr>
-        <w:t xml:space="preserve">Multi-format content</w:t>
-      </w:r>
-      <w:r>
-        <w:t xml:space="preserve">: articles, videos, and walkthroughs.</w:t>
-      </w:r>
-    </w:p>
-    <w:p>
-      <w:pPr>
-        <w:numPr>
-          <w:ilvl w:val="0"/>
-          <w:numId w:val="1001"/>
-        </w:numPr>
-      </w:pPr>
-      <w:r>
-        <w:rPr>
-          <w:b/>
-          <w:bCs/>
-        </w:rPr>
-        <w:t xml:space="preserve">Integrated Code Editor</w:t>
-      </w:r>
-    </w:p>
-    <w:p>
-      <w:pPr>
-        <w:pStyle w:val="Compact"/>
-        <w:numPr>
-          <w:ilvl w:val="1"/>
-          <w:numId w:val="1003"/>
-        </w:numPr>
-      </w:pPr>
-      <w:r>
-        <w:t xml:space="preserve">Runs</w:t>
+        <w:t xml:space="preserve">“Playlists”</w:t>
       </w:r>
       <w:r>
         <w:t xml:space="preserve"> </w:t>
       </w:r>
       <w:r>
-        <w:rPr>
-          <w:b/>
-          <w:bCs/>
-        </w:rPr>
-        <w:t xml:space="preserve">Python</w:t>
-      </w:r>
-      <w:r>
-        <w:t xml:space="preserve"> </w:t>
-      </w:r>
-      <w:r>
-        <w:t xml:space="preserve">and</w:t>
-      </w:r>
-      <w:r>
-        <w:t xml:space="preserve"> </w:t>
-      </w:r>
-      <w:r>
-        <w:rPr>
-          <w:b/>
-          <w:bCs/>
-        </w:rPr>
-        <w:t xml:space="preserve">JavaScript</w:t>
-      </w:r>
-      <w:r>
-        <w:t xml:space="preserve"> </w:t>
-      </w:r>
-      <w:r>
-        <w:t xml:space="preserve">in-browser.</w:t>
-      </w:r>
-    </w:p>
-    <w:p>
-      <w:pPr>
-        <w:pStyle w:val="Compact"/>
-        <w:numPr>
-          <w:ilvl w:val="1"/>
-          <w:numId w:val="1003"/>
-        </w:numPr>
-      </w:pPr>
-      <w:r>
-        <w:t xml:space="preserve">Real-time execution,</w:t>
-      </w:r>
-      <w:r>
-        <w:t xml:space="preserve"> </w:t>
-      </w:r>
-      <w:r>
-        <w:rPr>
-          <w:b/>
-          <w:bCs/>
-        </w:rPr>
-        <w:t xml:space="preserve">syntax highlighting</w:t>
-      </w:r>
-      <w:r>
-        <w:t xml:space="preserve">,</w:t>
-      </w:r>
-      <w:r>
-        <w:t xml:space="preserve"> </w:t>
-      </w:r>
-      <w:r>
-        <w:rPr>
-          <w:b/>
-          <w:bCs/>
-        </w:rPr>
-        <w:t xml:space="preserve">line numbering</w:t>
-      </w:r>
-      <w:r>
-        <w:t xml:space="preserve">, and</w:t>
-      </w:r>
-      <w:r>
-        <w:t xml:space="preserve"> </w:t>
-      </w:r>
-      <w:r>
-        <w:rPr>
-          <w:b/>
-          <w:bCs/>
-        </w:rPr>
-        <w:t xml:space="preserve">error feedback</w:t>
-      </w:r>
-      <w:r>
-        <w:t xml:space="preserve">.</w:t>
-      </w:r>
-    </w:p>
-    <w:p>
-      <w:pPr>
-        <w:numPr>
-          <w:ilvl w:val="0"/>
-          <w:numId w:val="1001"/>
-        </w:numPr>
-      </w:pPr>
-      <w:r>
-        <w:rPr>
-          <w:b/>
-          <w:bCs/>
-        </w:rPr>
-        <w:t xml:space="preserve">Interactive Exercises</w:t>
-      </w:r>
-    </w:p>
-    <w:p>
-      <w:pPr>
-        <w:pStyle w:val="Compact"/>
-        <w:numPr>
-          <w:ilvl w:val="1"/>
-          <w:numId w:val="1004"/>
-        </w:numPr>
-      </w:pPr>
-      <w:r>
-        <w:t xml:space="preserve">Hands-on problems with</w:t>
-      </w:r>
-      <w:r>
-        <w:t xml:space="preserve"> </w:t>
-      </w:r>
-      <w:r>
-        <w:rPr>
-          <w:b/>
-          <w:bCs/>
-        </w:rPr>
-        <w:t xml:space="preserve">instant validation</w:t>
-      </w:r>
-      <w:r>
-        <w:t xml:space="preserve"> </w:t>
-      </w:r>
-      <w:r>
-        <w:t xml:space="preserve">and</w:t>
-      </w:r>
-      <w:r>
-        <w:t xml:space="preserve"> </w:t>
-      </w:r>
-      <w:r>
-        <w:rPr>
-          <w:b/>
-          <w:bCs/>
-        </w:rPr>
-        <w:t xml:space="preserve">model solutions</w:t>
-      </w:r>
-      <w:r>
-        <w:t xml:space="preserve">.</w:t>
-      </w:r>
-    </w:p>
-    <w:p>
-      <w:pPr>
-        <w:pStyle w:val="Compact"/>
-        <w:numPr>
-          <w:ilvl w:val="1"/>
-          <w:numId w:val="1004"/>
-        </w:numPr>
-      </w:pPr>
-      <w:r>
-        <w:t xml:space="preserve">Optional</w:t>
-      </w:r>
-      <w:r>
-        <w:t xml:space="preserve"> </w:t>
-      </w:r>
-      <w:r>
-        <w:rPr>
-          <w:b/>
-          <w:bCs/>
-        </w:rPr>
-        <w:t xml:space="preserve">complexity analysis</w:t>
-      </w:r>
-      <w:r>
-        <w:t xml:space="preserve"> </w:t>
-      </w:r>
-      <w:r>
-        <w:t xml:space="preserve">for deeper understanding.</w:t>
-      </w:r>
-    </w:p>
-    <w:p>
-      <w:pPr>
-        <w:numPr>
-          <w:ilvl w:val="0"/>
-          <w:numId w:val="1001"/>
-        </w:numPr>
-      </w:pPr>
-      <w:r>
-        <w:rPr>
-          <w:b/>
-          <w:bCs/>
-        </w:rPr>
-        <w:t xml:space="preserve">Gamification Features</w:t>
-      </w:r>
-    </w:p>
-    <w:p>
-      <w:pPr>
-        <w:pStyle w:val="Compact"/>
-        <w:numPr>
-          <w:ilvl w:val="1"/>
-          <w:numId w:val="1005"/>
-        </w:numPr>
-      </w:pPr>
-      <w:r>
-        <w:rPr>
-          <w:b/>
-          <w:bCs/>
-        </w:rPr>
-        <w:t xml:space="preserve">XP</w:t>
-      </w:r>
-      <w:r>
-        <w:t xml:space="preserve">, badges, levels, streaks, and unlockable lessons.</w:t>
-      </w:r>
-    </w:p>
-    <w:p>
-      <w:pPr>
-        <w:pStyle w:val="Compact"/>
-        <w:numPr>
-          <w:ilvl w:val="1"/>
-          <w:numId w:val="1005"/>
-        </w:numPr>
-      </w:pPr>
-      <w:r>
-        <w:rPr>
-          <w:b/>
-          <w:bCs/>
-        </w:rPr>
-        <w:t xml:space="preserve">Leaderboards</w:t>
-      </w:r>
-      <w:r>
-        <w:t xml:space="preserve"> </w:t>
-      </w:r>
-      <w:r>
-        <w:t xml:space="preserve">for activity and progress.</w:t>
-      </w:r>
-    </w:p>
-    <w:p>
-      <w:pPr>
-        <w:numPr>
-          <w:ilvl w:val="0"/>
-          <w:numId w:val="1001"/>
-        </w:numPr>
-      </w:pPr>
-      <w:r>
-        <w:rPr>
-          <w:b/>
-          <w:bCs/>
-        </w:rPr>
-        <w:t xml:space="preserve">User Progress Tracking</w:t>
-      </w:r>
-    </w:p>
-    <w:p>
-      <w:pPr>
-        <w:pStyle w:val="Compact"/>
-        <w:numPr>
-          <w:ilvl w:val="1"/>
-          <w:numId w:val="1006"/>
-        </w:numPr>
-      </w:pPr>
-      <w:r>
-        <w:t xml:space="preserve">Personalized roadmap: track</w:t>
-      </w:r>
-      <w:r>
-        <w:t xml:space="preserve"> </w:t>
-      </w:r>
-      <w:r>
-        <w:rPr>
-          <w:b/>
-          <w:bCs/>
-        </w:rPr>
-        <w:t xml:space="preserve">completed</w:t>
-      </w:r>
-      <w:r>
-        <w:t xml:space="preserve">,</w:t>
-      </w:r>
-      <w:r>
-        <w:t xml:space="preserve"> </w:t>
-      </w:r>
-      <w:r>
-        <w:rPr>
-          <w:b/>
-          <w:bCs/>
-        </w:rPr>
-        <w:t xml:space="preserve">ongoing</w:t>
-      </w:r>
-      <w:r>
-        <w:t xml:space="preserve">, and</w:t>
-      </w:r>
-      <w:r>
-        <w:t xml:space="preserve"> </w:t>
-      </w:r>
-      <w:r>
-        <w:rPr>
-          <w:b/>
-          <w:bCs/>
-        </w:rPr>
-        <w:t xml:space="preserve">locked</w:t>
-      </w:r>
-      <w:r>
-        <w:t xml:space="preserve"> </w:t>
-      </w:r>
-      <w:r>
-        <w:t xml:space="preserve">modules.</w:t>
-      </w:r>
-    </w:p>
-    <w:p>
-      <w:pPr>
-        <w:pStyle w:val="Compact"/>
-        <w:numPr>
-          <w:ilvl w:val="1"/>
-          <w:numId w:val="1006"/>
-        </w:numPr>
-      </w:pPr>
-      <w:r>
-        <w:t xml:space="preserve">Skill mastery levels and lesson history.</w:t>
-      </w:r>
-    </w:p>
-    <w:p>
-      <w:pPr>
-        <w:numPr>
-          <w:ilvl w:val="0"/>
-          <w:numId w:val="1001"/>
-        </w:numPr>
-      </w:pPr>
-      <w:r>
-        <w:rPr>
-          <w:b/>
-          <w:bCs/>
-        </w:rPr>
-        <w:t xml:space="preserve">Community &amp; Collaboration</w:t>
-      </w:r>
-    </w:p>
-    <w:p>
-      <w:pPr>
-        <w:pStyle w:val="Compact"/>
-        <w:numPr>
-          <w:ilvl w:val="1"/>
-          <w:numId w:val="1007"/>
-        </w:numPr>
-      </w:pPr>
-      <w:r>
-        <w:t xml:space="preserve">Share solutions,</w:t>
-      </w:r>
-      <w:r>
-        <w:t xml:space="preserve"> </w:t>
-      </w:r>
-      <w:r>
-        <w:rPr>
-          <w:b/>
-          <w:bCs/>
-        </w:rPr>
-        <w:t xml:space="preserve">review peer code</w:t>
-      </w:r>
-      <w:r>
-        <w:t xml:space="preserve">, and engage in discussions.</w:t>
-      </w:r>
-    </w:p>
-    <w:p>
-      <w:pPr>
-        <w:pStyle w:val="Compact"/>
-        <w:numPr>
-          <w:ilvl w:val="1"/>
-          <w:numId w:val="1007"/>
-        </w:numPr>
-      </w:pPr>
-      <w:r>
-        <w:t xml:space="preserve">Optional</w:t>
-      </w:r>
-      <w:r>
-        <w:t xml:space="preserve"> </w:t>
-      </w:r>
-      <w:r>
-        <w:rPr>
-          <w:b/>
-          <w:bCs/>
-        </w:rPr>
-        <w:t xml:space="preserve">challenges</w:t>
-      </w:r>
-      <w:r>
-        <w:t xml:space="preserve"> </w:t>
-      </w:r>
-      <w:r>
-        <w:t xml:space="preserve">and</w:t>
-      </w:r>
-      <w:r>
-        <w:t xml:space="preserve"> </w:t>
-      </w:r>
-      <w:r>
-        <w:rPr>
-          <w:b/>
-          <w:bCs/>
-        </w:rPr>
-        <w:t xml:space="preserve">friendly competitions</w:t>
-      </w:r>
-      <w:r>
-        <w:t xml:space="preserve">.</w:t>
+        <w:t xml:space="preserve">for user-defined goals.</w:t>
+      </w:r>
+    </w:p>
+    <w:bookmarkEnd w:id="15"/>
+    <w:bookmarkStart w:id="16" w:name="collaborative-community-hub"/>
+    <w:p>
+      <w:pPr>
+        <w:pStyle w:val="Heading4"/>
+      </w:pPr>
+      <w:r>
+        <w:t xml:space="preserve">6. Collaborative Community Hub</w:t>
+      </w:r>
+    </w:p>
+    <w:p>
+      <w:pPr>
+        <w:pStyle w:val="Compact"/>
+        <w:numPr>
+          <w:ilvl w:val="0"/>
+          <w:numId w:val="1018"/>
+        </w:numPr>
+      </w:pPr>
+      <w:r>
+        <w:t xml:space="preserve">Knowledge Sharing:</w:t>
+      </w:r>
+    </w:p>
+    <w:p>
+      <w:pPr>
+        <w:pStyle w:val="Compact"/>
+        <w:numPr>
+          <w:ilvl w:val="1"/>
+          <w:numId w:val="1019"/>
+        </w:numPr>
+      </w:pPr>
+      <w:r>
+        <w:t xml:space="preserve">Solution galleries with upvoting/commenting.</w:t>
+      </w:r>
+      <w:r>
+        <w:br/>
+      </w:r>
+    </w:p>
+    <w:p>
+      <w:pPr>
+        <w:pStyle w:val="Compact"/>
+        <w:numPr>
+          <w:ilvl w:val="1"/>
+          <w:numId w:val="1019"/>
+        </w:numPr>
+      </w:pPr>
+      <w:r>
+        <w:t xml:space="preserve">Peer review workflows (rubric-guided code critiques).</w:t>
+      </w:r>
+      <w:r>
+        <w:br/>
+      </w:r>
+    </w:p>
+    <w:p>
+      <w:pPr>
+        <w:pStyle w:val="Compact"/>
+        <w:numPr>
+          <w:ilvl w:val="0"/>
+          <w:numId w:val="1018"/>
+        </w:numPr>
+      </w:pPr>
+      <w:r>
+        <w:t xml:space="preserve">Social Learning:</w:t>
+      </w:r>
+    </w:p>
+    <w:p>
+      <w:pPr>
+        <w:pStyle w:val="Compact"/>
+        <w:numPr>
+          <w:ilvl w:val="1"/>
+          <w:numId w:val="1020"/>
+        </w:numPr>
+      </w:pPr>
+      <w:r>
+        <w:t xml:space="preserve">Group challenges: Team-based projects (e.g., build a collaborative app).</w:t>
+      </w:r>
+      <w:r>
+        <w:br/>
+      </w:r>
+    </w:p>
+    <w:p>
+      <w:pPr>
+        <w:pStyle w:val="Compact"/>
+        <w:numPr>
+          <w:ilvl w:val="1"/>
+          <w:numId w:val="1020"/>
+        </w:numPr>
+      </w:pPr>
+      <w:r>
+        <w:t xml:space="preserve">Q&amp;A forums with mentor verification.</w:t>
+      </w:r>
+      <w:r>
+        <w:br/>
+      </w:r>
+    </w:p>
+    <w:p>
+      <w:pPr>
+        <w:pStyle w:val="Compact"/>
+        <w:numPr>
+          <w:ilvl w:val="1"/>
+          <w:numId w:val="1020"/>
+        </w:numPr>
+      </w:pPr>
+      <w:r>
+        <w:t xml:space="preserve">Live events: Coding sprints or AMAs with experts.</w:t>
+      </w:r>
+    </w:p>
+    <w:bookmarkEnd w:id="16"/>
+    <w:bookmarkStart w:id="17" w:name="accessibility-scalability"/>
+    <w:p>
+      <w:pPr>
+        <w:pStyle w:val="Heading4"/>
+      </w:pPr>
+      <w:r>
+        <w:t xml:space="preserve">7. Accessibility &amp; Scalability</w:t>
+      </w:r>
+    </w:p>
+    <w:p>
+      <w:pPr>
+        <w:pStyle w:val="Compact"/>
+        <w:numPr>
+          <w:ilvl w:val="0"/>
+          <w:numId w:val="1021"/>
+        </w:numPr>
+      </w:pPr>
+      <w:r>
+        <w:t xml:space="preserve">Mobile-responsive design: Seamless tablet/phone access.</w:t>
+      </w:r>
+      <w:r>
+        <w:br/>
+      </w:r>
+    </w:p>
+    <w:p>
+      <w:pPr>
+        <w:pStyle w:val="Compact"/>
+        <w:numPr>
+          <w:ilvl w:val="0"/>
+          <w:numId w:val="1021"/>
+        </w:numPr>
+      </w:pPr>
+      <w:r>
+        <w:t xml:space="preserve">Offline mode: Download lessons/exercises for practice without internet.</w:t>
+      </w:r>
+      <w:r>
+        <w:br/>
+      </w:r>
+    </w:p>
+    <w:p>
+      <w:pPr>
+        <w:pStyle w:val="Compact"/>
+        <w:numPr>
+          <w:ilvl w:val="0"/>
+          <w:numId w:val="1021"/>
+        </w:numPr>
+      </w:pPr>
+      <w:r>
+        <w:t xml:space="preserve">API integration: Future compatibility with LMS/CMS platforms.</w:t>
       </w:r>
     </w:p>
     <w:p>
@@ -652,8 +852,9 @@
         </w:pict>
       </w:r>
     </w:p>
-    <w:bookmarkEnd w:id="10"/>
-    <w:bookmarkStart w:id="11" w:name="problem-statement"/>
+    <w:bookmarkEnd w:id="17"/>
+    <w:bookmarkEnd w:id="18"/>
+    <w:bookmarkStart w:id="19" w:name="problem-statement"/>
     <w:p>
       <w:pPr>
         <w:pStyle w:val="Heading3"/>
@@ -667,164 +868,199 @@
         <w:pStyle w:val="FirstParagraph"/>
       </w:pPr>
       <w:r>
-        <w:t xml:space="preserve">Many beginners find learning programming</w:t>
+        <w:t xml:space="preserve">Learning programming remains a daunting barrier for beginners, exacerbated by</w:t>
       </w:r>
       <w:r>
         <w:t xml:space="preserve"> </w:t>
       </w:r>
       <w:r>
         <w:rPr>
-          <w:b/>
-          <w:bCs/>
+          <w:i/>
+          <w:iCs/>
         </w:rPr>
-        <w:t xml:space="preserve">overwhelming</w:t>
+        <w:t xml:space="preserve">four core gaps</w:t>
       </w:r>
       <w:r>
         <w:t xml:space="preserve"> </w:t>
       </w:r>
       <w:r>
-        <w:t xml:space="preserve">due to:</w:t>
-      </w:r>
-    </w:p>
-    <w:p>
-      <w:pPr>
-        <w:pStyle w:val="Compact"/>
-        <w:numPr>
-          <w:ilvl w:val="0"/>
-          <w:numId w:val="1008"/>
+        <w:t xml:space="preserve">in existing solutions:</w:t>
+      </w:r>
+    </w:p>
+    <w:p>
+      <w:pPr>
+        <w:pStyle w:val="Compact"/>
+        <w:numPr>
+          <w:ilvl w:val="0"/>
+          <w:numId w:val="1022"/>
+        </w:numPr>
+      </w:pPr>
+      <w:r>
+        <w:t xml:space="preserve">Structural Deficiency:</w:t>
+      </w:r>
+    </w:p>
+    <w:p>
+      <w:pPr>
+        <w:pStyle w:val="Compact"/>
+        <w:numPr>
+          <w:ilvl w:val="1"/>
+          <w:numId w:val="1023"/>
+        </w:numPr>
+      </w:pPr>
+      <w:r>
+        <w:t xml:space="preserve">Resources are fragmented (video tutorials, disjointed exercises) with no coherent progression, leaving learners adrift.</w:t>
+      </w:r>
+      <w:r>
+        <w:br/>
+      </w:r>
+    </w:p>
+    <w:p>
+      <w:pPr>
+        <w:pStyle w:val="Compact"/>
+        <w:numPr>
+          <w:ilvl w:val="1"/>
+          <w:numId w:val="1023"/>
         </w:numPr>
       </w:pPr>
       <w:r>
         <w:rPr>
-          <w:b/>
-          <w:bCs/>
+          <w:i/>
+          <w:iCs/>
         </w:rPr>
-        <w:t xml:space="preserve">Fragmented resources</w:t>
+        <w:t xml:space="preserve">Advanced topics</w:t>
       </w:r>
       <w:r>
         <w:t xml:space="preserve"> </w:t>
       </w:r>
       <w:r>
-        <w:t xml:space="preserve">with no clear path.</w:t>
-      </w:r>
-    </w:p>
-    <w:p>
-      <w:pPr>
-        <w:pStyle w:val="Compact"/>
-        <w:numPr>
-          <w:ilvl w:val="0"/>
-          <w:numId w:val="1008"/>
-        </w:numPr>
-      </w:pPr>
-      <w:r>
-        <w:t xml:space="preserve">Lack of</w:t>
+        <w:t xml:space="preserve">(OOP, algorithms) feel inaccessible without scaffolded skill-building.</w:t>
+      </w:r>
+    </w:p>
+    <w:p>
+      <w:pPr>
+        <w:pStyle w:val="Compact"/>
+        <w:numPr>
+          <w:ilvl w:val="0"/>
+          <w:numId w:val="1022"/>
+        </w:numPr>
+      </w:pPr>
+      <w:r>
+        <w:t xml:space="preserve">Practice-Explanation Misalignment:</w:t>
+      </w:r>
+    </w:p>
+    <w:p>
+      <w:pPr>
+        <w:pStyle w:val="Compact"/>
+        <w:numPr>
+          <w:ilvl w:val="1"/>
+          <w:numId w:val="1024"/>
+        </w:numPr>
+      </w:pPr>
+      <w:r>
+        <w:t xml:space="preserve">Passive video/article consumption fails to translate to coding competence.</w:t>
+      </w:r>
+      <w:r>
+        <w:br/>
+      </w:r>
+    </w:p>
+    <w:p>
+      <w:pPr>
+        <w:pStyle w:val="Compact"/>
+        <w:numPr>
+          <w:ilvl w:val="1"/>
+          <w:numId w:val="1024"/>
+        </w:numPr>
+      </w:pPr>
+      <w:r>
+        <w:t xml:space="preserve">Feedback is delayed or absent, leading to reinforcement of errors and frustration.</w:t>
+      </w:r>
+    </w:p>
+    <w:p>
+      <w:pPr>
+        <w:pStyle w:val="Compact"/>
+        <w:numPr>
+          <w:ilvl w:val="0"/>
+          <w:numId w:val="1022"/>
+        </w:numPr>
+      </w:pPr>
+      <w:r>
+        <w:t xml:space="preserve">Motivation Erosion:</w:t>
+      </w:r>
+    </w:p>
+    <w:p>
+      <w:pPr>
+        <w:pStyle w:val="Compact"/>
+        <w:numPr>
+          <w:ilvl w:val="1"/>
+          <w:numId w:val="1025"/>
+        </w:numPr>
+      </w:pPr>
+      <w:r>
+        <w:t xml:space="preserve">Isolated learning lacks psychological hooks (rewards, social accountability) to sustain consistency.</w:t>
+      </w:r>
+      <w:r>
+        <w:br/>
+      </w:r>
+    </w:p>
+    <w:p>
+      <w:pPr>
+        <w:pStyle w:val="Compact"/>
+        <w:numPr>
+          <w:ilvl w:val="1"/>
+          <w:numId w:val="1025"/>
+        </w:numPr>
+      </w:pPr>
+      <w:r>
+        <w:rPr>
+          <w:i/>
+          <w:iCs/>
+        </w:rPr>
+        <w:t xml:space="preserve">80% of beginners quit within 3 months</w:t>
       </w:r>
       <w:r>
         <w:t xml:space="preserve"> </w:t>
       </w:r>
       <w:r>
-        <w:rPr>
-          <w:b/>
-          <w:bCs/>
-        </w:rPr>
-        <w:t xml:space="preserve">guided practice</w:t>
-      </w:r>
-      <w:r>
-        <w:t xml:space="preserve"> </w:t>
-      </w:r>
-      <w:r>
-        <w:t xml:space="preserve">and personalized feedback.</w:t>
-      </w:r>
-    </w:p>
-    <w:p>
-      <w:pPr>
-        <w:pStyle w:val="Compact"/>
-        <w:numPr>
-          <w:ilvl w:val="0"/>
-          <w:numId w:val="1008"/>
-        </w:numPr>
-      </w:pPr>
-      <w:r>
-        <w:t xml:space="preserve">Weak motivation loops, leading to</w:t>
-      </w:r>
-      <w:r>
-        <w:t xml:space="preserve"> </w:t>
-      </w:r>
-      <w:r>
-        <w:rPr>
-          <w:b/>
-          <w:bCs/>
-        </w:rPr>
-        <w:t xml:space="preserve">inconsistency</w:t>
-      </w:r>
-      <w:r>
-        <w:t xml:space="preserve"> </w:t>
-      </w:r>
-      <w:r>
-        <w:t xml:space="preserve">and</w:t>
-      </w:r>
-      <w:r>
-        <w:t xml:space="preserve"> </w:t>
-      </w:r>
-      <w:r>
-        <w:rPr>
-          <w:b/>
-          <w:bCs/>
-        </w:rPr>
-        <w:t xml:space="preserve">self-doubt</w:t>
-      </w:r>
-      <w:r>
-        <w:t xml:space="preserve">.</w:t>
-      </w:r>
-    </w:p>
-    <w:p>
-      <w:pPr>
-        <w:pStyle w:val="FirstParagraph"/>
-      </w:pPr>
-      <w:r>
-        <w:t xml:space="preserve">Traditional platforms often lack the</w:t>
-      </w:r>
-      <w:r>
-        <w:t xml:space="preserve"> </w:t>
-      </w:r>
-      <w:r>
-        <w:rPr>
-          <w:b/>
-          <w:bCs/>
-        </w:rPr>
-        <w:t xml:space="preserve">engagement</w:t>
-      </w:r>
-      <w:r>
-        <w:t xml:space="preserve">,</w:t>
-      </w:r>
-      <w:r>
-        <w:t xml:space="preserve"> </w:t>
-      </w:r>
-      <w:r>
-        <w:rPr>
-          <w:b/>
-          <w:bCs/>
-        </w:rPr>
-        <w:t xml:space="preserve">structure</w:t>
-      </w:r>
-      <w:r>
-        <w:t xml:space="preserve">, and</w:t>
-      </w:r>
-      <w:r>
-        <w:t xml:space="preserve"> </w:t>
-      </w:r>
-      <w:r>
-        <w:rPr>
-          <w:b/>
-          <w:bCs/>
-        </w:rPr>
-        <w:t xml:space="preserve">community support</w:t>
-      </w:r>
-      <w:r>
-        <w:t xml:space="preserve"> </w:t>
-      </w:r>
-      <w:r>
-        <w:t xml:space="preserve">needed for effective self-paced learning.</w:t>
+        <w:t xml:space="preserve">due to diminishing confidence.</w:t>
+      </w:r>
+    </w:p>
+    <w:p>
+      <w:pPr>
+        <w:pStyle w:val="Compact"/>
+        <w:numPr>
+          <w:ilvl w:val="0"/>
+          <w:numId w:val="1022"/>
+        </w:numPr>
+      </w:pPr>
+      <w:r>
+        <w:t xml:space="preserve">Community &amp; Real-World Gap:</w:t>
+      </w:r>
+    </w:p>
+    <w:p>
+      <w:pPr>
+        <w:pStyle w:val="Compact"/>
+        <w:numPr>
+          <w:ilvl w:val="1"/>
+          <w:numId w:val="1026"/>
+        </w:numPr>
+      </w:pPr>
+      <w:r>
+        <w:t xml:space="preserve">No safe space to share imperfect code, receive peer reviews, or collaborate.</w:t>
+      </w:r>
+      <w:r>
+        <w:br/>
+      </w:r>
+    </w:p>
+    <w:p>
+      <w:pPr>
+        <w:pStyle w:val="Compact"/>
+        <w:numPr>
+          <w:ilvl w:val="1"/>
+          <w:numId w:val="1026"/>
+        </w:numPr>
+      </w:pPr>
+      <w:r>
+        <w:t xml:space="preserve">Exercises feel academic, detached from tangible projects or industry practices.</w:t>
       </w:r>
     </w:p>
     <w:p>
@@ -834,8 +1070,8 @@
         </w:pict>
       </w:r>
     </w:p>
-    <w:bookmarkEnd w:id="11"/>
-    <w:bookmarkStart w:id="12" w:name="solution-approach"/>
+    <w:bookmarkEnd w:id="19"/>
+    <w:bookmarkStart w:id="25" w:name="solution-approach"/>
     <w:p>
       <w:pPr>
         <w:pStyle w:val="Heading3"/>
@@ -849,196 +1085,464 @@
         <w:pStyle w:val="FirstParagraph"/>
       </w:pPr>
       <w:r>
-        <w:t xml:space="preserve">Inspired by</w:t>
+        <w:t xml:space="preserve">To bridge these gaps, the platform leverages Duolingo’s engagement model fused with developer-centric depth:</w:t>
+      </w:r>
+    </w:p>
+    <w:bookmarkStart w:id="20" w:name="a.-structured-yet-adaptive-onboarding"/>
+    <w:p>
+      <w:pPr>
+        <w:pStyle w:val="Heading4"/>
+      </w:pPr>
+      <w:r>
+        <w:t xml:space="preserve">A. Structured Yet Adaptive Onboarding</w:t>
+      </w:r>
+    </w:p>
+    <w:p>
+      <w:pPr>
+        <w:pStyle w:val="Compact"/>
+        <w:numPr>
+          <w:ilvl w:val="0"/>
+          <w:numId w:val="1027"/>
+        </w:numPr>
+      </w:pPr>
+      <w:r>
+        <w:t xml:space="preserve">Skill Tree Curriculum:</w:t>
+      </w:r>
+    </w:p>
+    <w:p>
+      <w:pPr>
+        <w:pStyle w:val="Compact"/>
+        <w:numPr>
+          <w:ilvl w:val="1"/>
+          <w:numId w:val="1028"/>
+        </w:numPr>
+      </w:pPr>
+      <w:r>
+        <w:rPr>
+          <w:i/>
+          <w:iCs/>
+        </w:rPr>
+        <w:t xml:space="preserve">Tiered modules</w:t>
       </w:r>
       <w:r>
         <w:t xml:space="preserve"> </w:t>
       </w:r>
       <w:r>
+        <w:t xml:space="preserve">map concepts from syntax basics → real-world stacks (e.g., Flask/React).</w:t>
+      </w:r>
+      <w:r>
+        <w:br/>
+      </w:r>
+    </w:p>
+    <w:p>
+      <w:pPr>
+        <w:pStyle w:val="Compact"/>
+        <w:numPr>
+          <w:ilvl w:val="1"/>
+          <w:numId w:val="1028"/>
+        </w:numPr>
+      </w:pPr>
+      <w:r>
+        <w:t xml:space="preserve">Diagnostic quizzes auto-route learners to optimal starting points.</w:t>
+      </w:r>
+      <w:r>
+        <w:br/>
+      </w:r>
+    </w:p>
+    <w:p>
+      <w:pPr>
+        <w:pStyle w:val="Compact"/>
+        <w:numPr>
+          <w:ilvl w:val="0"/>
+          <w:numId w:val="1027"/>
+        </w:numPr>
+      </w:pPr>
+      <w:r>
+        <w:t xml:space="preserve">Bite-Sized, Multi-Modal Lessons:</w:t>
+      </w:r>
+    </w:p>
+    <w:p>
+      <w:pPr>
+        <w:pStyle w:val="Compact"/>
+        <w:numPr>
+          <w:ilvl w:val="1"/>
+          <w:numId w:val="1029"/>
+        </w:numPr>
+      </w:pPr>
+      <w:r>
+        <w:t xml:space="preserve">Concepts taught via &lt;5-min videos, annotated snippets, and interactive sandboxes—all in one flow.</w:t>
+      </w:r>
+    </w:p>
+    <w:bookmarkEnd w:id="20"/>
+    <w:bookmarkStart w:id="21" w:name="b.-contextual-practice-engine"/>
+    <w:p>
+      <w:pPr>
+        <w:pStyle w:val="Heading4"/>
+      </w:pPr>
+      <w:r>
+        <w:t xml:space="preserve">B. Contextual Practice Engine</w:t>
+      </w:r>
+    </w:p>
+    <w:p>
+      <w:pPr>
+        <w:pStyle w:val="Compact"/>
+        <w:numPr>
+          <w:ilvl w:val="0"/>
+          <w:numId w:val="1030"/>
+        </w:numPr>
+      </w:pPr>
+      <w:r>
+        <w:t xml:space="preserve">AI-Assisted Feedback:</w:t>
+      </w:r>
+    </w:p>
+    <w:p>
+      <w:pPr>
+        <w:pStyle w:val="Compact"/>
+        <w:numPr>
+          <w:ilvl w:val="1"/>
+          <w:numId w:val="1031"/>
+        </w:numPr>
+      </w:pPr>
+      <w:r>
+        <w:t xml:space="preserve">Real-time error explanations + debugging hints (e.g., “Your loop exits early: check conditionals!”).</w:t>
+      </w:r>
+      <w:r>
+        <w:br/>
+      </w:r>
+    </w:p>
+    <w:p>
+      <w:pPr>
+        <w:pStyle w:val="Compact"/>
+        <w:numPr>
+          <w:ilvl w:val="0"/>
+          <w:numId w:val="1030"/>
+        </w:numPr>
+      </w:pPr>
+      <w:r>
+        <w:t xml:space="preserve">Exercise Evolution:</w:t>
+      </w:r>
+    </w:p>
+    <w:p>
+      <w:pPr>
+        <w:pStyle w:val="Compact"/>
+        <w:numPr>
+          <w:ilvl w:val="1"/>
+          <w:numId w:val="1032"/>
+        </w:numPr>
+      </w:pPr>
+      <w:r>
+        <w:t xml:space="preserve">Adaptive difficulty: Problems scale complexity based on user mastery.</w:t>
+      </w:r>
+      <w:r>
+        <w:br/>
+      </w:r>
+    </w:p>
+    <w:p>
+      <w:pPr>
+        <w:pStyle w:val="Compact"/>
+        <w:numPr>
+          <w:ilvl w:val="1"/>
+          <w:numId w:val="1032"/>
+        </w:numPr>
+      </w:pPr>
+      <w:r>
+        <w:t xml:space="preserve">Project Sprints: Build</w:t>
+      </w:r>
+      <w:r>
+        <w:t xml:space="preserve"> </w:t>
+      </w:r>
+      <w:r>
         <w:rPr>
-          <w:b/>
-          <w:bCs/>
+          <w:i/>
+          <w:iCs/>
         </w:rPr>
-        <w:t xml:space="preserve">Duolingo</w:t>
-      </w:r>
-      <w:r>
-        <w:t xml:space="preserve">, the platform offers:</w:t>
-      </w:r>
-    </w:p>
-    <w:p>
-      <w:pPr>
-        <w:pStyle w:val="Compact"/>
-        <w:numPr>
-          <w:ilvl w:val="0"/>
-          <w:numId w:val="1009"/>
-        </w:numPr>
-      </w:pPr>
+        <w:t xml:space="preserve">portfolio-ready micro-apps</w:t>
+      </w:r>
+      <w:r>
+        <w:t xml:space="preserve"> </w:t>
+      </w:r>
+      <w:r>
+        <w:t xml:space="preserve">(e.g., API-driven weather dashboard).</w:t>
+      </w:r>
+    </w:p>
+    <w:bookmarkEnd w:id="21"/>
+    <w:bookmarkStart w:id="22" w:name="c.-gamification-depth"/>
+    <w:p>
+      <w:pPr>
+        <w:pStyle w:val="Heading4"/>
+      </w:pPr>
+      <w:r>
+        <w:t xml:space="preserve">C. Gamification × Depth</w:t>
+      </w:r>
+    </w:p>
+    <w:p>
+      <w:pPr>
+        <w:pStyle w:val="Compact"/>
+        <w:numPr>
+          <w:ilvl w:val="0"/>
+          <w:numId w:val="1033"/>
+        </w:numPr>
+      </w:pPr>
+      <w:r>
+        <w:t xml:space="preserve">Progressive Unlock System:</w:t>
+      </w:r>
+    </w:p>
+    <w:p>
+      <w:pPr>
+        <w:pStyle w:val="Compact"/>
+        <w:numPr>
+          <w:ilvl w:val="1"/>
+          <w:numId w:val="1034"/>
+        </w:numPr>
+      </w:pPr>
+      <w:r>
+        <w:t xml:space="preserve">Earn XP/badges for</w:t>
+      </w:r>
+      <w:r>
+        <w:t xml:space="preserve"> </w:t>
+      </w:r>
       <w:r>
         <w:rPr>
-          <w:b/>
-          <w:bCs/>
+          <w:i/>
+          <w:iCs/>
         </w:rPr>
-        <w:t xml:space="preserve">Interactive micro-lessons</w:t>
+        <w:t xml:space="preserve">accuracy</w:t>
+      </w:r>
+      <w:r>
+        <w:t xml:space="preserve">,</w:t>
       </w:r>
       <w:r>
         <w:t xml:space="preserve"> </w:t>
       </w:r>
       <w:r>
-        <w:t xml:space="preserve">for each concept</w:t>
-      </w:r>
-    </w:p>
-    <w:p>
-      <w:pPr>
-        <w:pStyle w:val="Compact"/>
-        <w:numPr>
-          <w:ilvl w:val="0"/>
-          <w:numId w:val="1009"/>
-        </w:numPr>
-      </w:pPr>
-      <w:r>
-        <w:t xml:space="preserve">Integrated</w:t>
+        <w:rPr>
+          <w:i/>
+          <w:iCs/>
+        </w:rPr>
+        <w:t xml:space="preserve">efficiency</w:t>
       </w:r>
       <w:r>
         <w:t xml:space="preserve"> </w:t>
       </w:r>
       <w:r>
+        <w:t xml:space="preserve">(e.g., “O(1) Solver”), and</w:t>
+      </w:r>
+      <w:r>
+        <w:t xml:space="preserve"> </w:t>
+      </w:r>
+      <w:r>
         <w:rPr>
-          <w:b/>
-          <w:bCs/>
+          <w:i/>
+          <w:iCs/>
         </w:rPr>
-        <w:t xml:space="preserve">explanations + code exercises</w:t>
-      </w:r>
-    </w:p>
-    <w:p>
-      <w:pPr>
-        <w:pStyle w:val="Compact"/>
-        <w:numPr>
-          <w:ilvl w:val="0"/>
-          <w:numId w:val="1009"/>
-        </w:numPr>
-      </w:pPr>
+        <w:t xml:space="preserve">streaks</w:t>
+      </w:r>
+      <w:r>
+        <w:t xml:space="preserve">.</w:t>
+      </w:r>
+      <w:r>
+        <w:br/>
+      </w:r>
+    </w:p>
+    <w:p>
+      <w:pPr>
+        <w:pStyle w:val="Compact"/>
+        <w:numPr>
+          <w:ilvl w:val="1"/>
+          <w:numId w:val="1034"/>
+        </w:numPr>
+      </w:pPr>
+      <w:r>
+        <w:t xml:space="preserve">Competitive Depth:</w:t>
+      </w:r>
+    </w:p>
+    <w:p>
+      <w:pPr>
+        <w:pStyle w:val="Compact"/>
+        <w:numPr>
+          <w:ilvl w:val="2"/>
+          <w:numId w:val="1035"/>
+        </w:numPr>
+      </w:pPr>
+      <w:r>
+        <w:t xml:space="preserve">Leaderboards rank speed (solved in 30s) vs. elegance (least code lines).</w:t>
+      </w:r>
+      <w:r>
+        <w:br/>
+      </w:r>
+    </w:p>
+    <w:p>
+      <w:pPr>
+        <w:pStyle w:val="Compact"/>
+        <w:numPr>
+          <w:ilvl w:val="0"/>
+          <w:numId w:val="1033"/>
+        </w:numPr>
+      </w:pPr>
+      <w:r>
+        <w:t xml:space="preserve">Complexity Playgrounds:</w:t>
+      </w:r>
+    </w:p>
+    <w:p>
+      <w:pPr>
+        <w:pStyle w:val="Compact"/>
+        <w:numPr>
+          <w:ilvl w:val="1"/>
+          <w:numId w:val="1036"/>
+        </w:numPr>
+      </w:pPr>
+      <w:r>
+        <w:t xml:space="preserve">Visualize Big O trade-offs via interactive graph comparisons (e.g., O(n²) vs. O(n log n)).</w:t>
+      </w:r>
+    </w:p>
+    <w:bookmarkEnd w:id="22"/>
+    <w:bookmarkStart w:id="23" w:name="d.-community-powered-growth"/>
+    <w:p>
+      <w:pPr>
+        <w:pStyle w:val="Heading4"/>
+      </w:pPr>
+      <w:r>
+        <w:t xml:space="preserve">D. Community-Powered Growth</w:t>
+      </w:r>
+    </w:p>
+    <w:p>
+      <w:pPr>
+        <w:pStyle w:val="Compact"/>
+        <w:numPr>
+          <w:ilvl w:val="0"/>
+          <w:numId w:val="1037"/>
+        </w:numPr>
+      </w:pPr>
+      <w:r>
+        <w:t xml:space="preserve">Collaborative Accountability:</w:t>
+      </w:r>
+    </w:p>
+    <w:p>
+      <w:pPr>
+        <w:pStyle w:val="Compact"/>
+        <w:numPr>
+          <w:ilvl w:val="1"/>
+          <w:numId w:val="1038"/>
+        </w:numPr>
+      </w:pPr>
+      <w:r>
+        <w:t xml:space="preserve">Peer review pools: Anonymously critique solutions using</w:t>
+      </w:r>
+      <w:r>
+        <w:t xml:space="preserve"> </w:t>
+      </w:r>
       <w:r>
         <w:rPr>
-          <w:b/>
-          <w:bCs/>
+          <w:i/>
+          <w:iCs/>
         </w:rPr>
-        <w:t xml:space="preserve">Gamification elements</w:t>
-      </w:r>
-      <w:r>
-        <w:t xml:space="preserve"> </w:t>
-      </w:r>
-      <w:r>
-        <w:t xml:space="preserve">like XP, streaks, and badges</w:t>
-      </w:r>
-    </w:p>
-    <w:p>
-      <w:pPr>
-        <w:pStyle w:val="Compact"/>
-        <w:numPr>
-          <w:ilvl w:val="0"/>
-          <w:numId w:val="1009"/>
-        </w:numPr>
-      </w:pPr>
-      <w:r>
-        <w:rPr>
-          <w:b/>
-          <w:bCs/>
-        </w:rPr>
-        <w:t xml:space="preserve">Code complexity analysis</w:t>
-      </w:r>
-      <w:r>
-        <w:t xml:space="preserve"> </w:t>
-      </w:r>
-      <w:r>
-        <w:t xml:space="preserve">to understand efficiency</w:t>
-      </w:r>
-    </w:p>
-    <w:p>
-      <w:pPr>
-        <w:pStyle w:val="Compact"/>
-        <w:numPr>
-          <w:ilvl w:val="0"/>
-          <w:numId w:val="1009"/>
-        </w:numPr>
-      </w:pPr>
-      <w:r>
-        <w:t xml:space="preserve">Peer-to-peer learning through</w:t>
-      </w:r>
-      <w:r>
-        <w:t xml:space="preserve"> </w:t>
-      </w:r>
-      <w:r>
-        <w:rPr>
-          <w:b/>
-          <w:bCs/>
-        </w:rPr>
-        <w:t xml:space="preserve">solution sharing</w:t>
-      </w:r>
-      <w:r>
-        <w:t xml:space="preserve"> </w:t>
-      </w:r>
-      <w:r>
-        <w:t xml:space="preserve">and</w:t>
-      </w:r>
-      <w:r>
-        <w:t xml:space="preserve"> </w:t>
-      </w:r>
-      <w:r>
-        <w:rPr>
-          <w:b/>
-          <w:bCs/>
-        </w:rPr>
-        <w:t xml:space="preserve">leaderboards</w:t>
-      </w:r>
-    </w:p>
-    <w:p>
-      <w:pPr>
-        <w:pStyle w:val="FirstParagraph"/>
-      </w:pPr>
-      <w:r>
-        <w:t xml:space="preserve">This approach ensures</w:t>
-      </w:r>
-      <w:r>
-        <w:t xml:space="preserve"> </w:t>
-      </w:r>
-      <w:r>
-        <w:rPr>
-          <w:b/>
-          <w:bCs/>
-        </w:rPr>
-        <w:t xml:space="preserve">personalized</w:t>
-      </w:r>
-      <w:r>
-        <w:t xml:space="preserve">,</w:t>
-      </w:r>
-      <w:r>
-        <w:t xml:space="preserve"> </w:t>
-      </w:r>
-      <w:r>
-        <w:rPr>
-          <w:b/>
-          <w:bCs/>
-        </w:rPr>
-        <w:t xml:space="preserve">motivating</w:t>
-      </w:r>
-      <w:r>
-        <w:t xml:space="preserve">, and</w:t>
-      </w:r>
-      <w:r>
-        <w:t xml:space="preserve"> </w:t>
-      </w:r>
-      <w:r>
-        <w:rPr>
-          <w:b/>
-          <w:bCs/>
-        </w:rPr>
-        <w:t xml:space="preserve">practical</w:t>
-      </w:r>
-      <w:r>
-        <w:t xml:space="preserve"> </w:t>
-      </w:r>
-      <w:r>
-        <w:t xml:space="preserve">learning at every step.</w:t>
+        <w:t xml:space="preserve">rubric-guided feedback</w:t>
+      </w:r>
+      <w:r>
+        <w:t xml:space="preserve">.</w:t>
+      </w:r>
+      <w:r>
+        <w:br/>
+      </w:r>
+    </w:p>
+    <w:p>
+      <w:pPr>
+        <w:pStyle w:val="Compact"/>
+        <w:numPr>
+          <w:ilvl w:val="1"/>
+          <w:numId w:val="1038"/>
+        </w:numPr>
+      </w:pPr>
+      <w:r>
+        <w:t xml:space="preserve">Solution Showcases: Compare/upvote multiple approaches (e.g., “Recursive vs. Iterative”).</w:t>
+      </w:r>
+      <w:r>
+        <w:br/>
+      </w:r>
+    </w:p>
+    <w:p>
+      <w:pPr>
+        <w:pStyle w:val="Compact"/>
+        <w:numPr>
+          <w:ilvl w:val="0"/>
+          <w:numId w:val="1037"/>
+        </w:numPr>
+      </w:pPr>
+      <w:r>
+        <w:t xml:space="preserve">Mentor-Verified Support:</w:t>
+      </w:r>
+    </w:p>
+    <w:p>
+      <w:pPr>
+        <w:pStyle w:val="Compact"/>
+        <w:numPr>
+          <w:ilvl w:val="1"/>
+          <w:numId w:val="1039"/>
+        </w:numPr>
+      </w:pPr>
+      <w:r>
+        <w:t xml:space="preserve">Expert-vetted discussions in Q&amp;A forums + live coding AMAs.</w:t>
+      </w:r>
+    </w:p>
+    <w:bookmarkEnd w:id="23"/>
+    <w:bookmarkStart w:id="24" w:name="e.-personalized-reinforcement"/>
+    <w:p>
+      <w:pPr>
+        <w:pStyle w:val="Heading4"/>
+      </w:pPr>
+      <w:r>
+        <w:t xml:space="preserve">E. Personalized Reinforcement</w:t>
+      </w:r>
+    </w:p>
+    <w:p>
+      <w:pPr>
+        <w:pStyle w:val="Compact"/>
+        <w:numPr>
+          <w:ilvl w:val="0"/>
+          <w:numId w:val="1040"/>
+        </w:numPr>
+      </w:pPr>
+      <w:r>
+        <w:t xml:space="preserve">Predictive Roadmaps:</w:t>
+      </w:r>
+    </w:p>
+    <w:p>
+      <w:pPr>
+        <w:pStyle w:val="Compact"/>
+        <w:numPr>
+          <w:ilvl w:val="1"/>
+          <w:numId w:val="1041"/>
+        </w:numPr>
+      </w:pPr>
+      <w:r>
+        <w:t xml:space="preserve">Weakness-targeted challenges (e.g., “Struggling with callbacks? Try these 3 exercises!”).</w:t>
+      </w:r>
+      <w:r>
+        <w:br/>
+      </w:r>
+    </w:p>
+    <w:p>
+      <w:pPr>
+        <w:pStyle w:val="Compact"/>
+        <w:numPr>
+          <w:ilvl w:val="0"/>
+          <w:numId w:val="1040"/>
+        </w:numPr>
+      </w:pPr>
+      <w:r>
+        <w:t xml:space="preserve">Mastery Analytics:</w:t>
+      </w:r>
+    </w:p>
+    <w:p>
+      <w:pPr>
+        <w:pStyle w:val="Compact"/>
+        <w:numPr>
+          <w:ilvl w:val="1"/>
+          <w:numId w:val="1042"/>
+        </w:numPr>
+      </w:pPr>
+      <w:r>
+        <w:t xml:space="preserve">Heatmaps track concept retention + time-to-proficiency across skills.</w:t>
       </w:r>
     </w:p>
     <w:p>
@@ -1048,8 +1552,9 @@
         </w:pict>
       </w:r>
     </w:p>
-    <w:bookmarkEnd w:id="12"/>
-    <w:bookmarkStart w:id="14" w:name="project-objectives"/>
+    <w:bookmarkEnd w:id="24"/>
+    <w:bookmarkEnd w:id="25"/>
+    <w:bookmarkStart w:id="34" w:name="project-objectives"/>
     <w:p>
       <w:pPr>
         <w:pStyle w:val="Heading3"/>
@@ -1058,202 +1563,710 @@
         <w:t xml:space="preserve">Project Objectives</w:t>
       </w:r>
     </w:p>
-    <w:p>
-      <w:pPr>
-        <w:pStyle w:val="Compact"/>
-        <w:numPr>
-          <w:ilvl w:val="0"/>
-          <w:numId w:val="1010"/>
-        </w:numPr>
-      </w:pPr>
-      <w:r>
-        <w:rPr>
-          <w:b/>
-          <w:bCs/>
-        </w:rPr>
-        <w:t xml:space="preserve">Progressive, path-based curriculum</w:t>
+    <w:bookmarkStart w:id="26" w:name="X974ab8519be558ebef617fa59373b828805d021"/>
+    <w:p>
+      <w:pPr>
+        <w:pStyle w:val="Heading4"/>
+      </w:pPr>
+      <w:r>
+        <w:t xml:space="preserve">1. Deliver a Progressive, Mastery-Based Curriculum</w:t>
+      </w:r>
+    </w:p>
+    <w:p>
+      <w:pPr>
+        <w:pStyle w:val="Compact"/>
+        <w:numPr>
+          <w:ilvl w:val="0"/>
+          <w:numId w:val="1043"/>
+        </w:numPr>
+      </w:pPr>
+      <w:r>
+        <w:t xml:space="preserve">Modular Skill Tiers: Implement 10+ competency levels (Novice → Architect) with checkpoint assessments for each tier.</w:t>
+      </w:r>
+      <w:r>
+        <w:br/>
+      </w:r>
+    </w:p>
+    <w:p>
+      <w:pPr>
+        <w:pStyle w:val="Compact"/>
+        <w:numPr>
+          <w:ilvl w:val="0"/>
+          <w:numId w:val="1043"/>
+        </w:numPr>
+      </w:pPr>
+      <w:r>
+        <w:t xml:space="preserve">Cross-Language Tracks: Offer specialized paths for Python (Data Science/Backend), JavaScript (Frontend/Full-Stack), and Algorithms.</w:t>
+      </w:r>
+      <w:r>
+        <w:br/>
+      </w:r>
+    </w:p>
+    <w:p>
+      <w:pPr>
+        <w:pStyle w:val="Compact"/>
+        <w:numPr>
+          <w:ilvl w:val="0"/>
+          <w:numId w:val="1043"/>
+        </w:numPr>
+      </w:pPr>
+      <w:r>
+        <w:t xml:space="preserve">Real-World Alignment: Integrate industry frameworks (e.g., React, Flask) and tools (Git, APIs) into advanced modules.</w:t>
+      </w:r>
+    </w:p>
+    <w:bookmarkEnd w:id="26"/>
+    <w:bookmarkStart w:id="27" w:name="X38cfcdf7acfaaa1e329745f38b4c81b4dae33fb"/>
+    <w:p>
+      <w:pPr>
+        <w:pStyle w:val="Heading4"/>
+      </w:pPr>
+      <w:r>
+        <w:t xml:space="preserve">2. Build an Intelligent, Adaptive Practice Ecosystem</w:t>
+      </w:r>
+    </w:p>
+    <w:p>
+      <w:pPr>
+        <w:pStyle w:val="Compact"/>
+        <w:numPr>
+          <w:ilvl w:val="0"/>
+          <w:numId w:val="1044"/>
+        </w:numPr>
+      </w:pPr>
+      <w:r>
+        <w:t xml:space="preserve">AI-Driven Exercise Engine:</w:t>
+      </w:r>
+    </w:p>
+    <w:p>
+      <w:pPr>
+        <w:pStyle w:val="Compact"/>
+        <w:numPr>
+          <w:ilvl w:val="1"/>
+          <w:numId w:val="1045"/>
+        </w:numPr>
+      </w:pPr>
+      <w:r>
+        <w:t xml:space="preserve">Generate personalized problem sets targeting weak areas (e.g.,</w:t>
       </w:r>
       <w:r>
         <w:t xml:space="preserve"> </w:t>
       </w:r>
       <w:r>
-        <w:t xml:space="preserve">with levels and checkpoints</w:t>
-      </w:r>
-    </w:p>
-    <w:p>
-      <w:pPr>
-        <w:pStyle w:val="Compact"/>
-        <w:numPr>
-          <w:ilvl w:val="0"/>
-          <w:numId w:val="1010"/>
-        </w:numPr>
-      </w:pPr>
-      <w:r>
-        <w:rPr>
-          <w:b/>
-          <w:bCs/>
-        </w:rPr>
-        <w:t xml:space="preserve">Multi-format delivery</w:t>
-      </w:r>
-      <w:r>
-        <w:t xml:space="preserve">: video and article explanations</w:t>
-      </w:r>
-    </w:p>
-    <w:p>
-      <w:pPr>
-        <w:pStyle w:val="Compact"/>
-        <w:numPr>
-          <w:ilvl w:val="0"/>
-          <w:numId w:val="1010"/>
-        </w:numPr>
-      </w:pPr>
-      <w:r>
-        <w:rPr>
-          <w:b/>
-          <w:bCs/>
-        </w:rPr>
-        <w:t xml:space="preserve">Instant-feedback coding problems</w:t>
+        <w:t xml:space="preserve">“80% accuracy on recursion? Try these 5 challenges!”</w:t>
+      </w:r>
+      <w:r>
+        <w:t xml:space="preserve">).</w:t>
+      </w:r>
+      <w:r>
+        <w:br/>
+      </w:r>
+    </w:p>
+    <w:p>
+      <w:pPr>
+        <w:pStyle w:val="Compact"/>
+        <w:numPr>
+          <w:ilvl w:val="1"/>
+          <w:numId w:val="1045"/>
+        </w:numPr>
+      </w:pPr>
+      <w:r>
+        <w:t xml:space="preserve">Auto-graded projects with rubrics for code quality, efficiency, and creativity.</w:t>
+      </w:r>
+      <w:r>
+        <w:br/>
+      </w:r>
+    </w:p>
+    <w:p>
+      <w:pPr>
+        <w:pStyle w:val="Compact"/>
+        <w:numPr>
+          <w:ilvl w:val="0"/>
+          <w:numId w:val="1044"/>
+        </w:numPr>
+      </w:pPr>
+      <w:r>
+        <w:t xml:space="preserve">Multi-Layer Feedback:</w:t>
+      </w:r>
+    </w:p>
+    <w:p>
+      <w:pPr>
+        <w:pStyle w:val="Compact"/>
+        <w:numPr>
+          <w:ilvl w:val="1"/>
+          <w:numId w:val="1046"/>
+        </w:numPr>
+      </w:pPr>
+      <w:r>
+        <w:t xml:space="preserve">Provide instant syntax corrections, runtime error diagnostics, and performance benchmarks (CPU/memory usage).</w:t>
+      </w:r>
+    </w:p>
+    <w:bookmarkEnd w:id="27"/>
+    <w:bookmarkStart w:id="28" w:name="gamify-learning-with-depth-nuance"/>
+    <w:p>
+      <w:pPr>
+        <w:pStyle w:val="Heading4"/>
+      </w:pPr>
+      <w:r>
+        <w:t xml:space="preserve">3. Gamify Learning with Depth &amp; Nuance</w:t>
+      </w:r>
+    </w:p>
+    <w:p>
+      <w:pPr>
+        <w:pStyle w:val="Compact"/>
+        <w:numPr>
+          <w:ilvl w:val="0"/>
+          <w:numId w:val="1047"/>
+        </w:numPr>
+      </w:pPr>
+      <w:r>
+        <w:t xml:space="preserve">Tiered Reward System:</w:t>
+      </w:r>
+    </w:p>
+    <w:p>
+      <w:pPr>
+        <w:pStyle w:val="Compact"/>
+        <w:numPr>
+          <w:ilvl w:val="1"/>
+          <w:numId w:val="1048"/>
+        </w:numPr>
+      </w:pPr>
+      <w:r>
+        <w:t xml:space="preserve">Award skill-specific badges (e.g.,</w:t>
       </w:r>
       <w:r>
         <w:t xml:space="preserve"> </w:t>
       </w:r>
       <w:r>
-        <w:t xml:space="preserve">with solution walkthroughs</w:t>
-      </w:r>
-    </w:p>
-    <w:p>
-      <w:pPr>
-        <w:pStyle w:val="Compact"/>
-        <w:numPr>
-          <w:ilvl w:val="0"/>
-          <w:numId w:val="1010"/>
-        </w:numPr>
-      </w:pPr>
-      <w:r>
-        <w:rPr>
-          <w:b/>
-          <w:bCs/>
-        </w:rPr>
-        <w:t xml:space="preserve">Complexity &amp; performance analysis</w:t>
+        <w:t xml:space="preserve">“Memory Optimizer”</w:t>
+      </w:r>
+      <w:r>
+        <w:t xml:space="preserve">) + rarity tiers (Bronze → Platinum).</w:t>
+      </w:r>
+      <w:r>
+        <w:br/>
+      </w:r>
+    </w:p>
+    <w:p>
+      <w:pPr>
+        <w:pStyle w:val="Compact"/>
+        <w:numPr>
+          <w:ilvl w:val="1"/>
+          <w:numId w:val="1048"/>
+        </w:numPr>
+      </w:pPr>
+      <w:r>
+        <w:t xml:space="preserve">“Double-or-Quit”</w:t>
       </w:r>
       <w:r>
         <w:t xml:space="preserve"> </w:t>
       </w:r>
       <w:r>
-        <w:t xml:space="preserve">for deeper learning</w:t>
-      </w:r>
-    </w:p>
-    <w:p>
-      <w:pPr>
-        <w:pStyle w:val="Compact"/>
-        <w:numPr>
-          <w:ilvl w:val="0"/>
-          <w:numId w:val="1010"/>
-        </w:numPr>
-      </w:pPr>
-      <w:r>
-        <w:rPr>
-          <w:b/>
-          <w:bCs/>
-        </w:rPr>
-        <w:t xml:space="preserve">Modular design</w:t>
-      </w:r>
-      <w:r>
-        <w:t xml:space="preserve">: includes OOP, algorithms, and web dev</w:t>
-      </w:r>
-    </w:p>
-    <w:p>
-      <w:pPr>
-        <w:pStyle w:val="Compact"/>
-        <w:numPr>
-          <w:ilvl w:val="0"/>
-          <w:numId w:val="1010"/>
-        </w:numPr>
-      </w:pPr>
-      <w:r>
-        <w:rPr>
-          <w:b/>
-          <w:bCs/>
-        </w:rPr>
-        <w:t xml:space="preserve">Gamified progress system</w:t>
+        <w:t xml:space="preserve">streaks: Bonus XP for consecutive days, reset on skip.</w:t>
+      </w:r>
+      <w:r>
+        <w:br/>
+      </w:r>
+    </w:p>
+    <w:p>
+      <w:pPr>
+        <w:pStyle w:val="Compact"/>
+        <w:numPr>
+          <w:ilvl w:val="0"/>
+          <w:numId w:val="1047"/>
+        </w:numPr>
+      </w:pPr>
+      <w:r>
+        <w:t xml:space="preserve">Competitive Arenas:</w:t>
+      </w:r>
+    </w:p>
+    <w:p>
+      <w:pPr>
+        <w:pStyle w:val="Compact"/>
+        <w:numPr>
+          <w:ilvl w:val="1"/>
+          <w:numId w:val="1049"/>
+        </w:numPr>
+      </w:pPr>
+      <w:r>
+        <w:t xml:space="preserve">Host weekly efficiency leagues (lowest Big O wins) and speed sprints (fastest debugger).</w:t>
+      </w:r>
+    </w:p>
+    <w:bookmarkEnd w:id="28"/>
+    <w:bookmarkStart w:id="29" w:name="foster-collaborative-expertise"/>
+    <w:p>
+      <w:pPr>
+        <w:pStyle w:val="Heading4"/>
+      </w:pPr>
+      <w:r>
+        <w:t xml:space="preserve">4. Foster Collaborative Expertise</w:t>
+      </w:r>
+    </w:p>
+    <w:p>
+      <w:pPr>
+        <w:pStyle w:val="Compact"/>
+        <w:numPr>
+          <w:ilvl w:val="0"/>
+          <w:numId w:val="1050"/>
+        </w:numPr>
+      </w:pPr>
+      <w:r>
+        <w:t xml:space="preserve">Structured Peer Review:</w:t>
+      </w:r>
+    </w:p>
+    <w:p>
+      <w:pPr>
+        <w:pStyle w:val="Compact"/>
+        <w:numPr>
+          <w:ilvl w:val="1"/>
+          <w:numId w:val="1051"/>
+        </w:numPr>
+      </w:pPr>
+      <w:r>
+        <w:t xml:space="preserve">Implement rubric-based code critiques (readability, efficiency, edge cases) with upvoted</w:t>
       </w:r>
       <w:r>
         <w:t xml:space="preserve"> </w:t>
       </w:r>
       <w:r>
-        <w:t xml:space="preserve">(XP, streaks, achievements)</w:t>
-      </w:r>
-    </w:p>
-    <w:p>
-      <w:pPr>
-        <w:pStyle w:val="Compact"/>
-        <w:numPr>
-          <w:ilvl w:val="0"/>
-          <w:numId w:val="1010"/>
-        </w:numPr>
-      </w:pPr>
-      <w:r>
-        <w:rPr>
-          <w:b/>
-          <w:bCs/>
-        </w:rPr>
-        <w:t xml:space="preserve">Community engagement</w:t>
+        <w:t xml:space="preserve">“Top Reviewer”</w:t>
       </w:r>
       <w:r>
         <w:t xml:space="preserve"> </w:t>
       </w:r>
       <w:r>
-        <w:t xml:space="preserve">via shared solutions and peer reviews</w:t>
-      </w:r>
-    </w:p>
-    <w:p>
-      <w:pPr>
-        <w:pStyle w:val="Compact"/>
-        <w:numPr>
-          <w:ilvl w:val="0"/>
-          <w:numId w:val="1010"/>
-        </w:numPr>
-      </w:pPr>
-      <w:r>
-        <w:rPr>
-          <w:b/>
-          <w:bCs/>
-        </w:rPr>
-        <w:t xml:space="preserve">Optional competitions</w:t>
+        <w:t xml:space="preserve">rankings.</w:t>
+      </w:r>
+      <w:r>
+        <w:br/>
+      </w:r>
+    </w:p>
+    <w:p>
+      <w:pPr>
+        <w:pStyle w:val="Compact"/>
+        <w:numPr>
+          <w:ilvl w:val="0"/>
+          <w:numId w:val="1050"/>
+        </w:numPr>
+      </w:pPr>
+      <w:r>
+        <w:t xml:space="preserve">Mentor-Guided Growth:</w:t>
+      </w:r>
+    </w:p>
+    <w:p>
+      <w:pPr>
+        <w:pStyle w:val="Compact"/>
+        <w:numPr>
+          <w:ilvl w:val="1"/>
+          <w:numId w:val="1052"/>
+        </w:numPr>
+      </w:pPr>
+      <w:r>
+        <w:t xml:space="preserve">Verified experts host live</w:t>
       </w:r>
       <w:r>
         <w:t xml:space="preserve"> </w:t>
       </w:r>
       <w:r>
-        <w:t xml:space="preserve">and global leaderboards</w:t>
-      </w:r>
-    </w:p>
-    <w:p>
-      <w:pPr>
-        <w:pStyle w:val="Heading2"/>
-        <w:numPr>
-          <w:ilvl w:val="0"/>
-          <w:numId w:val="1010"/>
-        </w:numPr>
-      </w:pPr>
-      <w:bookmarkStart w:id="13" w:name="Xc98ad3188203b20a5a8adab093e40f7156ff8a5"/>
-      <w:r>
-        <w:rPr>
-          <w:b/>
-          <w:bCs/>
-        </w:rPr>
-        <w:t xml:space="preserve">Visual progress tracking</w:t>
+        <w:t xml:space="preserve">“Code Clinics”</w:t>
       </w:r>
       <w:r>
         <w:t xml:space="preserve"> </w:t>
       </w:r>
       <w:r>
-        <w:t xml:space="preserve">with clear skill indicator</w:t>
-      </w:r>
-      <w:bookmarkEnd w:id="13"/>
-    </w:p>
-    <w:bookmarkEnd w:id="14"/>
-    <w:bookmarkEnd w:id="15"/>
+        <w:t xml:space="preserve">for Q&amp;A and architecture reviews.</w:t>
+      </w:r>
+      <w:r>
+        <w:br/>
+      </w:r>
+    </w:p>
+    <w:p>
+      <w:pPr>
+        <w:pStyle w:val="Compact"/>
+        <w:numPr>
+          <w:ilvl w:val="0"/>
+          <w:numId w:val="1050"/>
+        </w:numPr>
+      </w:pPr>
+      <w:r>
+        <w:t xml:space="preserve">Solution Explorer:</w:t>
+      </w:r>
+    </w:p>
+    <w:p>
+      <w:pPr>
+        <w:pStyle w:val="Compact"/>
+        <w:numPr>
+          <w:ilvl w:val="1"/>
+          <w:numId w:val="1053"/>
+        </w:numPr>
+      </w:pPr>
+      <w:r>
+        <w:t xml:space="preserve">Curate multiple approaches per problem (e.g.,</w:t>
+      </w:r>
+      <w:r>
+        <w:t xml:space="preserve"> </w:t>
+      </w:r>
+      <w:r>
+        <w:t xml:space="preserve">“3 Pythonic Solutions”</w:t>
+      </w:r>
+      <w:r>
+        <w:t xml:space="preserve">) with complexity comparisons.</w:t>
+      </w:r>
+    </w:p>
+    <w:bookmarkEnd w:id="29"/>
+    <w:bookmarkStart w:id="30" w:name="enable-hyper-personalized-tracking"/>
+    <w:p>
+      <w:pPr>
+        <w:pStyle w:val="Heading4"/>
+      </w:pPr>
+      <w:r>
+        <w:t xml:space="preserve">5. Enable Hyper-Personalized Tracking</w:t>
+      </w:r>
+    </w:p>
+    <w:p>
+      <w:pPr>
+        <w:pStyle w:val="Compact"/>
+        <w:numPr>
+          <w:ilvl w:val="0"/>
+          <w:numId w:val="1054"/>
+        </w:numPr>
+      </w:pPr>
+      <w:r>
+        <w:t xml:space="preserve">Predictive Analytics Dashboard:</w:t>
+      </w:r>
+    </w:p>
+    <w:p>
+      <w:pPr>
+        <w:pStyle w:val="Compact"/>
+        <w:numPr>
+          <w:ilvl w:val="1"/>
+          <w:numId w:val="1055"/>
+        </w:numPr>
+      </w:pPr>
+      <w:r>
+        <w:t xml:space="preserve">Visualize skill decay (e.g.,</w:t>
+      </w:r>
+      <w:r>
+        <w:t xml:space="preserve"> </w:t>
+      </w:r>
+      <w:r>
+        <w:t xml:space="preserve">“Arrays mastery ↓15% in 2 weeks”</w:t>
+      </w:r>
+      <w:r>
+        <w:t xml:space="preserve">) and recommend refreshers.</w:t>
+      </w:r>
+      <w:r>
+        <w:br/>
+      </w:r>
+    </w:p>
+    <w:p>
+      <w:pPr>
+        <w:pStyle w:val="Compact"/>
+        <w:numPr>
+          <w:ilvl w:val="1"/>
+          <w:numId w:val="1055"/>
+        </w:numPr>
+      </w:pPr>
+      <w:r>
+        <w:t xml:space="preserve">Track efficiency gains (e.g.,</w:t>
+      </w:r>
+      <w:r>
+        <w:t xml:space="preserve"> </w:t>
+      </w:r>
+      <w:r>
+        <w:t xml:space="preserve">“Reduced solution time by 40% this month”</w:t>
+      </w:r>
+      <w:r>
+        <w:t xml:space="preserve">).</w:t>
+      </w:r>
+      <w:r>
+        <w:br/>
+      </w:r>
+    </w:p>
+    <w:p>
+      <w:pPr>
+        <w:pStyle w:val="Compact"/>
+        <w:numPr>
+          <w:ilvl w:val="0"/>
+          <w:numId w:val="1054"/>
+        </w:numPr>
+      </w:pPr>
+      <w:r>
+        <w:t xml:space="preserve">Custom Roadmapping:</w:t>
+      </w:r>
+    </w:p>
+    <w:p>
+      <w:pPr>
+        <w:pStyle w:val="Compact"/>
+        <w:numPr>
+          <w:ilvl w:val="1"/>
+          <w:numId w:val="1056"/>
+        </w:numPr>
+      </w:pPr>
+      <w:r>
+        <w:t xml:space="preserve">Let users build goal-oriented playlists (</w:t>
+      </w:r>
+      <w:r>
+        <w:t xml:space="preserve">“Prep for FAANG Interviews”</w:t>
+      </w:r>
+      <w:r>
+        <w:t xml:space="preserve"> </w:t>
+      </w:r>
+      <w:r>
+        <w:t xml:space="preserve">→ auto-adds relevant exercises).</w:t>
+      </w:r>
+    </w:p>
+    <w:bookmarkEnd w:id="30"/>
+    <w:bookmarkStart w:id="31" w:name="ensure-accessibility-scalability"/>
+    <w:p>
+      <w:pPr>
+        <w:pStyle w:val="Heading4"/>
+      </w:pPr>
+      <w:r>
+        <w:t xml:space="preserve">6. Ensure Accessibility &amp; Scalability</w:t>
+      </w:r>
+    </w:p>
+    <w:p>
+      <w:pPr>
+        <w:pStyle w:val="Compact"/>
+        <w:numPr>
+          <w:ilvl w:val="0"/>
+          <w:numId w:val="1057"/>
+        </w:numPr>
+      </w:pPr>
+      <w:r>
+        <w:t xml:space="preserve">Inclusive Design:</w:t>
+      </w:r>
+    </w:p>
+    <w:p>
+      <w:pPr>
+        <w:pStyle w:val="Compact"/>
+        <w:numPr>
+          <w:ilvl w:val="1"/>
+          <w:numId w:val="1058"/>
+        </w:numPr>
+      </w:pPr>
+      <w:r>
+        <w:t xml:space="preserve">Support screen readers, keyboard navigation, and color-blind modes.</w:t>
+      </w:r>
+      <w:r>
+        <w:br/>
+      </w:r>
+    </w:p>
+    <w:p>
+      <w:pPr>
+        <w:pStyle w:val="Compact"/>
+        <w:numPr>
+          <w:ilvl w:val="1"/>
+          <w:numId w:val="1058"/>
+        </w:numPr>
+      </w:pPr>
+      <w:r>
+        <w:t xml:space="preserve">Offer text-to-speech explanations for complex concepts.</w:t>
+      </w:r>
+      <w:r>
+        <w:br/>
+      </w:r>
+    </w:p>
+    <w:p>
+      <w:pPr>
+        <w:pStyle w:val="Compact"/>
+        <w:numPr>
+          <w:ilvl w:val="0"/>
+          <w:numId w:val="1057"/>
+        </w:numPr>
+      </w:pPr>
+      <w:r>
+        <w:t xml:space="preserve">Infrastructure Goals:</w:t>
+      </w:r>
+    </w:p>
+    <w:p>
+      <w:pPr>
+        <w:pStyle w:val="Compact"/>
+        <w:numPr>
+          <w:ilvl w:val="1"/>
+          <w:numId w:val="1059"/>
+        </w:numPr>
+      </w:pPr>
+      <w:r>
+        <w:t xml:space="preserve">Offline-first capability: Download modules + editor for remote learning.</w:t>
+      </w:r>
+      <w:r>
+        <w:br/>
+      </w:r>
+    </w:p>
+    <w:p>
+      <w:pPr>
+        <w:pStyle w:val="Compact"/>
+        <w:numPr>
+          <w:ilvl w:val="1"/>
+          <w:numId w:val="1059"/>
+        </w:numPr>
+      </w:pPr>
+      <w:r>
+        <w:t xml:space="preserve">API extensibility: Integrate with GitHub/LMS platforms for portfolio syncing.</w:t>
+      </w:r>
+    </w:p>
+    <w:bookmarkEnd w:id="31"/>
+    <w:bookmarkStart w:id="32" w:name="bridge-theory-to-real-world-impact"/>
+    <w:p>
+      <w:pPr>
+        <w:pStyle w:val="Heading4"/>
+      </w:pPr>
+      <w:r>
+        <w:t xml:space="preserve">7. Bridge Theory to Real-World Impact</w:t>
+      </w:r>
+    </w:p>
+    <w:p>
+      <w:pPr>
+        <w:pStyle w:val="Compact"/>
+        <w:numPr>
+          <w:ilvl w:val="0"/>
+          <w:numId w:val="1060"/>
+        </w:numPr>
+      </w:pPr>
+      <w:r>
+        <w:t xml:space="preserve">Portfolio Projects:</w:t>
+      </w:r>
+    </w:p>
+    <w:p>
+      <w:pPr>
+        <w:pStyle w:val="Compact"/>
+        <w:numPr>
+          <w:ilvl w:val="1"/>
+          <w:numId w:val="1061"/>
+        </w:numPr>
+      </w:pPr>
+      <w:r>
+        <w:t xml:space="preserve">Guide users to build deployable micro-apps (e.g., REST API service, interactive dashboard).</w:t>
+      </w:r>
+      <w:r>
+        <w:br/>
+      </w:r>
+    </w:p>
+    <w:p>
+      <w:pPr>
+        <w:pStyle w:val="Compact"/>
+        <w:numPr>
+          <w:ilvl w:val="0"/>
+          <w:numId w:val="1060"/>
+        </w:numPr>
+      </w:pPr>
+      <w:r>
+        <w:t xml:space="preserve">Industry Challenges:</w:t>
+      </w:r>
+    </w:p>
+    <w:p>
+      <w:pPr>
+        <w:pStyle w:val="Compact"/>
+        <w:numPr>
+          <w:ilvl w:val="1"/>
+          <w:numId w:val="1062"/>
+        </w:numPr>
+      </w:pPr>
+      <w:r>
+        <w:t xml:space="preserve">Partner with tech firms for sponsored</w:t>
+      </w:r>
+      <w:r>
+        <w:t xml:space="preserve"> </w:t>
+      </w:r>
+      <w:r>
+        <w:t xml:space="preserve">“real-world”</w:t>
+      </w:r>
+      <w:r>
+        <w:t xml:space="preserve"> </w:t>
+      </w:r>
+      <w:r>
+        <w:t xml:space="preserve">tasks (e.g.,</w:t>
+      </w:r>
+      <w:r>
+        <w:t xml:space="preserve"> </w:t>
+      </w:r>
+      <w:r>
+        <w:t xml:space="preserve">“Optimize Shopify’s cart algorithm”</w:t>
+      </w:r>
+      <w:r>
+        <w:t xml:space="preserve">).</w:t>
+      </w:r>
+    </w:p>
+    <w:bookmarkEnd w:id="32"/>
+    <w:bookmarkStart w:id="33" w:name="drive-community-led-innovation"/>
+    <w:p>
+      <w:pPr>
+        <w:pStyle w:val="Heading4"/>
+      </w:pPr>
+      <w:r>
+        <w:t xml:space="preserve">8. Drive Community-Led Innovation</w:t>
+      </w:r>
+    </w:p>
+    <w:p>
+      <w:pPr>
+        <w:pStyle w:val="Compact"/>
+        <w:numPr>
+          <w:ilvl w:val="0"/>
+          <w:numId w:val="1063"/>
+        </w:numPr>
+      </w:pPr>
+      <w:r>
+        <w:t xml:space="preserve">User-Generated Content:</w:t>
+      </w:r>
+    </w:p>
+    <w:p>
+      <w:pPr>
+        <w:pStyle w:val="Compact"/>
+        <w:numPr>
+          <w:ilvl w:val="1"/>
+          <w:numId w:val="1064"/>
+        </w:numPr>
+      </w:pPr>
+      <w:r>
+        <w:t xml:space="preserve">Allow advanced learners to design peer-reviewed exercises (vetted by mentors).</w:t>
+      </w:r>
+      <w:r>
+        <w:br/>
+      </w:r>
+    </w:p>
+    <w:p>
+      <w:pPr>
+        <w:pStyle w:val="Compact"/>
+        <w:numPr>
+          <w:ilvl w:val="0"/>
+          <w:numId w:val="1063"/>
+        </w:numPr>
+      </w:pPr>
+      <w:r>
+        <w:t xml:space="preserve">Global Hackathons:</w:t>
+      </w:r>
+    </w:p>
+    <w:p>
+      <w:pPr>
+        <w:pStyle w:val="Compact"/>
+        <w:numPr>
+          <w:ilvl w:val="1"/>
+          <w:numId w:val="1065"/>
+        </w:numPr>
+      </w:pPr>
+      <w:r>
+        <w:t xml:space="preserve">Host quarterly themed competitions (e.g.,</w:t>
+      </w:r>
+      <w:r>
+        <w:t xml:space="preserve"> </w:t>
+      </w:r>
+      <w:r>
+        <w:t xml:space="preserve">“Sustainable Code Challenge”</w:t>
+      </w:r>
+      <w:r>
+        <w:t xml:space="preserve">) with expert judging.</w:t>
+      </w:r>
+    </w:p>
+    <w:p>
+      <w:r>
+        <w:pict>
+          <v:rect style="width:0;height:1.5pt" o:hralign="center" o:hrstd="t" o:hr="t"/>
+        </w:pict>
+      </w:r>
+    </w:p>
+    <w:bookmarkEnd w:id="33"/>
+    <w:bookmarkEnd w:id="34"/>
+    <w:bookmarkEnd w:id="35"/>
     <w:sectPr>
       <w:footnotePr>
         <w:numRestart w:val="eachSect"/>
@@ -1467,6 +2480,91 @@
       </w:rPr>
     </w:lvl>
   </w:abstractNum>
+  <w:abstractNum w:abstractNumId="99411">
+    <w:nsid w:val="00A99411"/>
+    <w:multiLevelType w:val="multilevel"/>
+    <w:lvl w:ilvl="0">
+      <w:start w:val="1"/>
+      <w:numFmt w:val="decimal"/>
+      <w:lvlText w:val="%1."/>
+      <w:lvlJc w:val="left"/>
+      <w:pPr>
+        <w:ind w:left="720" w:hanging="360"/>
+      </w:pPr>
+    </w:lvl>
+    <w:lvl w:ilvl="1">
+      <w:start w:val="1"/>
+      <w:numFmt w:val="decimal"/>
+      <w:lvlText w:val="%2."/>
+      <w:lvlJc w:val="left"/>
+      <w:pPr>
+        <w:ind w:left="1440" w:hanging="360"/>
+      </w:pPr>
+    </w:lvl>
+    <w:lvl w:ilvl="2">
+      <w:start w:val="1"/>
+      <w:numFmt w:val="decimal"/>
+      <w:lvlText w:val="%3."/>
+      <w:lvlJc w:val="left"/>
+      <w:pPr>
+        <w:ind w:left="2160" w:hanging="360"/>
+      </w:pPr>
+    </w:lvl>
+    <w:lvl w:ilvl="3">
+      <w:start w:val="1"/>
+      <w:numFmt w:val="decimal"/>
+      <w:lvlText w:val="%4."/>
+      <w:lvlJc w:val="left"/>
+      <w:pPr>
+        <w:ind w:left="2880" w:hanging="360"/>
+      </w:pPr>
+    </w:lvl>
+    <w:lvl w:ilvl="4">
+      <w:start w:val="1"/>
+      <w:numFmt w:val="decimal"/>
+      <w:lvlText w:val="%5."/>
+      <w:lvlJc w:val="left"/>
+      <w:pPr>
+        <w:ind w:left="3600" w:hanging="360"/>
+      </w:pPr>
+    </w:lvl>
+    <w:lvl w:ilvl="5">
+      <w:start w:val="1"/>
+      <w:numFmt w:val="decimal"/>
+      <w:lvlText w:val="%6."/>
+      <w:lvlJc w:val="left"/>
+      <w:pPr>
+        <w:ind w:left="4320" w:hanging="360"/>
+      </w:pPr>
+    </w:lvl>
+    <w:lvl w:ilvl="6">
+      <w:start w:val="1"/>
+      <w:numFmt w:val="decimal"/>
+      <w:lvlText w:val="%7."/>
+      <w:lvlJc w:val="left"/>
+      <w:pPr>
+        <w:ind w:left="5040" w:hanging="360"/>
+      </w:pPr>
+    </w:lvl>
+    <w:lvl w:ilvl="7">
+      <w:start w:val="1"/>
+      <w:numFmt w:val="decimal"/>
+      <w:lvlText w:val="%8."/>
+      <w:lvlJc w:val="left"/>
+      <w:pPr>
+        <w:ind w:left="5760" w:hanging="360"/>
+      </w:pPr>
+    </w:lvl>
+    <w:lvl w:ilvl="8">
+      <w:start w:val="1"/>
+      <w:numFmt w:val="decimal"/>
+      <w:lvlText w:val="%9."/>
+      <w:lvlJc w:val="left"/>
+      <w:pPr>
+        <w:ind w:left="6480" w:hanging="360"/>
+      </w:pPr>
+    </w:lvl>
+  </w:abstractNum>
   <w:num w:numId="1000">
     <w:abstractNumId w:val="990"/>
   </w:num>
@@ -1498,6 +2596,198 @@
     <w:abstractNumId w:val="991"/>
   </w:num>
   <w:num w:numId="1010">
+    <w:abstractNumId w:val="991"/>
+  </w:num>
+  <w:num w:numId="1011">
+    <w:abstractNumId w:val="991"/>
+  </w:num>
+  <w:num w:numId="1012">
+    <w:abstractNumId w:val="991"/>
+  </w:num>
+  <w:num w:numId="1013">
+    <w:abstractNumId w:val="991"/>
+  </w:num>
+  <w:num w:numId="1014">
+    <w:abstractNumId w:val="991"/>
+  </w:num>
+  <w:num w:numId="1015">
+    <w:abstractNumId w:val="991"/>
+  </w:num>
+  <w:num w:numId="1016">
+    <w:abstractNumId w:val="991"/>
+  </w:num>
+  <w:num w:numId="1017">
+    <w:abstractNumId w:val="991"/>
+  </w:num>
+  <w:num w:numId="1018">
+    <w:abstractNumId w:val="991"/>
+  </w:num>
+  <w:num w:numId="1019">
+    <w:abstractNumId w:val="991"/>
+  </w:num>
+  <w:num w:numId="1020">
+    <w:abstractNumId w:val="991"/>
+  </w:num>
+  <w:num w:numId="1021">
+    <w:abstractNumId w:val="991"/>
+  </w:num>
+  <w:num w:numId="1022">
+    <w:abstractNumId w:val="99411"/>
+    <w:lvlOverride w:ilvl="0">
+      <w:startOverride w:val="1"/>
+    </w:lvlOverride>
+    <w:lvlOverride w:ilvl="1">
+      <w:startOverride w:val="1"/>
+    </w:lvlOverride>
+    <w:lvlOverride w:ilvl="2">
+      <w:startOverride w:val="1"/>
+    </w:lvlOverride>
+    <w:lvlOverride w:ilvl="3">
+      <w:startOverride w:val="1"/>
+    </w:lvlOverride>
+    <w:lvlOverride w:ilvl="4">
+      <w:startOverride w:val="1"/>
+    </w:lvlOverride>
+    <w:lvlOverride w:ilvl="5">
+      <w:startOverride w:val="1"/>
+    </w:lvlOverride>
+    <w:lvlOverride w:ilvl="6">
+      <w:startOverride w:val="1"/>
+    </w:lvlOverride>
+    <w:lvlOverride w:ilvl="7">
+      <w:startOverride w:val="1"/>
+    </w:lvlOverride>
+    <w:lvlOverride w:ilvl="8">
+      <w:startOverride w:val="1"/>
+    </w:lvlOverride>
+  </w:num>
+  <w:num w:numId="1023">
+    <w:abstractNumId w:val="991"/>
+  </w:num>
+  <w:num w:numId="1024">
+    <w:abstractNumId w:val="991"/>
+  </w:num>
+  <w:num w:numId="1025">
+    <w:abstractNumId w:val="991"/>
+  </w:num>
+  <w:num w:numId="1026">
+    <w:abstractNumId w:val="991"/>
+  </w:num>
+  <w:num w:numId="1027">
+    <w:abstractNumId w:val="991"/>
+  </w:num>
+  <w:num w:numId="1028">
+    <w:abstractNumId w:val="991"/>
+  </w:num>
+  <w:num w:numId="1029">
+    <w:abstractNumId w:val="991"/>
+  </w:num>
+  <w:num w:numId="1030">
+    <w:abstractNumId w:val="991"/>
+  </w:num>
+  <w:num w:numId="1031">
+    <w:abstractNumId w:val="991"/>
+  </w:num>
+  <w:num w:numId="1032">
+    <w:abstractNumId w:val="991"/>
+  </w:num>
+  <w:num w:numId="1033">
+    <w:abstractNumId w:val="991"/>
+  </w:num>
+  <w:num w:numId="1034">
+    <w:abstractNumId w:val="991"/>
+  </w:num>
+  <w:num w:numId="1035">
+    <w:abstractNumId w:val="991"/>
+  </w:num>
+  <w:num w:numId="1036">
+    <w:abstractNumId w:val="991"/>
+  </w:num>
+  <w:num w:numId="1037">
+    <w:abstractNumId w:val="991"/>
+  </w:num>
+  <w:num w:numId="1038">
+    <w:abstractNumId w:val="991"/>
+  </w:num>
+  <w:num w:numId="1039">
+    <w:abstractNumId w:val="991"/>
+  </w:num>
+  <w:num w:numId="1040">
+    <w:abstractNumId w:val="991"/>
+  </w:num>
+  <w:num w:numId="1041">
+    <w:abstractNumId w:val="991"/>
+  </w:num>
+  <w:num w:numId="1042">
+    <w:abstractNumId w:val="991"/>
+  </w:num>
+  <w:num w:numId="1043">
+    <w:abstractNumId w:val="991"/>
+  </w:num>
+  <w:num w:numId="1044">
+    <w:abstractNumId w:val="991"/>
+  </w:num>
+  <w:num w:numId="1045">
+    <w:abstractNumId w:val="991"/>
+  </w:num>
+  <w:num w:numId="1046">
+    <w:abstractNumId w:val="991"/>
+  </w:num>
+  <w:num w:numId="1047">
+    <w:abstractNumId w:val="991"/>
+  </w:num>
+  <w:num w:numId="1048">
+    <w:abstractNumId w:val="991"/>
+  </w:num>
+  <w:num w:numId="1049">
+    <w:abstractNumId w:val="991"/>
+  </w:num>
+  <w:num w:numId="1050">
+    <w:abstractNumId w:val="991"/>
+  </w:num>
+  <w:num w:numId="1051">
+    <w:abstractNumId w:val="991"/>
+  </w:num>
+  <w:num w:numId="1052">
+    <w:abstractNumId w:val="991"/>
+  </w:num>
+  <w:num w:numId="1053">
+    <w:abstractNumId w:val="991"/>
+  </w:num>
+  <w:num w:numId="1054">
+    <w:abstractNumId w:val="991"/>
+  </w:num>
+  <w:num w:numId="1055">
+    <w:abstractNumId w:val="991"/>
+  </w:num>
+  <w:num w:numId="1056">
+    <w:abstractNumId w:val="991"/>
+  </w:num>
+  <w:num w:numId="1057">
+    <w:abstractNumId w:val="991"/>
+  </w:num>
+  <w:num w:numId="1058">
+    <w:abstractNumId w:val="991"/>
+  </w:num>
+  <w:num w:numId="1059">
+    <w:abstractNumId w:val="991"/>
+  </w:num>
+  <w:num w:numId="1060">
+    <w:abstractNumId w:val="991"/>
+  </w:num>
+  <w:num w:numId="1061">
+    <w:abstractNumId w:val="991"/>
+  </w:num>
+  <w:num w:numId="1062">
+    <w:abstractNumId w:val="991"/>
+  </w:num>
+  <w:num w:numId="1063">
+    <w:abstractNumId w:val="991"/>
+  </w:num>
+  <w:num w:numId="1064">
+    <w:abstractNumId w:val="991"/>
+  </w:num>
+  <w:num w:numId="1065">
     <w:abstractNumId w:val="991"/>
   </w:num>
 </w:numbering>

--- a/docs/public/duocode.docx
+++ b/docs/public/duocode.docx
@@ -2,13 +2,13 @@
 <file path=word/document.xml><?xml version="1.0" encoding="utf-8"?>
 <w:document xmlns:w="http://schemas.openxmlformats.org/wordprocessingml/2006/main" xmlns:m="http://schemas.openxmlformats.org/officeDocument/2006/math" xmlns:r="http://schemas.openxmlformats.org/officeDocument/2006/relationships" xmlns:o="urn:schemas-microsoft-com:office:office" xmlns:v="urn:schemas-microsoft-com:vml" xmlns:w10="urn:schemas-microsoft-com:office:word" xmlns:a="http://schemas.openxmlformats.org/drawingml/2006/main" xmlns:pic="http://schemas.openxmlformats.org/drawingml/2006/picture" xmlns:wp="http://schemas.openxmlformats.org/drawingml/2006/wordprocessingDrawing">
   <w:body>
-    <w:bookmarkStart w:id="35" w:name="project-overview"/>
+    <w:bookmarkStart w:id="35" w:name="chapter-1-project-overview"/>
     <w:p>
       <w:pPr>
         <w:pStyle w:val="Heading2"/>
       </w:pPr>
       <w:r>
-        <w:t xml:space="preserve">Project Overview</w:t>
+        <w:t xml:space="preserve">Chapter 1: Project Overview</w:t>
       </w:r>
     </w:p>
     <w:bookmarkStart w:id="9" w:name="main-idea"/>
@@ -2267,6 +2267,289 @@
     <w:bookmarkEnd w:id="33"/>
     <w:bookmarkEnd w:id="34"/>
     <w:bookmarkEnd w:id="35"/>
+    <w:bookmarkStart w:id="45" w:name="chapter-2-project-background"/>
+    <w:p>
+      <w:pPr>
+        <w:pStyle w:val="Heading2"/>
+      </w:pPr>
+      <w:r>
+        <w:t xml:space="preserve">Chapter 2: Project Background</w:t>
+      </w:r>
+    </w:p>
+    <w:bookmarkStart w:id="42" w:name="project-background"/>
+    <w:p>
+      <w:pPr>
+        <w:pStyle w:val="Heading3"/>
+      </w:pPr>
+      <w:r>
+        <w:t xml:space="preserve">Project Background</w:t>
+      </w:r>
+    </w:p>
+    <w:p>
+      <w:pPr>
+        <w:pStyle w:val="FirstParagraph"/>
+      </w:pPr>
+      <w:r>
+        <w:rPr>
+          <w:b/>
+          <w:bCs/>
+        </w:rPr>
+        <w:t xml:space="preserve">Figma</w:t>
+      </w:r>
+      <w:r>
+        <w:t xml:space="preserve"> </w:t>
+      </w:r>
+      <w:r>
+        <w:t xml:space="preserve">is a versatile, cloud‑based design platform widely used for crafting user interfaces, wireframes, and interactive prototypes. It enables designers and stakeholders to collaborate in real time, streamlining the design process from ideation to final output. Figma’s rich feature set — including vector editing, component‑based design, version history, and a robust plugin ecosystem — makes it central to modern UI/UX workflows. As a browser‑based tool, it removes installation barriers and ensures cross‑device accessibility.</w:t>
+      </w:r>
+    </w:p>
+    <w:p>
+      <w:pPr>
+        <w:pStyle w:val="BodyText"/>
+      </w:pPr>
+      <w:r>
+        <w:t xml:space="preserve">For more detailed imformation. you can refer to (</w:t>
+      </w:r>
+      <w:hyperlink r:id="rId36">
+        <w:r>
+          <w:rPr>
+            <w:rStyle w:val="Hyperlink"/>
+          </w:rPr>
+          <w:t xml:space="preserve">Figma</w:t>
+        </w:r>
+      </w:hyperlink>
+      <w:r>
+        <w:t xml:space="preserve">).</w:t>
+      </w:r>
+    </w:p>
+    <w:p>
+      <w:pPr>
+        <w:pStyle w:val="BodyText"/>
+      </w:pPr>
+      <w:r>
+        <w:rPr>
+          <w:b/>
+          <w:bCs/>
+        </w:rPr>
+        <w:t xml:space="preserve">Nuxt.js</w:t>
+      </w:r>
+      <w:r>
+        <w:t xml:space="preserve"> </w:t>
+      </w:r>
+      <w:r>
+        <w:t xml:space="preserve">is a high-level framework built on Vue.js, optimized for developing server-rendered applications and static websites. It offers features like automatic routing, server-side rendering (SSR), static site generation, and a modular architecture. With built-in support for SEO, performance optimizations, and a rich community-driven ecosystem, Nuxt simplifies the development of scalable, high‑performance web apps.</w:t>
+      </w:r>
+    </w:p>
+    <w:p>
+      <w:pPr>
+        <w:pStyle w:val="BodyText"/>
+      </w:pPr>
+      <w:r>
+        <w:t xml:space="preserve">For more detailed imformation. you can refer to (</w:t>
+      </w:r>
+      <w:hyperlink r:id="rId37">
+        <w:r>
+          <w:rPr>
+            <w:rStyle w:val="Hyperlink"/>
+          </w:rPr>
+          <w:t xml:space="preserve">Nuxt.js</w:t>
+        </w:r>
+      </w:hyperlink>
+      <w:r>
+        <w:t xml:space="preserve">).</w:t>
+      </w:r>
+    </w:p>
+    <w:p>
+      <w:pPr>
+        <w:pStyle w:val="BodyText"/>
+      </w:pPr>
+      <w:r>
+        <w:rPr>
+          <w:b/>
+          <w:bCs/>
+        </w:rPr>
+        <w:t xml:space="preserve">Node.js</w:t>
+      </w:r>
+      <w:r>
+        <w:t xml:space="preserve"> </w:t>
+      </w:r>
+      <w:r>
+        <w:t xml:space="preserve">is a high-performance JavaScript runtime built on Chrome’s V8 engine, enabling developers to run JavaScript on the server side. Renowned for its event-driven, non-blocking I/O model, it excels at building scalable network applications and APIs. Supported by npm’s extensive package ecosystem, Node.js facilitates rapid development of web servers and real-time services.</w:t>
+      </w:r>
+    </w:p>
+    <w:p>
+      <w:pPr>
+        <w:pStyle w:val="BodyText"/>
+      </w:pPr>
+      <w:r>
+        <w:t xml:space="preserve">For more detailed imformation. you can refer to (</w:t>
+      </w:r>
+      <w:hyperlink r:id="rId38">
+        <w:r>
+          <w:rPr>
+            <w:rStyle w:val="Hyperlink"/>
+          </w:rPr>
+          <w:t xml:space="preserve">Node.js</w:t>
+        </w:r>
+      </w:hyperlink>
+      <w:r>
+        <w:t xml:space="preserve">).</w:t>
+      </w:r>
+    </w:p>
+    <w:p>
+      <w:pPr>
+        <w:pStyle w:val="BodyText"/>
+      </w:pPr>
+      <w:r>
+        <w:rPr>
+          <w:b/>
+          <w:bCs/>
+        </w:rPr>
+        <w:t xml:space="preserve">OpenRouter</w:t>
+      </w:r>
+      <w:r>
+        <w:t xml:space="preserve"> </w:t>
+      </w:r>
+      <w:r>
+        <w:t xml:space="preserve">is an open‑source API platform that offers a unified interface to multiple large language models (LLMs). It enables developers to seamlessly integrate AI features—such as natural language processing, chat interfaces, and content generation—while managing authentication, fallback strategies, and cost efficiency. OpenRouter simplifies switching between or combining models from different providers.</w:t>
+      </w:r>
+    </w:p>
+    <w:p>
+      <w:pPr>
+        <w:pStyle w:val="BodyText"/>
+      </w:pPr>
+      <w:r>
+        <w:t xml:space="preserve">For more detailed imformation. you can refer to (</w:t>
+      </w:r>
+      <w:hyperlink r:id="rId39">
+        <w:r>
+          <w:rPr>
+            <w:rStyle w:val="Hyperlink"/>
+          </w:rPr>
+          <w:t xml:space="preserve">OpenRouter</w:t>
+        </w:r>
+      </w:hyperlink>
+      <w:r>
+        <w:t xml:space="preserve">).</w:t>
+      </w:r>
+    </w:p>
+    <w:p>
+      <w:pPr>
+        <w:pStyle w:val="BodyText"/>
+      </w:pPr>
+      <w:r>
+        <w:rPr>
+          <w:b/>
+          <w:bCs/>
+        </w:rPr>
+        <w:t xml:space="preserve">Gemini API</w:t>
+      </w:r>
+      <w:r>
+        <w:t xml:space="preserve"> </w:t>
+      </w:r>
+      <w:r>
+        <w:t xml:space="preserve">is a developer-friendly interface provided by Google to access the capabilities of its Gemini family of large language models (LLMs). It allows developers to integrate advanced AI features into their applications, including natural language understanding, code generation, content summarization, and multi-modal reasoning (text, image, and more). The Gemini API is accessible through Google AI Studio and is designed to support rapid prototyping and scalable deployment of generative AI solutions. With robust security, comprehensive documentation, and seamless integration with Google Cloud, the Gemini API enables powerful, flexible AI experiences across a wide range of use cases.</w:t>
+      </w:r>
+    </w:p>
+    <w:p>
+      <w:pPr>
+        <w:pStyle w:val="BodyText"/>
+      </w:pPr>
+      <w:r>
+        <w:t xml:space="preserve">For more detailed imformation. you can refer to</w:t>
+      </w:r>
+      <w:r>
+        <w:t xml:space="preserve"> </w:t>
+      </w:r>
+      <w:hyperlink r:id="rId40">
+        <w:r>
+          <w:rPr>
+            <w:rStyle w:val="Hyperlink"/>
+          </w:rPr>
+          <w:t xml:space="preserve">Gemini API documentation</w:t>
+        </w:r>
+      </w:hyperlink>
+    </w:p>
+    <w:p>
+      <w:pPr>
+        <w:pStyle w:val="BodyText"/>
+      </w:pPr>
+      <w:r>
+        <w:rPr>
+          <w:b/>
+          <w:bCs/>
+        </w:rPr>
+        <w:t xml:space="preserve">Monaco Editor</w:t>
+      </w:r>
+      <w:r>
+        <w:t xml:space="preserve"> </w:t>
+      </w:r>
+      <w:r>
+        <w:t xml:space="preserve">is the highly customizable, in‑browser code editor that powers Visual Studio Code. It supports syntax highlighting, IntelliSense, code folding, and more. Lightweight yet powerful, Monaco is perfect for embedding code editing experiences within web applications such as educational platforms, developer tools, or live coding playgrounds.</w:t>
+      </w:r>
+    </w:p>
+    <w:p>
+      <w:pPr>
+        <w:pStyle w:val="BodyText"/>
+      </w:pPr>
+      <w:r>
+        <w:t xml:space="preserve">For more detailed imformation. you can refer to (</w:t>
+      </w:r>
+      <w:hyperlink r:id="rId41">
+        <w:r>
+          <w:rPr>
+            <w:rStyle w:val="Hyperlink"/>
+          </w:rPr>
+          <w:t xml:space="preserve">Monaco Editor</w:t>
+        </w:r>
+      </w:hyperlink>
+      <w:r>
+        <w:t xml:space="preserve">).</w:t>
+      </w:r>
+    </w:p>
+    <w:p>
+      <w:r>
+        <w:pict>
+          <v:rect style="width:0;height:1.5pt" o:hralign="center" o:hrstd="t" o:hr="t"/>
+        </w:pict>
+      </w:r>
+    </w:p>
+    <w:bookmarkEnd w:id="42"/>
+    <w:bookmarkStart w:id="43" w:name="related-work"/>
+    <w:p>
+      <w:pPr>
+        <w:pStyle w:val="Heading3"/>
+      </w:pPr>
+      <w:r>
+        <w:t xml:space="preserve">Related Work</w:t>
+      </w:r>
+    </w:p>
+    <w:p>
+      <w:r>
+        <w:pict>
+          <v:rect style="width:0;height:1.5pt" o:hralign="center" o:hrstd="t" o:hr="t"/>
+        </w:pict>
+      </w:r>
+    </w:p>
+    <w:bookmarkEnd w:id="43"/>
+    <w:bookmarkStart w:id="44" w:name="summary"/>
+    <w:p>
+      <w:pPr>
+        <w:pStyle w:val="Heading3"/>
+      </w:pPr>
+      <w:r>
+        <w:t xml:space="preserve">Summary</w:t>
+      </w:r>
+    </w:p>
+    <w:p>
+      <w:r>
+        <w:pict>
+          <v:rect style="width:0;height:1.5pt" o:hralign="center" o:hrstd="t" o:hr="t"/>
+        </w:pict>
+      </w:r>
+    </w:p>
+    <w:bookmarkEnd w:id="44"/>
+    <w:bookmarkEnd w:id="45"/>
     <w:sectPr>
       <w:footnotePr>
         <w:numRestart w:val="eachSect"/>

--- a/docs/public/duocode.docx
+++ b/docs/public/duocode.docx
@@ -2267,7 +2267,7 @@
     <w:bookmarkEnd w:id="33"/>
     <w:bookmarkEnd w:id="34"/>
     <w:bookmarkEnd w:id="35"/>
-    <w:bookmarkStart w:id="45" w:name="chapter-2-project-background"/>
+    <w:bookmarkStart w:id="68" w:name="chapter-2-project-background"/>
     <w:p>
       <w:pPr>
         <w:pStyle w:val="Heading2"/>
@@ -2276,7 +2276,7 @@
         <w:t xml:space="preserve">Chapter 2: Project Background</w:t>
       </w:r>
     </w:p>
-    <w:bookmarkStart w:id="42" w:name="project-background"/>
+    <w:bookmarkStart w:id="43" w:name="project-background"/>
     <w:p>
       <w:pPr>
         <w:pStyle w:val="Heading3"/>
@@ -2508,14 +2508,51 @@
       </w:r>
     </w:p>
     <w:p>
+      <w:pPr>
+        <w:pStyle w:val="BodyText"/>
+      </w:pPr>
+      <w:r>
+        <w:rPr>
+          <w:b/>
+          <w:bCs/>
+        </w:rPr>
+        <w:t xml:space="preserve">Cloudflare</w:t>
+      </w:r>
+      <w:r>
+        <w:t xml:space="preserve"> </w:t>
+      </w:r>
+      <w:r>
+        <w:t xml:space="preserve">is a leading web performance and security platform that provides a wide range of services to protect and accelerate websites, APIs, and applications. It acts as a reverse proxy between users and web servers, offering features such as DDoS protection, content delivery network (CDN), SSL/TLS encryption, firewall rules, and performance optimization. By caching content at global edge locations and filtering malicious traffic, Cloudflare helps improve loading speeds, reduce server load, and enhance overall security. It also offers developer tools like Cloudflare Pages and Workers for deploying scalable, serverless applications.</w:t>
+      </w:r>
+    </w:p>
+    <w:p>
+      <w:pPr>
+        <w:pStyle w:val="BodyText"/>
+      </w:pPr>
+      <w:r>
+        <w:t xml:space="preserve">For more detailed imformation. you can refer to: (</w:t>
+      </w:r>
+      <w:hyperlink r:id="rId42">
+        <w:r>
+          <w:rPr>
+            <w:rStyle w:val="Hyperlink"/>
+          </w:rPr>
+          <w:t xml:space="preserve">CloudFlare</w:t>
+        </w:r>
+      </w:hyperlink>
+      <w:r>
+        <w:t xml:space="preserve">).</w:t>
+      </w:r>
+    </w:p>
+    <w:p>
       <w:r>
         <w:pict>
           <v:rect style="width:0;height:1.5pt" o:hralign="center" o:hrstd="t" o:hr="t"/>
         </w:pict>
       </w:r>
     </w:p>
-    <w:bookmarkEnd w:id="42"/>
-    <w:bookmarkStart w:id="43" w:name="related-work"/>
+    <w:bookmarkEnd w:id="43"/>
+    <w:bookmarkStart w:id="66" w:name="related-work"/>
     <w:p>
       <w:pPr>
         <w:pStyle w:val="Heading3"/>
@@ -2523,6 +2560,1306 @@
       <w:r>
         <w:t xml:space="preserve">Related Work</w:t>
       </w:r>
+    </w:p>
+    <w:bookmarkStart w:id="45" w:name="elzero-web-school"/>
+    <w:p>
+      <w:pPr>
+        <w:pStyle w:val="Heading4"/>
+      </w:pPr>
+      <w:r>
+        <w:t xml:space="preserve">Elzero Web School</w:t>
+      </w:r>
+    </w:p>
+    <w:p>
+      <w:pPr>
+        <w:pStyle w:val="FirstParagraph"/>
+      </w:pPr>
+      <w:r>
+        <w:t xml:space="preserve">Description:</w:t>
+      </w:r>
+      <w:r>
+        <w:br/>
+      </w:r>
+      <w:r>
+        <w:t xml:space="preserve">Elzero Web School is an excellent free resource for Arabic-speaking beginners and intermediate learners who want to build strong web development skills through structured, practical learning.</w:t>
+      </w:r>
+    </w:p>
+    <w:p>
+      <w:pPr>
+        <w:pStyle w:val="BodyText"/>
+      </w:pPr>
+      <w:r>
+        <w:t xml:space="preserve">Techniques Used:</w:t>
+      </w:r>
+      <w:r>
+        <w:br/>
+      </w:r>
+      <w:r>
+        <w:t xml:space="preserve">- External resources and useful tool recommendations included</w:t>
+      </w:r>
+      <w:r>
+        <w:br/>
+      </w:r>
+      <w:r>
+        <w:t xml:space="preserve">- A Q&amp;A section to ask questions and receive community support</w:t>
+      </w:r>
+    </w:p>
+    <w:p>
+      <w:pPr>
+        <w:pStyle w:val="BodyText"/>
+      </w:pPr>
+      <w:r>
+        <w:t xml:space="preserve">Advantages:</w:t>
+      </w:r>
+      <w:r>
+        <w:br/>
+      </w:r>
+      <w:r>
+        <w:t xml:space="preserve">- Step-by-step structured study plans for better learning flow</w:t>
+      </w:r>
+      <w:r>
+        <w:br/>
+      </w:r>
+      <w:r>
+        <w:t xml:space="preserve">- Dedicated learning paths for Frontend, Backend, and Full Stack</w:t>
+      </w:r>
+    </w:p>
+    <w:p>
+      <w:pPr>
+        <w:pStyle w:val="BodyText"/>
+      </w:pPr>
+      <w:r>
+        <w:t xml:space="preserve">Disadvantages:</w:t>
+      </w:r>
+      <w:r>
+        <w:br/>
+      </w:r>
+      <w:r>
+        <w:t xml:space="preserve">- No built-in progress tracking to monitor course completion</w:t>
+      </w:r>
+      <w:r>
+        <w:br/>
+      </w:r>
+      <w:r>
+        <w:t xml:space="preserve">- Users cannot rate or review courses or lessons</w:t>
+      </w:r>
+    </w:p>
+    <w:p>
+      <w:pPr>
+        <w:pStyle w:val="BodyText"/>
+      </w:pPr>
+      <w:r>
+        <w:t xml:space="preserve">Reference:</w:t>
+      </w:r>
+      <w:r>
+        <w:t xml:space="preserve"> </w:t>
+      </w:r>
+      <w:hyperlink r:id="rId44">
+        <w:r>
+          <w:rPr>
+            <w:rStyle w:val="Hyperlink"/>
+          </w:rPr>
+          <w:t xml:space="preserve">https://elzero.org</w:t>
+        </w:r>
+      </w:hyperlink>
+    </w:p>
+    <w:bookmarkEnd w:id="45"/>
+    <w:bookmarkStart w:id="47" w:name="codeforces"/>
+    <w:p>
+      <w:pPr>
+        <w:pStyle w:val="Heading4"/>
+      </w:pPr>
+      <w:r>
+        <w:t xml:space="preserve">Codeforces</w:t>
+      </w:r>
+    </w:p>
+    <w:p>
+      <w:pPr>
+        <w:pStyle w:val="FirstParagraph"/>
+      </w:pPr>
+      <w:r>
+        <w:t xml:space="preserve">Description:</w:t>
+      </w:r>
+      <w:r>
+        <w:br/>
+      </w:r>
+      <w:r>
+        <w:t xml:space="preserve">A well-known platform that hosts regular contests like Div 1 and Div 2. It includes a robust rating system and editorial support to develop algorithmic thinking.</w:t>
+      </w:r>
+    </w:p>
+    <w:p>
+      <w:pPr>
+        <w:pStyle w:val="BodyText"/>
+      </w:pPr>
+      <w:r>
+        <w:t xml:space="preserve">Techniques Used:</w:t>
+      </w:r>
+      <w:r>
+        <w:br/>
+      </w:r>
+      <w:r>
+        <w:t xml:space="preserve">- Mathematical algorithms</w:t>
+      </w:r>
+      <w:r>
+        <w:br/>
+      </w:r>
+      <w:r>
+        <w:t xml:space="preserve">- Rating system</w:t>
+      </w:r>
+      <w:r>
+        <w:br/>
+      </w:r>
+      <w:r>
+        <w:t xml:space="preserve">- Editorial learning</w:t>
+      </w:r>
+    </w:p>
+    <w:p>
+      <w:pPr>
+        <w:pStyle w:val="BodyText"/>
+      </w:pPr>
+      <w:r>
+        <w:t xml:space="preserve">Advantages:</w:t>
+      </w:r>
+      <w:r>
+        <w:br/>
+      </w:r>
+      <w:r>
+        <w:t xml:space="preserve">- Regular contests with large community participation</w:t>
+      </w:r>
+      <w:r>
+        <w:br/>
+      </w:r>
+      <w:r>
+        <w:t xml:space="preserve">- Detailed editorial explanations</w:t>
+      </w:r>
+      <w:r>
+        <w:br/>
+      </w:r>
+      <w:r>
+        <w:t xml:space="preserve">- Transparent and active rating system</w:t>
+      </w:r>
+    </w:p>
+    <w:p>
+      <w:pPr>
+        <w:pStyle w:val="BodyText"/>
+      </w:pPr>
+      <w:r>
+        <w:t xml:space="preserve">Disadvantages:</w:t>
+      </w:r>
+      <w:r>
+        <w:br/>
+      </w:r>
+      <w:r>
+        <w:t xml:space="preserve">- Interface can be intimidating for beginners</w:t>
+      </w:r>
+      <w:r>
+        <w:br/>
+      </w:r>
+      <w:r>
+        <w:t xml:space="preserve">- Problems often require deep mathematical insight</w:t>
+      </w:r>
+    </w:p>
+    <w:p>
+      <w:pPr>
+        <w:pStyle w:val="BodyText"/>
+      </w:pPr>
+      <w:r>
+        <w:t xml:space="preserve">Reference:</w:t>
+      </w:r>
+      <w:r>
+        <w:t xml:space="preserve"> </w:t>
+      </w:r>
+      <w:hyperlink r:id="rId46">
+        <w:r>
+          <w:rPr>
+            <w:rStyle w:val="Hyperlink"/>
+          </w:rPr>
+          <w:t xml:space="preserve">https://codeforces.com</w:t>
+        </w:r>
+      </w:hyperlink>
+    </w:p>
+    <w:bookmarkEnd w:id="47"/>
+    <w:bookmarkStart w:id="49" w:name="codechef"/>
+    <w:p>
+      <w:pPr>
+        <w:pStyle w:val="Heading4"/>
+      </w:pPr>
+      <w:r>
+        <w:t xml:space="preserve">CodeChef</w:t>
+      </w:r>
+    </w:p>
+    <w:p>
+      <w:pPr>
+        <w:pStyle w:val="FirstParagraph"/>
+      </w:pPr>
+      <w:r>
+        <w:t xml:space="preserve">Description:</w:t>
+      </w:r>
+      <w:r>
+        <w:br/>
+      </w:r>
+      <w:r>
+        <w:t xml:space="preserve">An Indian educational platform hosting contests like Long Challenge and Lunchtime, with a vast problem archive and community engagement.</w:t>
+      </w:r>
+    </w:p>
+    <w:p>
+      <w:pPr>
+        <w:pStyle w:val="BodyText"/>
+      </w:pPr>
+      <w:r>
+        <w:t xml:space="preserve">Techniques Used:</w:t>
+      </w:r>
+      <w:r>
+        <w:br/>
+      </w:r>
+      <w:r>
+        <w:t xml:space="preserve">- Long format contests (Long Challenge)</w:t>
+      </w:r>
+      <w:r>
+        <w:br/>
+      </w:r>
+      <w:r>
+        <w:t xml:space="preserve">- Short contests (Lunchtime)</w:t>
+      </w:r>
+      <w:r>
+        <w:br/>
+      </w:r>
+      <w:r>
+        <w:t xml:space="preserve">- Tutorial-based learning</w:t>
+      </w:r>
+    </w:p>
+    <w:p>
+      <w:pPr>
+        <w:pStyle w:val="BodyText"/>
+      </w:pPr>
+      <w:r>
+        <w:t xml:space="preserve">Advantages:</w:t>
+      </w:r>
+      <w:r>
+        <w:br/>
+      </w:r>
+      <w:r>
+        <w:t xml:space="preserve">- Great for long-term learning with multiple contest formats</w:t>
+      </w:r>
+      <w:r>
+        <w:br/>
+      </w:r>
+      <w:r>
+        <w:t xml:space="preserve">- Offers tutorials and mentorship programs</w:t>
+      </w:r>
+    </w:p>
+    <w:p>
+      <w:pPr>
+        <w:pStyle w:val="BodyText"/>
+      </w:pPr>
+      <w:r>
+        <w:t xml:space="preserve">Disadvantages:</w:t>
+      </w:r>
+      <w:r>
+        <w:br/>
+      </w:r>
+      <w:r>
+        <w:t xml:space="preserve">- Sometimes suffers from server lags during contests</w:t>
+      </w:r>
+      <w:r>
+        <w:br/>
+      </w:r>
+      <w:r>
+        <w:t xml:space="preserve">- Problems can be less curated compared to Codeforces or LeetCode</w:t>
+      </w:r>
+    </w:p>
+    <w:p>
+      <w:pPr>
+        <w:pStyle w:val="BodyText"/>
+      </w:pPr>
+      <w:r>
+        <w:t xml:space="preserve">Reference:</w:t>
+      </w:r>
+      <w:r>
+        <w:t xml:space="preserve"> </w:t>
+      </w:r>
+      <w:hyperlink r:id="rId48">
+        <w:r>
+          <w:rPr>
+            <w:rStyle w:val="Hyperlink"/>
+          </w:rPr>
+          <w:t xml:space="preserve">https://www.codechef.com</w:t>
+        </w:r>
+      </w:hyperlink>
+    </w:p>
+    <w:bookmarkEnd w:id="49"/>
+    <w:bookmarkStart w:id="51" w:name="hackerrank"/>
+    <w:p>
+      <w:pPr>
+        <w:pStyle w:val="Heading4"/>
+      </w:pPr>
+      <w:r>
+        <w:t xml:space="preserve">HackerRank</w:t>
+      </w:r>
+    </w:p>
+    <w:p>
+      <w:pPr>
+        <w:pStyle w:val="FirstParagraph"/>
+      </w:pPr>
+      <w:r>
+        <w:t xml:space="preserve">Description:</w:t>
+      </w:r>
+      <w:r>
+        <w:br/>
+      </w:r>
+      <w:r>
+        <w:t xml:space="preserve">Focuses on algorithms, SQL, and data structures with a live coding environment, widely used for tech interviews.</w:t>
+      </w:r>
+    </w:p>
+    <w:p>
+      <w:pPr>
+        <w:pStyle w:val="BodyText"/>
+      </w:pPr>
+      <w:r>
+        <w:t xml:space="preserve">Techniques Used:</w:t>
+      </w:r>
+      <w:r>
+        <w:br/>
+      </w:r>
+      <w:r>
+        <w:t xml:space="preserve">- Structured learning paths</w:t>
+      </w:r>
+      <w:r>
+        <w:br/>
+      </w:r>
+      <w:r>
+        <w:t xml:space="preserve">- Auto-grading system</w:t>
+      </w:r>
+      <w:r>
+        <w:br/>
+      </w:r>
+      <w:r>
+        <w:t xml:space="preserve">- Skill-specific tracks (SQL, AI, etc.)</w:t>
+      </w:r>
+      <w:r>
+        <w:br/>
+      </w:r>
+      <w:r>
+        <w:t xml:space="preserve">- Live coding interface</w:t>
+      </w:r>
+    </w:p>
+    <w:p>
+      <w:pPr>
+        <w:pStyle w:val="BodyText"/>
+      </w:pPr>
+      <w:r>
+        <w:t xml:space="preserve">Advantages:</w:t>
+      </w:r>
+      <w:r>
+        <w:br/>
+      </w:r>
+      <w:r>
+        <w:t xml:space="preserve">- Beginner-friendly interface and structured learning paths</w:t>
+      </w:r>
+      <w:r>
+        <w:br/>
+      </w:r>
+      <w:r>
+        <w:t xml:space="preserve">- Great for practicing specific skills (e.g. SQL, AI)</w:t>
+      </w:r>
+      <w:r>
+        <w:br/>
+      </w:r>
+      <w:r>
+        <w:t xml:space="preserve">- Instant feedback and auto-grading</w:t>
+      </w:r>
+    </w:p>
+    <w:p>
+      <w:pPr>
+        <w:pStyle w:val="BodyText"/>
+      </w:pPr>
+      <w:r>
+        <w:t xml:space="preserve">Disadvantages:</w:t>
+      </w:r>
+      <w:r>
+        <w:br/>
+      </w:r>
+      <w:r>
+        <w:t xml:space="preserve">- Contest competitiveness is relatively low</w:t>
+      </w:r>
+      <w:r>
+        <w:br/>
+      </w:r>
+      <w:r>
+        <w:t xml:space="preserve">- Less challenging for advanced users</w:t>
+      </w:r>
+    </w:p>
+    <w:p>
+      <w:pPr>
+        <w:pStyle w:val="BodyText"/>
+      </w:pPr>
+      <w:r>
+        <w:t xml:space="preserve">Reference:</w:t>
+      </w:r>
+      <w:r>
+        <w:t xml:space="preserve"> </w:t>
+      </w:r>
+      <w:hyperlink r:id="rId50">
+        <w:r>
+          <w:rPr>
+            <w:rStyle w:val="Hyperlink"/>
+          </w:rPr>
+          <w:t xml:space="preserve">https://www.hackerrank.com</w:t>
+        </w:r>
+      </w:hyperlink>
+    </w:p>
+    <w:bookmarkEnd w:id="51"/>
+    <w:bookmarkStart w:id="53" w:name="leetcode"/>
+    <w:p>
+      <w:pPr>
+        <w:pStyle w:val="Heading4"/>
+      </w:pPr>
+      <w:r>
+        <w:t xml:space="preserve">LeetCode</w:t>
+      </w:r>
+    </w:p>
+    <w:p>
+      <w:pPr>
+        <w:pStyle w:val="FirstParagraph"/>
+      </w:pPr>
+      <w:r>
+        <w:t xml:space="preserve">Description:</w:t>
+      </w:r>
+      <w:r>
+        <w:br/>
+      </w:r>
+      <w:r>
+        <w:t xml:space="preserve">A premier platform for coding interview prep with 2,500+ problems and company-specific questions.</w:t>
+      </w:r>
+    </w:p>
+    <w:p>
+      <w:pPr>
+        <w:pStyle w:val="BodyText"/>
+      </w:pPr>
+      <w:r>
+        <w:t xml:space="preserve">Techniques Used:</w:t>
+      </w:r>
+      <w:r>
+        <w:br/>
+      </w:r>
+      <w:r>
+        <w:t xml:space="preserve">- Interview prep questions</w:t>
+      </w:r>
+      <w:r>
+        <w:br/>
+      </w:r>
+      <w:r>
+        <w:t xml:space="preserve">- Company-tagged problems</w:t>
+      </w:r>
+      <w:r>
+        <w:br/>
+      </w:r>
+      <w:r>
+        <w:t xml:space="preserve">- Weekly contests</w:t>
+      </w:r>
+      <w:r>
+        <w:br/>
+      </w:r>
+      <w:r>
+        <w:t xml:space="preserve">- Solution discussions</w:t>
+      </w:r>
+    </w:p>
+    <w:p>
+      <w:pPr>
+        <w:pStyle w:val="BodyText"/>
+      </w:pPr>
+      <w:r>
+        <w:t xml:space="preserve">Advantages:</w:t>
+      </w:r>
+      <w:r>
+        <w:br/>
+      </w:r>
+      <w:r>
+        <w:t xml:space="preserve">- Focused on technical interview preparation</w:t>
+      </w:r>
+      <w:r>
+        <w:br/>
+      </w:r>
+      <w:r>
+        <w:t xml:space="preserve">- Community solutions and tutorials</w:t>
+      </w:r>
+      <w:r>
+        <w:br/>
+      </w:r>
+      <w:r>
+        <w:t xml:space="preserve">- Weekly contests to benchmark skills</w:t>
+      </w:r>
+    </w:p>
+    <w:p>
+      <w:pPr>
+        <w:pStyle w:val="BodyText"/>
+      </w:pPr>
+      <w:r>
+        <w:t xml:space="preserve">Disadvantages:</w:t>
+      </w:r>
+      <w:r>
+        <w:br/>
+      </w:r>
+      <w:r>
+        <w:t xml:space="preserve">- Some premium features are behind a paywall</w:t>
+      </w:r>
+      <w:r>
+        <w:br/>
+      </w:r>
+      <w:r>
+        <w:t xml:space="preserve">- Less emphasis on advanced algorithms</w:t>
+      </w:r>
+    </w:p>
+    <w:p>
+      <w:pPr>
+        <w:pStyle w:val="BodyText"/>
+      </w:pPr>
+      <w:r>
+        <w:t xml:space="preserve">Reference:</w:t>
+      </w:r>
+      <w:r>
+        <w:t xml:space="preserve"> </w:t>
+      </w:r>
+      <w:hyperlink r:id="rId52">
+        <w:r>
+          <w:rPr>
+            <w:rStyle w:val="Hyperlink"/>
+          </w:rPr>
+          <w:t xml:space="preserve">https://leetcode.com</w:t>
+        </w:r>
+      </w:hyperlink>
+    </w:p>
+    <w:bookmarkEnd w:id="53"/>
+    <w:bookmarkStart w:id="55" w:name="topcoder"/>
+    <w:p>
+      <w:pPr>
+        <w:pStyle w:val="Heading4"/>
+      </w:pPr>
+      <w:r>
+        <w:t xml:space="preserve">TopCoder</w:t>
+      </w:r>
+    </w:p>
+    <w:p>
+      <w:pPr>
+        <w:pStyle w:val="FirstParagraph"/>
+      </w:pPr>
+      <w:r>
+        <w:t xml:space="preserve">Description:</w:t>
+      </w:r>
+      <w:r>
+        <w:br/>
+      </w:r>
+      <w:r>
+        <w:t xml:space="preserve">One of the oldest platforms, known for SRM (Single Round Matches) and Marathon Matches focusing on complex, long-term problems.</w:t>
+      </w:r>
+    </w:p>
+    <w:p>
+      <w:pPr>
+        <w:pStyle w:val="BodyText"/>
+      </w:pPr>
+      <w:r>
+        <w:t xml:space="preserve">Techniques Used:</w:t>
+      </w:r>
+      <w:r>
+        <w:br/>
+      </w:r>
+      <w:r>
+        <w:t xml:space="preserve">- SRM (Single Round Match)</w:t>
+      </w:r>
+      <w:r>
+        <w:br/>
+      </w:r>
+      <w:r>
+        <w:t xml:space="preserve">- Marathon Match</w:t>
+      </w:r>
+      <w:r>
+        <w:br/>
+      </w:r>
+      <w:r>
+        <w:t xml:space="preserve">- High-difficulty algorithm challenges</w:t>
+      </w:r>
+      <w:r>
+        <w:br/>
+      </w:r>
+      <w:r>
+        <w:t xml:space="preserve">- Real-world modeling problems</w:t>
+      </w:r>
+    </w:p>
+    <w:p>
+      <w:pPr>
+        <w:pStyle w:val="BodyText"/>
+      </w:pPr>
+      <w:r>
+        <w:t xml:space="preserve">Advantages:</w:t>
+      </w:r>
+      <w:r>
+        <w:br/>
+      </w:r>
+      <w:r>
+        <w:t xml:space="preserve">- Highly competitive and professional-grade problems</w:t>
+      </w:r>
+      <w:r>
+        <w:br/>
+      </w:r>
+      <w:r>
+        <w:t xml:space="preserve">- Real-world challenges and big prizes</w:t>
+      </w:r>
+      <w:r>
+        <w:br/>
+      </w:r>
+      <w:r>
+        <w:t xml:space="preserve">- Community of expert coders</w:t>
+      </w:r>
+    </w:p>
+    <w:p>
+      <w:pPr>
+        <w:pStyle w:val="BodyText"/>
+      </w:pPr>
+      <w:r>
+        <w:t xml:space="preserve">Disadvantages:</w:t>
+      </w:r>
+      <w:r>
+        <w:br/>
+      </w:r>
+      <w:r>
+        <w:t xml:space="preserve">- Interface feels outdated</w:t>
+      </w:r>
+      <w:r>
+        <w:br/>
+      </w:r>
+      <w:r>
+        <w:t xml:space="preserve">- Steeper learning curve for newcomers</w:t>
+      </w:r>
+    </w:p>
+    <w:p>
+      <w:pPr>
+        <w:pStyle w:val="BodyText"/>
+      </w:pPr>
+      <w:r>
+        <w:t xml:space="preserve">Reference:</w:t>
+      </w:r>
+      <w:r>
+        <w:t xml:space="preserve"> </w:t>
+      </w:r>
+      <w:hyperlink r:id="rId54">
+        <w:r>
+          <w:rPr>
+            <w:rStyle w:val="Hyperlink"/>
+          </w:rPr>
+          <w:t xml:space="preserve">https://www.topcoder.com</w:t>
+        </w:r>
+      </w:hyperlink>
+    </w:p>
+    <w:bookmarkEnd w:id="55"/>
+    <w:bookmarkStart w:id="57" w:name="atcoder"/>
+    <w:p>
+      <w:pPr>
+        <w:pStyle w:val="Heading4"/>
+      </w:pPr>
+      <w:r>
+        <w:t xml:space="preserve">AtCoder</w:t>
+      </w:r>
+    </w:p>
+    <w:p>
+      <w:pPr>
+        <w:pStyle w:val="FirstParagraph"/>
+      </w:pPr>
+      <w:r>
+        <w:t xml:space="preserve">Description:</w:t>
+      </w:r>
+      <w:r>
+        <w:br/>
+      </w:r>
+      <w:r>
+        <w:t xml:space="preserve">A Japanese platform offering well-structured contests (ABC, ARC, AGC) with a focus on clean problem statements and difficulty progression.</w:t>
+      </w:r>
+    </w:p>
+    <w:p>
+      <w:pPr>
+        <w:pStyle w:val="BodyText"/>
+      </w:pPr>
+      <w:r>
+        <w:t xml:space="preserve">Techniques Used:</w:t>
+      </w:r>
+      <w:r>
+        <w:br/>
+      </w:r>
+      <w:r>
+        <w:t xml:space="preserve">- ABC, ARC, AGC contests</w:t>
+      </w:r>
+      <w:r>
+        <w:br/>
+      </w:r>
+      <w:r>
+        <w:t xml:space="preserve">- Clean and structured problems</w:t>
+      </w:r>
+      <w:r>
+        <w:br/>
+      </w:r>
+      <w:r>
+        <w:t xml:space="preserve">- Difficulty progression</w:t>
+      </w:r>
+      <w:r>
+        <w:br/>
+      </w:r>
+      <w:r>
+        <w:t xml:space="preserve">- On-time weekly contests</w:t>
+      </w:r>
+    </w:p>
+    <w:p>
+      <w:pPr>
+        <w:pStyle w:val="BodyText"/>
+      </w:pPr>
+      <w:r>
+        <w:t xml:space="preserve">Advantages:</w:t>
+      </w:r>
+      <w:r>
+        <w:br/>
+      </w:r>
+      <w:r>
+        <w:t xml:space="preserve">- High-quality problems and fair difficulty curve</w:t>
+      </w:r>
+      <w:r>
+        <w:br/>
+      </w:r>
+      <w:r>
+        <w:t xml:space="preserve">- Regular, punctual contests</w:t>
+      </w:r>
+      <w:r>
+        <w:br/>
+      </w:r>
+      <w:r>
+        <w:t xml:space="preserve">- Structured for serious learners</w:t>
+      </w:r>
+    </w:p>
+    <w:p>
+      <w:pPr>
+        <w:pStyle w:val="BodyText"/>
+      </w:pPr>
+      <w:r>
+        <w:t xml:space="preserve">Disadvantages:</w:t>
+      </w:r>
+      <w:r>
+        <w:br/>
+      </w:r>
+      <w:r>
+        <w:t xml:space="preserve">- Japanese-first interface; some translations may be rough</w:t>
+      </w:r>
+      <w:r>
+        <w:br/>
+      </w:r>
+      <w:r>
+        <w:t xml:space="preserve">- Smaller international community than others</w:t>
+      </w:r>
+    </w:p>
+    <w:p>
+      <w:pPr>
+        <w:pStyle w:val="BodyText"/>
+      </w:pPr>
+      <w:r>
+        <w:t xml:space="preserve">Reference:</w:t>
+      </w:r>
+      <w:r>
+        <w:t xml:space="preserve"> </w:t>
+      </w:r>
+      <w:hyperlink r:id="rId56">
+        <w:r>
+          <w:rPr>
+            <w:rStyle w:val="Hyperlink"/>
+          </w:rPr>
+          <w:t xml:space="preserve">https://atcoder.jp</w:t>
+        </w:r>
+      </w:hyperlink>
+    </w:p>
+    <w:bookmarkEnd w:id="57"/>
+    <w:bookmarkStart w:id="59" w:name="codingame"/>
+    <w:p>
+      <w:pPr>
+        <w:pStyle w:val="Heading4"/>
+      </w:pPr>
+      <w:r>
+        <w:t xml:space="preserve">CodinGame</w:t>
+      </w:r>
+    </w:p>
+    <w:p>
+      <w:pPr>
+        <w:pStyle w:val="FirstParagraph"/>
+      </w:pPr>
+      <w:r>
+        <w:t xml:space="preserve">Description:</w:t>
+      </w:r>
+      <w:r>
+        <w:br/>
+      </w:r>
+      <w:r>
+        <w:t xml:space="preserve">Gamifies coding challenges with multiplayer and story-based games like Clash of Code and Code vs Zombies.</w:t>
+      </w:r>
+    </w:p>
+    <w:p>
+      <w:pPr>
+        <w:pStyle w:val="BodyText"/>
+      </w:pPr>
+      <w:r>
+        <w:t xml:space="preserve">Techniques Used:</w:t>
+      </w:r>
+      <w:r>
+        <w:br/>
+      </w:r>
+      <w:r>
+        <w:t xml:space="preserve">- Game-based problem solving</w:t>
+      </w:r>
+      <w:r>
+        <w:br/>
+      </w:r>
+      <w:r>
+        <w:t xml:space="preserve">- Real-time multiplayer coding</w:t>
+      </w:r>
+      <w:r>
+        <w:br/>
+      </w:r>
+      <w:r>
+        <w:t xml:space="preserve">- Visual programming challenges</w:t>
+      </w:r>
+      <w:r>
+        <w:br/>
+      </w:r>
+      <w:r>
+        <w:t xml:space="preserve">- Language flexibility (25+)</w:t>
+      </w:r>
+    </w:p>
+    <w:p>
+      <w:pPr>
+        <w:pStyle w:val="BodyText"/>
+      </w:pPr>
+      <w:r>
+        <w:t xml:space="preserve">Advantages:</w:t>
+      </w:r>
+      <w:r>
+        <w:br/>
+      </w:r>
+      <w:r>
+        <w:t xml:space="preserve">- Fun and visual way to learn coding</w:t>
+      </w:r>
+      <w:r>
+        <w:br/>
+      </w:r>
+      <w:r>
+        <w:t xml:space="preserve">- Supports 25+ programming languages</w:t>
+      </w:r>
+      <w:r>
+        <w:br/>
+      </w:r>
+      <w:r>
+        <w:t xml:space="preserve">- Great for casual or team play</w:t>
+      </w:r>
+    </w:p>
+    <w:p>
+      <w:pPr>
+        <w:pStyle w:val="BodyText"/>
+      </w:pPr>
+      <w:r>
+        <w:t xml:space="preserve">Disadvantages:</w:t>
+      </w:r>
+      <w:r>
+        <w:br/>
+      </w:r>
+      <w:r>
+        <w:t xml:space="preserve">- Not focused on algorithm depth</w:t>
+      </w:r>
+      <w:r>
+        <w:br/>
+      </w:r>
+      <w:r>
+        <w:t xml:space="preserve">- Less suitable for serious competitive programming</w:t>
+      </w:r>
+    </w:p>
+    <w:p>
+      <w:pPr>
+        <w:pStyle w:val="BodyText"/>
+      </w:pPr>
+      <w:r>
+        <w:t xml:space="preserve">Reference:</w:t>
+      </w:r>
+      <w:r>
+        <w:t xml:space="preserve"> </w:t>
+      </w:r>
+      <w:hyperlink r:id="rId58">
+        <w:r>
+          <w:rPr>
+            <w:rStyle w:val="Hyperlink"/>
+          </w:rPr>
+          <w:t xml:space="preserve">https://www.codingame.com</w:t>
+        </w:r>
+      </w:hyperlink>
+    </w:p>
+    <w:bookmarkEnd w:id="59"/>
+    <w:bookmarkStart w:id="61" w:name="codecombat"/>
+    <w:p>
+      <w:pPr>
+        <w:pStyle w:val="Heading4"/>
+      </w:pPr>
+      <w:r>
+        <w:t xml:space="preserve">CodeCombat</w:t>
+      </w:r>
+    </w:p>
+    <w:p>
+      <w:pPr>
+        <w:pStyle w:val="FirstParagraph"/>
+      </w:pPr>
+      <w:r>
+        <w:t xml:space="preserve">Description:</w:t>
+      </w:r>
+      <w:r>
+        <w:br/>
+      </w:r>
+      <w:r>
+        <w:t xml:space="preserve">An RPG-style platform that teaches Python, JavaScript, and HTML through story-driven games and challenges.</w:t>
+      </w:r>
+    </w:p>
+    <w:p>
+      <w:pPr>
+        <w:pStyle w:val="BodyText"/>
+      </w:pPr>
+      <w:r>
+        <w:t xml:space="preserve">Techniques Used:</w:t>
+      </w:r>
+      <w:r>
+        <w:br/>
+      </w:r>
+      <w:r>
+        <w:t xml:space="preserve">- RPG-style game interface</w:t>
+      </w:r>
+      <w:r>
+        <w:br/>
+      </w:r>
+      <w:r>
+        <w:t xml:space="preserve">- Code-to-play mechanics</w:t>
+      </w:r>
+      <w:r>
+        <w:br/>
+      </w:r>
+      <w:r>
+        <w:t xml:space="preserve">- Curriculum-based learning</w:t>
+      </w:r>
+      <w:r>
+        <w:br/>
+      </w:r>
+      <w:r>
+        <w:t xml:space="preserve">- Beginner visual feedback</w:t>
+      </w:r>
+    </w:p>
+    <w:p>
+      <w:pPr>
+        <w:pStyle w:val="BodyText"/>
+      </w:pPr>
+      <w:r>
+        <w:t xml:space="preserve">Advantages:</w:t>
+      </w:r>
+      <w:r>
+        <w:br/>
+      </w:r>
+      <w:r>
+        <w:t xml:space="preserve">- Ideal for children and beginners</w:t>
+      </w:r>
+      <w:r>
+        <w:br/>
+      </w:r>
+      <w:r>
+        <w:t xml:space="preserve">- Game-based engagement with rewards</w:t>
+      </w:r>
+      <w:r>
+        <w:br/>
+      </w:r>
+      <w:r>
+        <w:t xml:space="preserve">- Offers structured curriculum</w:t>
+      </w:r>
+    </w:p>
+    <w:p>
+      <w:pPr>
+        <w:pStyle w:val="BodyText"/>
+      </w:pPr>
+      <w:r>
+        <w:t xml:space="preserve">Disadvantages:</w:t>
+      </w:r>
+      <w:r>
+        <w:br/>
+      </w:r>
+      <w:r>
+        <w:t xml:space="preserve">- Too basic for experienced developers</w:t>
+      </w:r>
+      <w:r>
+        <w:br/>
+      </w:r>
+      <w:r>
+        <w:t xml:space="preserve">- Some content requires a subscription</w:t>
+      </w:r>
+    </w:p>
+    <w:p>
+      <w:pPr>
+        <w:pStyle w:val="BodyText"/>
+      </w:pPr>
+      <w:r>
+        <w:t xml:space="preserve">Reference:</w:t>
+      </w:r>
+      <w:r>
+        <w:t xml:space="preserve"> </w:t>
+      </w:r>
+      <w:hyperlink r:id="rId60">
+        <w:r>
+          <w:rPr>
+            <w:rStyle w:val="Hyperlink"/>
+          </w:rPr>
+          <w:t xml:space="preserve">https://codecombat.com</w:t>
+        </w:r>
+      </w:hyperlink>
+    </w:p>
+    <w:bookmarkEnd w:id="61"/>
+    <w:bookmarkStart w:id="63" w:name="codewars"/>
+    <w:p>
+      <w:pPr>
+        <w:pStyle w:val="Heading4"/>
+      </w:pPr>
+      <w:r>
+        <w:t xml:space="preserve">Codewars</w:t>
+      </w:r>
+    </w:p>
+    <w:p>
+      <w:pPr>
+        <w:pStyle w:val="FirstParagraph"/>
+      </w:pPr>
+      <w:r>
+        <w:t xml:space="preserve">Description:</w:t>
+      </w:r>
+      <w:r>
+        <w:br/>
+      </w:r>
+      <w:r>
+        <w:t xml:space="preserve">Uses</w:t>
+      </w:r>
+      <w:r>
+        <w:t xml:space="preserve"> </w:t>
+      </w:r>
+      <w:r>
+        <w:t xml:space="preserve">“Kata”</w:t>
+      </w:r>
+      <w:r>
+        <w:t xml:space="preserve"> </w:t>
+      </w:r>
+      <w:r>
+        <w:t xml:space="preserve">- short coding exercises - to improve coding progressively with ranking and community feedback.</w:t>
+      </w:r>
+    </w:p>
+    <w:p>
+      <w:pPr>
+        <w:pStyle w:val="BodyText"/>
+      </w:pPr>
+      <w:r>
+        <w:t xml:space="preserve">Techniques Used:</w:t>
+      </w:r>
+      <w:r>
+        <w:br/>
+      </w:r>
+      <w:r>
+        <w:t xml:space="preserve">- Community challenge creation</w:t>
+      </w:r>
+      <w:r>
+        <w:br/>
+      </w:r>
+      <w:r>
+        <w:t xml:space="preserve">- Rank-based progression</w:t>
+      </w:r>
+      <w:r>
+        <w:br/>
+      </w:r>
+      <w:r>
+        <w:t xml:space="preserve">- Peer-reviewed solutions</w:t>
+      </w:r>
+    </w:p>
+    <w:p>
+      <w:pPr>
+        <w:pStyle w:val="BodyText"/>
+      </w:pPr>
+      <w:r>
+        <w:t xml:space="preserve">Advantages:</w:t>
+      </w:r>
+      <w:r>
+        <w:br/>
+      </w:r>
+      <w:r>
+        <w:t xml:space="preserve">- Unique ranking and progression system</w:t>
+      </w:r>
+      <w:r>
+        <w:br/>
+      </w:r>
+      <w:r>
+        <w:t xml:space="preserve">- Community-driven challenges and solutions</w:t>
+      </w:r>
+      <w:r>
+        <w:br/>
+      </w:r>
+      <w:r>
+        <w:t xml:space="preserve">- Good for practicing idiomatic code</w:t>
+      </w:r>
+    </w:p>
+    <w:p>
+      <w:pPr>
+        <w:pStyle w:val="BodyText"/>
+      </w:pPr>
+      <w:r>
+        <w:t xml:space="preserve">Disadvantages:</w:t>
+      </w:r>
+      <w:r>
+        <w:br/>
+      </w:r>
+      <w:r>
+        <w:t xml:space="preserve">- Lacks formal contest system</w:t>
+      </w:r>
+      <w:r>
+        <w:br/>
+      </w:r>
+      <w:r>
+        <w:t xml:space="preserve">- Quality of community challenges can vary</w:t>
+      </w:r>
+    </w:p>
+    <w:p>
+      <w:pPr>
+        <w:pStyle w:val="BodyText"/>
+      </w:pPr>
+      <w:r>
+        <w:t xml:space="preserve">Reference:</w:t>
+      </w:r>
+      <w:r>
+        <w:t xml:space="preserve"> </w:t>
+      </w:r>
+      <w:hyperlink r:id="rId62">
+        <w:r>
+          <w:rPr>
+            <w:rStyle w:val="Hyperlink"/>
+          </w:rPr>
+          <w:t xml:space="preserve">https://www.codewars.com</w:t>
+        </w:r>
+      </w:hyperlink>
+    </w:p>
+    <w:bookmarkEnd w:id="63"/>
+    <w:bookmarkStart w:id="65" w:name="checkio"/>
+    <w:p>
+      <w:pPr>
+        <w:pStyle w:val="Heading4"/>
+      </w:pPr>
+      <w:r>
+        <w:t xml:space="preserve">CheckiO</w:t>
+      </w:r>
+    </w:p>
+    <w:p>
+      <w:pPr>
+        <w:pStyle w:val="FirstParagraph"/>
+      </w:pPr>
+      <w:r>
+        <w:t xml:space="preserve">Description:</w:t>
+      </w:r>
+      <w:r>
+        <w:br/>
+      </w:r>
+      <w:r>
+        <w:t xml:space="preserve">Offers gamified learning of Python and JavaScript through short, interactive problem-solving challenges.</w:t>
+      </w:r>
+    </w:p>
+    <w:p>
+      <w:pPr>
+        <w:pStyle w:val="BodyText"/>
+      </w:pPr>
+      <w:r>
+        <w:t xml:space="preserve">Techniques Used:</w:t>
+      </w:r>
+      <w:r>
+        <w:br/>
+      </w:r>
+      <w:r>
+        <w:t xml:space="preserve">- Gamified challenges</w:t>
+      </w:r>
+      <w:r>
+        <w:br/>
+      </w:r>
+      <w:r>
+        <w:t xml:space="preserve">- Code review mechanism</w:t>
+      </w:r>
+      <w:r>
+        <w:br/>
+      </w:r>
+      <w:r>
+        <w:t xml:space="preserve">- Puzzle solving</w:t>
+      </w:r>
+      <w:r>
+        <w:br/>
+      </w:r>
+      <w:r>
+        <w:t xml:space="preserve">- Interactive feedback</w:t>
+      </w:r>
+    </w:p>
+    <w:p>
+      <w:pPr>
+        <w:pStyle w:val="BodyText"/>
+      </w:pPr>
+      <w:r>
+        <w:t xml:space="preserve">Advantages:</w:t>
+      </w:r>
+      <w:r>
+        <w:br/>
+      </w:r>
+      <w:r>
+        <w:t xml:space="preserve">- Fun and visual interface</w:t>
+      </w:r>
+      <w:r>
+        <w:br/>
+      </w:r>
+      <w:r>
+        <w:t xml:space="preserve">- Encourages reviewing others’ code</w:t>
+      </w:r>
+      <w:r>
+        <w:br/>
+      </w:r>
+      <w:r>
+        <w:t xml:space="preserve">- Python-focused challenges are especially polished</w:t>
+      </w:r>
+    </w:p>
+    <w:p>
+      <w:pPr>
+        <w:pStyle w:val="BodyText"/>
+      </w:pPr>
+      <w:r>
+        <w:t xml:space="preserve">Disadvantages:</w:t>
+      </w:r>
+      <w:r>
+        <w:br/>
+      </w:r>
+      <w:r>
+        <w:t xml:space="preserve">- Less suitable for advanced algorithm training</w:t>
+      </w:r>
+      <w:r>
+        <w:br/>
+      </w:r>
+      <w:r>
+        <w:t xml:space="preserve">- Limited language support</w:t>
+      </w:r>
+    </w:p>
+    <w:p>
+      <w:pPr>
+        <w:pStyle w:val="BodyText"/>
+      </w:pPr>
+      <w:r>
+        <w:t xml:space="preserve">Reference:</w:t>
+      </w:r>
+      <w:r>
+        <w:t xml:space="preserve"> </w:t>
+      </w:r>
+      <w:hyperlink r:id="rId64">
+        <w:r>
+          <w:rPr>
+            <w:rStyle w:val="Hyperlink"/>
+          </w:rPr>
+          <w:t xml:space="preserve">https://checkio.org</w:t>
+        </w:r>
+      </w:hyperlink>
     </w:p>
     <w:p>
       <w:r>
@@ -2531,14 +3868,29 @@
         </w:pict>
       </w:r>
     </w:p>
-    <w:bookmarkEnd w:id="43"/>
-    <w:bookmarkStart w:id="44" w:name="summary"/>
+    <w:bookmarkEnd w:id="65"/>
+    <w:bookmarkEnd w:id="66"/>
+    <w:bookmarkStart w:id="67" w:name="summary"/>
     <w:p>
       <w:pPr>
         <w:pStyle w:val="Heading3"/>
       </w:pPr>
       <w:r>
         <w:t xml:space="preserve">Summary</w:t>
+      </w:r>
+    </w:p>
+    <w:p>
+      <w:pPr>
+        <w:pStyle w:val="FirstParagraph"/>
+      </w:pPr>
+      <w:r>
+        <w:t xml:space="preserve">In this chapter, the tools that will be used in implementation like (Node.js, Nuxt.js, Figma, Gemini API, OpenRouter, Monaco Editor, and CloudFlare). were described.</w:t>
+      </w:r>
+      <w:r>
+        <w:t xml:space="preserve"> </w:t>
+      </w:r>
+      <w:r>
+        <w:t xml:space="preserve">Then the related work was described, (Which is listed in the previous table), and the advantages, disadvantages, and benefits of each one, then compared with the project.</w:t>
       </w:r>
     </w:p>
     <w:p>
@@ -2548,8 +3900,8 @@
         </w:pict>
       </w:r>
     </w:p>
-    <w:bookmarkEnd w:id="44"/>
-    <w:bookmarkEnd w:id="45"/>
+    <w:bookmarkEnd w:id="67"/>
+    <w:bookmarkEnd w:id="68"/>
     <w:sectPr>
       <w:footnotePr>
         <w:numRestart w:val="eachSect"/>
